--- a/rmz/pz1/КНТ-23-1_Кравченко_ПЗ1.docx
+++ b/rmz/pz1/КНТ-23-1_Кравченко_ПЗ1.docx
@@ -186,7 +186,7 @@
         <w:jc w:val="both"/>
       </w:pPr>
       <w:r>
-        <w:t>Розробити інтерфейс програми для перегляду зображень за допомогою елемента компонування TableView та інших компонентів (приклад – Xaminals з репозиторію dotnet/maui-samples).</w:t>
+        <w:t>Розробити інтерфейс програми для перегляду зображень за допомогою елемента компонування TableView та інших компонентів (приклад - Xaminals з репозиторію dotnet/maui-samples).</w:t>
       </w:r>
     </w:p>
     <w:p>
@@ -223,7 +223,7 @@
         <w:jc w:val="both"/>
       </w:pPr>
       <w:r>
-        <w:t>– галерея: список фотографій у TableView, розбитий на секції «З геолокацією» і «Без геолокації», у кожному рядку – мініатюра, ім'я файлу, дата, камера та координати;</w:t>
+        <w:t>- Фотографії показуються списком у TableView з двома секціями, «З геолокацією» і «Без геолокації». У кожному рядку є мініатюра, ім’я файлу, дата, камера та координати.</w:t>
       </w:r>
     </w:p>
     <w:p>
@@ -233,7 +233,7 @@
         <w:jc w:val="both"/>
       </w:pPr>
       <w:r>
-        <w:t>– додавання фотографій через системний діалог вибору файлів (FilePicker, кілька файлів одразу), видалення рядка через контекстне меню, очищення списку;</w:t>
+        <w:t>- Фотографії додаються через системний діалог вибору файлів (FilePicker), можна обрати кілька файлів одразу. Рядок видаляється через контекстне меню, а весь список очищується кнопкою «Очистити».</w:t>
       </w:r>
     </w:p>
     <w:p>
@@ -243,7 +243,7 @@
         <w:jc w:val="both"/>
       </w:pPr>
       <w:r>
-        <w:t>– збереження списку між запусками (Preferences);</w:t>
+        <w:t>- Список зберігається між запусками за допомогою Preferences.</w:t>
       </w:r>
     </w:p>
     <w:p>
@@ -253,7 +253,7 @@
         <w:jc w:val="both"/>
       </w:pPr>
       <w:r>
-        <w:t>– сторінка перегляду: зображення, таблиця метаданих (TableView з Intent="Data"), карта з міткою в місці зйомки, кнопки «Відкрити в Картах» (системний застосунок карт) і «Копіювати координати»;</w:t>
+        <w:t>- На сторінці перегляду показується зображення, таблиця метаданих (TableView з Intent="Data") і карта з міткою в місці зйомки. Під картою є кнопки «Відкрити в Картах» (системний застосунок карт) і «Копіювати координати».</w:t>
       </w:r>
     </w:p>
     <w:p>
@@ -263,7 +263,7 @@
         <w:jc w:val="both"/>
       </w:pPr>
       <w:r>
-        <w:t>– для фото без GPS – пояснення замість карти.</w:t>
+        <w:t>- Якщо у фото немає GPS, замість карти показується пояснення.</w:t>
       </w:r>
     </w:p>
     <w:p>
@@ -291,7 +291,7 @@
         <w:jc w:val="left"/>
       </w:pPr>
       <w:r>
-        <w:t>Таблиця 3.1 – Структура проєкту</w:t>
+        <w:t>Таблиця 3.1 - Структура проєкту</w:t>
       </w:r>
     </w:p>
     <w:tbl>
@@ -765,7 +765,7 @@
               <w:rPr>
                 <w:sz w:val="24"/>
               </w:rPr>
-              <w:t>—</w:t>
+              <w:t>-</w:t>
             </w:r>
           </w:p>
         </w:tc>
@@ -796,7 +796,7 @@
         <w:jc w:val="both"/>
       </w:pPr>
       <w:r>
-        <w:t>Сторінки та ViewModel-і створює контейнер залежностей (MauiProgram.cs): ExifService і MainViewModel – Singleton, PhotoViewModel і PhotoPage – Transient. Перехід до перегляду виконується командою OpenCommand: Shell.GoToAsync(nameof(PhotoPage), параметр «Photo»), а ViewModel отримує фото через атрибут [QueryProperty].</w:t>
+        <w:t>Сторінки та ViewModel-і створює контейнер залежностей (MauiProgram.cs): ExifService і MainViewModel - Singleton, PhotoViewModel і PhotoPage - Transient. Перехід до перегляду виконується командою OpenCommand: Shell.GoToAsync(nameof(PhotoPage), параметр «Photo»), а ViewModel отримує фото через атрибут [QueryProperty].</w:t>
       </w:r>
     </w:p>
     <w:p>
@@ -814,7 +814,7 @@
         <w:jc w:val="both"/>
       </w:pPr>
       <w:r>
-        <w:t>TableView складається з TableRoot, який містить секції TableSection, а секції – комірки (як у прикладі з методичних вказівок). На відміну від CollectionView, TableView не має властивості ItemsSource, тому секції будуються в коді сторінки (MainPage.xaml.cs) з колекцій ViewModel WithLocation і WithoutLocation і перебудовуються при кожній зміні списку (подія PropertyChanged). Кожен рядок – ViewCell з Grid: мініатюра Image (AspectFill) і три підписи. Натискання на рядок викликає OpenCommand, контекстне меню – RemoveCommand.</w:t>
+        <w:t>TableView складається з TableRoot, який містить секції TableSection, а секції - комірки (як у прикладі з методичних вказівок). На відміну від CollectionView, TableView не має властивості ItemsSource, тому секції будуються в коді сторінки (MainPage.xaml.cs) з колекцій ViewModel WithLocation і WithoutLocation і перебудовуються при кожній зміні списку (подія PropertyChanged). Кожен рядок - ViewCell з Grid: мініатюра Image (AspectFill) і три підписи. Натискання на рядок викликає OpenCommand, контекстне меню - RemoveCommand.</w:t>
       </w:r>
     </w:p>
     <w:p>
@@ -852,7 +852,7 @@
         <w:jc w:val="both"/>
       </w:pPr>
       <w:r>
-        <w:t>Формат JPEG зберігає метадані у блоці EXIF, а місце зйомки – у підблоці GPS IFD (широта/довгота у градусах, хвилинах, секундах і півкуля N/S, E/W). ExifService.Read() викликає ImageMetadataReader.ReadMetadata(path) і бере з результату каталоги:</w:t>
+        <w:t>Формат JPEG зберігає метадані у блоці EXIF, а місце зйомки - у підблоці GPS IFD (широта/довгота у градусах, хвилинах, секундах і півкуля N/S, E/W). ExifService.Read() викликає ImageMetadataReader.ReadMetadata(path) і використовує з результату чотири каталоги.</w:t>
       </w:r>
     </w:p>
     <w:p>
@@ -862,7 +862,7 @@
         <w:jc w:val="both"/>
       </w:pPr>
       <w:r>
-        <w:t>– ExifIfd0Directory – виробник і модель камери (Make, Model);</w:t>
+        <w:t>- З ExifIfd0Directory беруться виробник і модель камери (теги Make і Model).</w:t>
       </w:r>
     </w:p>
     <w:p>
@@ -872,7 +872,7 @@
         <w:jc w:val="both"/>
       </w:pPr>
       <w:r>
-        <w:t>– ExifSubIfdDirectory – дата зйомки DateTimeOriginal (якщо її немає – дата файлу з позначкою «дата файлу»);</w:t>
+        <w:t>- З ExifSubIfdDirectory береться дата зйомки DateTimeOriginal. Якщо її немає, показується дата файлу з позначкою «дата файлу».</w:t>
       </w:r>
     </w:p>
     <w:p>
@@ -882,7 +882,7 @@
         <w:jc w:val="both"/>
       </w:pPr>
       <w:r>
-        <w:t>– JpegDirectory – ширина й висота зображення;</w:t>
+        <w:t>- З JpegDirectory береться ширина й висота зображення.</w:t>
       </w:r>
     </w:p>
     <w:p>
@@ -892,7 +892,7 @@
         <w:jc w:val="both"/>
       </w:pPr>
       <w:r>
-        <w:t>– GpsDirectory – метод TryGetGeoLocation() повертає десяткові широту і довготу з урахуванням півкуль; висота – TagAltitude з урахуванням AltitudeRef.</w:t>
+        <w:t>- У GpsDirectory метод TryGetGeoLocation() повертає десяткові широту і довготу з урахуванням півкуль, а висота читається з TagAltitude з урахуванням AltitudeRef.</w:t>
       </w:r>
     </w:p>
     <w:p>
@@ -920,7 +920,7 @@
         <w:jc w:val="both"/>
       </w:pPr>
       <w:r>
-        <w:t>Елемент Map із пакета Microsoft.Maui.Controls.Maps, розглянутий на лекції, працює на Android, iOS і macOS, але не підтримується на Windows. Щоб додаток працював і на ПК, карта реалізована через WebView з бібліотекою Leaflet: формується HTML з міткою (marker) і колом радіусом 100 м у точці зйомки, тайли – Esri World Street Map. Під час налагодження з'ясовано, що tile.openstreetmap.org і вбудована карта OpenStreetMap блокують запити з WebView (відповіді 403 і 429), а тайли CARTO з 2026 року вимагають ключ API, тому обрано Esri (не потребує ключа, підпис «Tiles © Esri»).</w:t>
+        <w:t>Елемент Map із пакета Microsoft.Maui.Controls.Maps, розглянутий на лекції, працює на Android, iOS і macOS, але не підтримується на Windows. Щоб додаток працював і на ПК, карта реалізована через WebView з бібліотекою Leaflet: формується HTML з міткою (marker) і колом радіусом 100 м у точці зйомки, тайли - Esri World Street Map. Під час налагодження з'ясовано, що tile.openstreetmap.org і вбудована карта OpenStreetMap блокують запити з WebView (відповіді 403 і 429), а тайли CARTO з 2026 року вимагають ключ API, тому обрано Esri (не потребує ключа, підпис «Tiles © Esri»).</w:t>
       </w:r>
     </w:p>
     <w:p>
@@ -930,7 +930,7 @@
         <w:jc w:val="both"/>
       </w:pPr>
       <w:r>
-        <w:t>Кнопка «Відкрити в Картах» викликає Map.Default.TryOpenAsync(new Location(lat, lon), new MapLaunchOptions { Name }) – відкривається системний застосунок карт (на Windows – «Карти», на Android – Google Maps, на iOS – Apple Maps). Якщо відкрити не вдалося, показується повідомлення.</w:t>
+        <w:t>Кнопка «Відкрити в Картах» викликає Map.Default.TryOpenAsync(new Location(lat, lon), new MapLaunchOptions { Name }) - відкривається системний застосунок карт (на Windows - «Карти», на Android - Google Maps, на iOS - Apple Maps). Якщо відкрити не вдалося, показується повідомлення.</w:t>
       </w:r>
     </w:p>
     <w:p>
@@ -948,7 +948,7 @@
         <w:jc w:val="both"/>
       </w:pPr>
       <w:r>
-        <w:t>На комп'ютері встановлено лише workload maui-windows, тому за замовчуванням проєкт збирається під net10.0-windows10.0.19041.0; Android/iOS вмикаються параметром dotnet build -p:EnableMobile=true (потрібні відповідні workloads). Збирання: dotnet build – без помилок і попереджень.</w:t>
+        <w:t>На комп'ютері встановлено лише workload maui-windows, тому за замовчуванням проєкт збирається під net10.0-windows10.0.19041.0; Android/iOS вмикаються параметром dotnet build -p:EnableMobile=true (потрібні відповідні workloads). Збирання: dotnet build - без помилок і попереджень.</w:t>
       </w:r>
     </w:p>
     <w:p>
@@ -958,7 +958,7 @@
         <w:jc w:val="both"/>
       </w:pPr>
       <w:r>
-        <w:t>Для тестування використано три фотографії Nikon COOLPIX P6000 з GPS-даними (набір прикладів ianare/exif-samples) і згенероване зображення без EXIF. Для швидкої демонстрації можна задати змінну середовища PHOTO_GALLERY_FOLDER з текою, фото з якої буде додано під час запуску. Результати наведено на рисунках 3.1–3.3: фотографії правильно розподілено за секціями, з EXIF прочитано камеру, дату зйомки (22.10.2008) і координати (43.466012, 11.879112), мітка на карті – в Ареццо (Італія), на площі, яку видно на знімку; для фото без GPS показано пояснення.</w:t>
+        <w:t>Для тестування використано три фотографії Nikon COOLPIX P6000 з GPS-даними (набір прикладів ianare/exif-samples) і згенероване зображення без EXIF. Для швидкої демонстрації можна задати змінну середовища PHOTO_GALLERY_FOLDER з текою, фото з якої буде додано під час запуску. Результати наведено на рисунках 3.1-3.3: фотографії правильно розподілено за секціями, з EXIF прочитано камеру, дату зйомки (22.10.2008) і координати (43.466012, 11.879112), мітка на карті - в Ареццо (Італія), на площі, яку видно на знімку; для фото без GPS показано пояснення.</w:t>
       </w:r>
     </w:p>
     <w:p>
@@ -1009,7 +1009,7 @@
         <w:jc w:val="center"/>
       </w:pPr>
       <w:r>
-        <w:t>Рисунок 3.1 – Галерея: TableView із секціями «З геолокацією» та «Без геолокації»</w:t>
+        <w:t>Рисунок 3.1 - Галерея: TableView із секціями «З геолокацією» та «Без геолокації»</w:t>
       </w:r>
     </w:p>
     <w:p>
@@ -1060,7 +1060,7 @@
         <w:jc w:val="center"/>
       </w:pPr>
       <w:r>
-        <w:t>Рисунок 3.2 – Перегляд фото: метадані EXIF і місце зйомки на карті</w:t>
+        <w:t>Рисунок 3.2 - Перегляд фото: метадані EXIF і місце зйомки на карті</w:t>
       </w:r>
     </w:p>
     <w:p>
@@ -1111,7 +1111,7 @@
         <w:jc w:val="center"/>
       </w:pPr>
       <w:r>
-        <w:t>Рисунок 3.3 – Перегляд фото без GPS-даних</w:t>
+        <w:t>Рисунок 3.3 - Перегляд фото без GPS-даних</w:t>
       </w:r>
     </w:p>
     <w:p>
@@ -1130,7 +1130,7 @@
         <w:jc w:val="both"/>
       </w:pPr>
       <w:r>
-        <w:t>У ході практичного заняття розроблено кросплатформний додаток .NET MAUI для перегляду зображень за шаблоном MVVM. Галерея та таблиця метаданих побудовані на елементі TableView (TableRoot → TableSection → комірки ViewCell/TextCell), навігація – на Shell з передаванням параметра, сторінки й ViewModel-і створюються через DI.</w:t>
+        <w:t>У ході практичного заняття розроблено кросплатформний додаток .NET MAUI для перегляду зображень за шаблоном MVVM. Галерея та таблиця метаданих побудовані на елементі TableView (TableRoot → TableSection → комірки ViewCell/TextCell), навігація - на Shell з передаванням параметра, сторінки й ViewModel-і створюються через DI.</w:t>
       </w:r>
     </w:p>
     <w:p>
@@ -1141,5582 +1141,6 @@
       </w:pPr>
       <w:r>
         <w:t>Додатково реалізовано читання EXIF бібліотекою MetadataExtractor: камера, дата зйомки, роздільна здатність і GPS-координати, які показуються на карті та можуть бути відкриті в системному застосунку карт. Оскільки елемент Map не підтримується на Windows, карту виконано через WebView і Leaflet; з'ясовано обмеження безкоштовних картографічних сервісів для вбудованих WebView. Додаток зібрано та перевірено на Windows; збирання під Android/iOS передбачене, але на цьому ПК не перевірялося.</w:t>
-      </w:r>
-    </w:p>
-    <w:p>
-      <w:pPr>
-        <w:pStyle w:val="Heading2"/>
-        <w:pageBreakBefore/>
-      </w:pPr>
-      <w:r>
-        <w:t>ДОДАТОК А</w:t>
-      </w:r>
-    </w:p>
-    <w:p>
-      <w:pPr>
-        <w:jc w:val="center"/>
-      </w:pPr>
-      <w:r>
-        <w:rPr>
-          <w:b/>
-        </w:rPr>
-        <w:t>Models/PhotoItem.cs</w:t>
-      </w:r>
-    </w:p>
-    <w:p>
-      <w:pPr>
-        <w:spacing w:line="240" w:lineRule="auto"/>
-      </w:pPr>
-      <w:r>
-        <w:rPr>
-          <w:rFonts w:ascii="Courier New" w:hAnsi="Courier New" w:cs="Courier New" w:eastAsia="Courier New"/>
-          <w:color w:val="000000"/>
-          <w:sz w:val="18"/>
-        </w:rPr>
-        <w:t>namespace PhotoGallery.Models;</w:t>
-      </w:r>
-    </w:p>
-    <w:p>
-      <w:pPr>
-        <w:spacing w:line="240" w:lineRule="auto"/>
-      </w:pPr>
-      <w:r>
-        <w:rPr>
-          <w:rFonts w:ascii="Courier New" w:hAnsi="Courier New" w:cs="Courier New" w:eastAsia="Courier New"/>
-          <w:color w:val="000000"/>
-          <w:sz w:val="18"/>
-        </w:rPr>
-        <w:t xml:space="preserve"> </w:t>
-      </w:r>
-    </w:p>
-    <w:p>
-      <w:pPr>
-        <w:spacing w:line="240" w:lineRule="auto"/>
-      </w:pPr>
-      <w:r>
-        <w:rPr>
-          <w:rFonts w:ascii="Courier New" w:hAnsi="Courier New" w:cs="Courier New" w:eastAsia="Courier New"/>
-          <w:color w:val="000000"/>
-          <w:sz w:val="18"/>
-        </w:rPr>
-        <w:t>/// &lt;summary&gt;Фотографія в галереї разом із метаданими, прочитаними з EXIF.&lt;/summary&gt;</w:t>
-      </w:r>
-    </w:p>
-    <w:p>
-      <w:pPr>
-        <w:spacing w:line="240" w:lineRule="auto"/>
-      </w:pPr>
-      <w:r>
-        <w:rPr>
-          <w:rFonts w:ascii="Courier New" w:hAnsi="Courier New" w:cs="Courier New" w:eastAsia="Courier New"/>
-          <w:color w:val="000000"/>
-          <w:sz w:val="18"/>
-        </w:rPr>
-        <w:t>public class PhotoItem</w:t>
-      </w:r>
-    </w:p>
-    <w:p>
-      <w:pPr>
-        <w:spacing w:line="240" w:lineRule="auto"/>
-      </w:pPr>
-      <w:r>
-        <w:rPr>
-          <w:rFonts w:ascii="Courier New" w:hAnsi="Courier New" w:cs="Courier New" w:eastAsia="Courier New"/>
-          <w:color w:val="000000"/>
-          <w:sz w:val="18"/>
-        </w:rPr>
-        <w:t>{</w:t>
-      </w:r>
-    </w:p>
-    <w:p>
-      <w:pPr>
-        <w:spacing w:line="240" w:lineRule="auto"/>
-      </w:pPr>
-      <w:r>
-        <w:rPr>
-          <w:rFonts w:ascii="Courier New" w:hAnsi="Courier New" w:cs="Courier New" w:eastAsia="Courier New"/>
-          <w:color w:val="000000"/>
-          <w:sz w:val="18"/>
-        </w:rPr>
-        <w:t xml:space="preserve">    public required string FilePath { get; init; }</w:t>
-      </w:r>
-    </w:p>
-    <w:p>
-      <w:pPr>
-        <w:spacing w:line="240" w:lineRule="auto"/>
-      </w:pPr>
-      <w:r>
-        <w:rPr>
-          <w:rFonts w:ascii="Courier New" w:hAnsi="Courier New" w:cs="Courier New" w:eastAsia="Courier New"/>
-          <w:color w:val="000000"/>
-          <w:sz w:val="18"/>
-        </w:rPr>
-        <w:t xml:space="preserve">    public string FileName =&gt; Path.GetFileName(FilePath);</w:t>
-      </w:r>
-    </w:p>
-    <w:p>
-      <w:pPr>
-        <w:spacing w:line="240" w:lineRule="auto"/>
-      </w:pPr>
-      <w:r>
-        <w:rPr>
-          <w:rFonts w:ascii="Courier New" w:hAnsi="Courier New" w:cs="Courier New" w:eastAsia="Courier New"/>
-          <w:color w:val="000000"/>
-          <w:sz w:val="18"/>
-        </w:rPr>
-        <w:t xml:space="preserve"> </w:t>
-      </w:r>
-    </w:p>
-    <w:p>
-      <w:pPr>
-        <w:spacing w:line="240" w:lineRule="auto"/>
-      </w:pPr>
-      <w:r>
-        <w:rPr>
-          <w:rFonts w:ascii="Courier New" w:hAnsi="Courier New" w:cs="Courier New" w:eastAsia="Courier New"/>
-          <w:color w:val="000000"/>
-          <w:sz w:val="18"/>
-        </w:rPr>
-        <w:t xml:space="preserve">    /// &lt;summary&gt;Дата зйомки з EXIF (DateTimeOriginal), або дата зміни файлу, якщо EXIF немає.&lt;/summary&gt;</w:t>
-      </w:r>
-    </w:p>
-    <w:p>
-      <w:pPr>
-        <w:spacing w:line="240" w:lineRule="auto"/>
-      </w:pPr>
-      <w:r>
-        <w:rPr>
-          <w:rFonts w:ascii="Courier New" w:hAnsi="Courier New" w:cs="Courier New" w:eastAsia="Courier New"/>
-          <w:color w:val="000000"/>
-          <w:sz w:val="18"/>
-        </w:rPr>
-        <w:t xml:space="preserve">    public DateTime Date { get; init; }</w:t>
-      </w:r>
-    </w:p>
-    <w:p>
-      <w:pPr>
-        <w:spacing w:line="240" w:lineRule="auto"/>
-      </w:pPr>
-      <w:r>
-        <w:rPr>
-          <w:rFonts w:ascii="Courier New" w:hAnsi="Courier New" w:cs="Courier New" w:eastAsia="Courier New"/>
-          <w:color w:val="000000"/>
-          <w:sz w:val="18"/>
-        </w:rPr>
-        <w:t xml:space="preserve">    public bool DateFromExif { get; init; }</w:t>
-      </w:r>
-    </w:p>
-    <w:p>
-      <w:pPr>
-        <w:spacing w:line="240" w:lineRule="auto"/>
-      </w:pPr>
-      <w:r>
-        <w:rPr>
-          <w:rFonts w:ascii="Courier New" w:hAnsi="Courier New" w:cs="Courier New" w:eastAsia="Courier New"/>
-          <w:color w:val="000000"/>
-          <w:sz w:val="18"/>
-        </w:rPr>
-        <w:t xml:space="preserve"> </w:t>
-      </w:r>
-    </w:p>
-    <w:p>
-      <w:pPr>
-        <w:spacing w:line="240" w:lineRule="auto"/>
-      </w:pPr>
-      <w:r>
-        <w:rPr>
-          <w:rFonts w:ascii="Courier New" w:hAnsi="Courier New" w:cs="Courier New" w:eastAsia="Courier New"/>
-          <w:color w:val="000000"/>
-          <w:sz w:val="18"/>
-        </w:rPr>
-        <w:t xml:space="preserve">    public string? Camera { get; init; }</w:t>
-      </w:r>
-    </w:p>
-    <w:p>
-      <w:pPr>
-        <w:spacing w:line="240" w:lineRule="auto"/>
-      </w:pPr>
-      <w:r>
-        <w:rPr>
-          <w:rFonts w:ascii="Courier New" w:hAnsi="Courier New" w:cs="Courier New" w:eastAsia="Courier New"/>
-          <w:color w:val="000000"/>
-          <w:sz w:val="18"/>
-        </w:rPr>
-        <w:t xml:space="preserve">    public int? Width { get; init; }</w:t>
-      </w:r>
-    </w:p>
-    <w:p>
-      <w:pPr>
-        <w:spacing w:line="240" w:lineRule="auto"/>
-      </w:pPr>
-      <w:r>
-        <w:rPr>
-          <w:rFonts w:ascii="Courier New" w:hAnsi="Courier New" w:cs="Courier New" w:eastAsia="Courier New"/>
-          <w:color w:val="000000"/>
-          <w:sz w:val="18"/>
-        </w:rPr>
-        <w:t xml:space="preserve">    public int? Height { get; init; }</w:t>
-      </w:r>
-    </w:p>
-    <w:p>
-      <w:pPr>
-        <w:spacing w:line="240" w:lineRule="auto"/>
-      </w:pPr>
-      <w:r>
-        <w:rPr>
-          <w:rFonts w:ascii="Courier New" w:hAnsi="Courier New" w:cs="Courier New" w:eastAsia="Courier New"/>
-          <w:color w:val="000000"/>
-          <w:sz w:val="18"/>
-        </w:rPr>
-        <w:t xml:space="preserve">    public long SizeBytes { get; init; }</w:t>
-      </w:r>
-    </w:p>
-    <w:p>
-      <w:pPr>
-        <w:spacing w:line="240" w:lineRule="auto"/>
-      </w:pPr>
-      <w:r>
-        <w:rPr>
-          <w:rFonts w:ascii="Courier New" w:hAnsi="Courier New" w:cs="Courier New" w:eastAsia="Courier New"/>
-          <w:color w:val="000000"/>
-          <w:sz w:val="18"/>
-        </w:rPr>
-        <w:t xml:space="preserve"> </w:t>
-      </w:r>
-    </w:p>
-    <w:p>
-      <w:pPr>
-        <w:spacing w:line="240" w:lineRule="auto"/>
-      </w:pPr>
-      <w:r>
-        <w:rPr>
-          <w:rFonts w:ascii="Courier New" w:hAnsi="Courier New" w:cs="Courier New" w:eastAsia="Courier New"/>
-          <w:color w:val="000000"/>
-          <w:sz w:val="18"/>
-        </w:rPr>
-        <w:t xml:space="preserve">    /// &lt;summary&gt;GPS-координати місця зйомки (EXIF GPS IFD). null — у фото немає геолокації.&lt;/summary&gt;</w:t>
-      </w:r>
-    </w:p>
-    <w:p>
-      <w:pPr>
-        <w:spacing w:line="240" w:lineRule="auto"/>
-      </w:pPr>
-      <w:r>
-        <w:rPr>
-          <w:rFonts w:ascii="Courier New" w:hAnsi="Courier New" w:cs="Courier New" w:eastAsia="Courier New"/>
-          <w:color w:val="000000"/>
-          <w:sz w:val="18"/>
-        </w:rPr>
-        <w:t xml:space="preserve">    public double? Latitude { get; init; }</w:t>
-      </w:r>
-    </w:p>
-    <w:p>
-      <w:pPr>
-        <w:spacing w:line="240" w:lineRule="auto"/>
-      </w:pPr>
-      <w:r>
-        <w:rPr>
-          <w:rFonts w:ascii="Courier New" w:hAnsi="Courier New" w:cs="Courier New" w:eastAsia="Courier New"/>
-          <w:color w:val="000000"/>
-          <w:sz w:val="18"/>
-        </w:rPr>
-        <w:t xml:space="preserve">    public double? Longitude { get; init; }</w:t>
-      </w:r>
-    </w:p>
-    <w:p>
-      <w:pPr>
-        <w:spacing w:line="240" w:lineRule="auto"/>
-      </w:pPr>
-      <w:r>
-        <w:rPr>
-          <w:rFonts w:ascii="Courier New" w:hAnsi="Courier New" w:cs="Courier New" w:eastAsia="Courier New"/>
-          <w:color w:val="000000"/>
-          <w:sz w:val="18"/>
-        </w:rPr>
-        <w:t xml:space="preserve">    public double? Altitude { get; init; }</w:t>
-      </w:r>
-    </w:p>
-    <w:p>
-      <w:pPr>
-        <w:spacing w:line="240" w:lineRule="auto"/>
-      </w:pPr>
-      <w:r>
-        <w:rPr>
-          <w:rFonts w:ascii="Courier New" w:hAnsi="Courier New" w:cs="Courier New" w:eastAsia="Courier New"/>
-          <w:color w:val="000000"/>
-          <w:sz w:val="18"/>
-        </w:rPr>
-        <w:t xml:space="preserve"> </w:t>
-      </w:r>
-    </w:p>
-    <w:p>
-      <w:pPr>
-        <w:spacing w:line="240" w:lineRule="auto"/>
-      </w:pPr>
-      <w:r>
-        <w:rPr>
-          <w:rFonts w:ascii="Courier New" w:hAnsi="Courier New" w:cs="Courier New" w:eastAsia="Courier New"/>
-          <w:color w:val="000000"/>
-          <w:sz w:val="18"/>
-        </w:rPr>
-        <w:t xml:space="preserve">    public bool HasLocation =&gt; Latitude is not null &amp;&amp; Longitude is not null;</w:t>
-      </w:r>
-    </w:p>
-    <w:p>
-      <w:pPr>
-        <w:spacing w:line="240" w:lineRule="auto"/>
-      </w:pPr>
-      <w:r>
-        <w:rPr>
-          <w:rFonts w:ascii="Courier New" w:hAnsi="Courier New" w:cs="Courier New" w:eastAsia="Courier New"/>
-          <w:color w:val="000000"/>
-          <w:sz w:val="18"/>
-        </w:rPr>
-        <w:t xml:space="preserve"> </w:t>
-      </w:r>
-    </w:p>
-    <w:p>
-      <w:pPr>
-        <w:spacing w:line="240" w:lineRule="auto"/>
-      </w:pPr>
-      <w:r>
-        <w:rPr>
-          <w:rFonts w:ascii="Courier New" w:hAnsi="Courier New" w:cs="Courier New" w:eastAsia="Courier New"/>
-          <w:color w:val="000000"/>
-          <w:sz w:val="18"/>
-        </w:rPr>
-        <w:t xml:space="preserve">    public string Resolution =&gt; Width is &gt; 0 &amp;&amp; Height is &gt; 0 ? $"{Width} × {Height}" : "—";</w:t>
-      </w:r>
-    </w:p>
-    <w:p>
-      <w:pPr>
-        <w:spacing w:line="240" w:lineRule="auto"/>
-      </w:pPr>
-      <w:r>
-        <w:rPr>
-          <w:rFonts w:ascii="Courier New" w:hAnsi="Courier New" w:cs="Courier New" w:eastAsia="Courier New"/>
-          <w:color w:val="000000"/>
-          <w:sz w:val="18"/>
-        </w:rPr>
-        <w:t xml:space="preserve">    public string SizeText =&gt; SizeBytes &gt;= 1024 * 1024 ? $"{SizeBytes / 1024d / 1024:F1} МБ" : $"{SizeBytes / 1024d:F0} КБ";</w:t>
-      </w:r>
-    </w:p>
-    <w:p>
-      <w:pPr>
-        <w:spacing w:line="240" w:lineRule="auto"/>
-      </w:pPr>
-      <w:r>
-        <w:rPr>
-          <w:rFonts w:ascii="Courier New" w:hAnsi="Courier New" w:cs="Courier New" w:eastAsia="Courier New"/>
-          <w:color w:val="000000"/>
-          <w:sz w:val="18"/>
-        </w:rPr>
-        <w:t xml:space="preserve">    public string DateText =&gt; Date.ToString("dd.MM.yyyy HH:mm") + (DateFromExif ? "" : " (дата файлу)");</w:t>
-      </w:r>
-    </w:p>
-    <w:p>
-      <w:pPr>
-        <w:spacing w:line="240" w:lineRule="auto"/>
-      </w:pPr>
-      <w:r>
-        <w:rPr>
-          <w:rFonts w:ascii="Courier New" w:hAnsi="Courier New" w:cs="Courier New" w:eastAsia="Courier New"/>
-          <w:color w:val="000000"/>
-          <w:sz w:val="18"/>
-        </w:rPr>
-        <w:t xml:space="preserve">    public string CoordinatesText =&gt; HasLocation</w:t>
-      </w:r>
-    </w:p>
-    <w:p>
-      <w:pPr>
-        <w:spacing w:line="240" w:lineRule="auto"/>
-      </w:pPr>
-      <w:r>
-        <w:rPr>
-          <w:rFonts w:ascii="Courier New" w:hAnsi="Courier New" w:cs="Courier New" w:eastAsia="Courier New"/>
-          <w:color w:val="000000"/>
-          <w:sz w:val="18"/>
-        </w:rPr>
-        <w:t xml:space="preserve">        ? $"{Latitude:F6}, {Longitude:F6}"</w:t>
-      </w:r>
-    </w:p>
-    <w:p>
-      <w:pPr>
-        <w:spacing w:line="240" w:lineRule="auto"/>
-      </w:pPr>
-      <w:r>
-        <w:rPr>
-          <w:rFonts w:ascii="Courier New" w:hAnsi="Courier New" w:cs="Courier New" w:eastAsia="Courier New"/>
-          <w:color w:val="000000"/>
-          <w:sz w:val="18"/>
-        </w:rPr>
-        <w:t xml:space="preserve">        : "немає GPS-даних";</w:t>
-      </w:r>
-    </w:p>
-    <w:p>
-      <w:pPr>
-        <w:spacing w:line="240" w:lineRule="auto"/>
-      </w:pPr>
-      <w:r>
-        <w:rPr>
-          <w:rFonts w:ascii="Courier New" w:hAnsi="Courier New" w:cs="Courier New" w:eastAsia="Courier New"/>
-          <w:color w:val="000000"/>
-          <w:sz w:val="18"/>
-        </w:rPr>
-        <w:t xml:space="preserve"> </w:t>
-      </w:r>
-    </w:p>
-    <w:p>
-      <w:pPr>
-        <w:spacing w:line="240" w:lineRule="auto"/>
-      </w:pPr>
-      <w:r>
-        <w:rPr>
-          <w:rFonts w:ascii="Courier New" w:hAnsi="Courier New" w:cs="Courier New" w:eastAsia="Courier New"/>
-          <w:color w:val="000000"/>
-          <w:sz w:val="18"/>
-        </w:rPr>
-        <w:t xml:space="preserve">    /// &lt;summary&gt;Короткий підпис для рядка списку.&lt;/summary&gt;</w:t>
-      </w:r>
-    </w:p>
-    <w:p>
-      <w:pPr>
-        <w:spacing w:line="240" w:lineRule="auto"/>
-      </w:pPr>
-      <w:r>
-        <w:rPr>
-          <w:rFonts w:ascii="Courier New" w:hAnsi="Courier New" w:cs="Courier New" w:eastAsia="Courier New"/>
-          <w:color w:val="000000"/>
-          <w:sz w:val="18"/>
-        </w:rPr>
-        <w:t xml:space="preserve">    public string Summary =&gt; $"{DateText} · {Camera ?? "камера невідома"}";</w:t>
-      </w:r>
-    </w:p>
-    <w:p>
-      <w:pPr>
-        <w:spacing w:line="240" w:lineRule="auto"/>
-      </w:pPr>
-      <w:r>
-        <w:rPr>
-          <w:rFonts w:ascii="Courier New" w:hAnsi="Courier New" w:cs="Courier New" w:eastAsia="Courier New"/>
-          <w:color w:val="000000"/>
-          <w:sz w:val="18"/>
-        </w:rPr>
-        <w:t>}</w:t>
-      </w:r>
-    </w:p>
-    <w:p>
-      <w:pPr>
-        <w:pStyle w:val="Heading2"/>
-        <w:pageBreakBefore/>
-      </w:pPr>
-      <w:r>
-        <w:t>ДОДАТОК Б</w:t>
-      </w:r>
-    </w:p>
-    <w:p>
-      <w:pPr>
-        <w:jc w:val="center"/>
-      </w:pPr>
-      <w:r>
-        <w:rPr>
-          <w:b/>
-        </w:rPr>
-        <w:t>Services/ExifService.cs</w:t>
-      </w:r>
-    </w:p>
-    <w:p>
-      <w:pPr>
-        <w:spacing w:line="240" w:lineRule="auto"/>
-      </w:pPr>
-      <w:r>
-        <w:rPr>
-          <w:rFonts w:ascii="Courier New" w:hAnsi="Courier New" w:cs="Courier New" w:eastAsia="Courier New"/>
-          <w:color w:val="000000"/>
-          <w:sz w:val="18"/>
-        </w:rPr>
-        <w:t>using System.Globalization;</w:t>
-      </w:r>
-    </w:p>
-    <w:p>
-      <w:pPr>
-        <w:spacing w:line="240" w:lineRule="auto"/>
-      </w:pPr>
-      <w:r>
-        <w:rPr>
-          <w:rFonts w:ascii="Courier New" w:hAnsi="Courier New" w:cs="Courier New" w:eastAsia="Courier New"/>
-          <w:color w:val="000000"/>
-          <w:sz w:val="18"/>
-        </w:rPr>
-        <w:t>using MetadataExtractor;</w:t>
-      </w:r>
-    </w:p>
-    <w:p>
-      <w:pPr>
-        <w:spacing w:line="240" w:lineRule="auto"/>
-      </w:pPr>
-      <w:r>
-        <w:rPr>
-          <w:rFonts w:ascii="Courier New" w:hAnsi="Courier New" w:cs="Courier New" w:eastAsia="Courier New"/>
-          <w:color w:val="000000"/>
-          <w:sz w:val="18"/>
-        </w:rPr>
-        <w:t>using MetadataExtractor.Formats.Exif;</w:t>
-      </w:r>
-    </w:p>
-    <w:p>
-      <w:pPr>
-        <w:spacing w:line="240" w:lineRule="auto"/>
-      </w:pPr>
-      <w:r>
-        <w:rPr>
-          <w:rFonts w:ascii="Courier New" w:hAnsi="Courier New" w:cs="Courier New" w:eastAsia="Courier New"/>
-          <w:color w:val="000000"/>
-          <w:sz w:val="18"/>
-        </w:rPr>
-        <w:t>using MetadataExtractor.Formats.Jpeg;</w:t>
-      </w:r>
-    </w:p>
-    <w:p>
-      <w:pPr>
-        <w:spacing w:line="240" w:lineRule="auto"/>
-      </w:pPr>
-      <w:r>
-        <w:rPr>
-          <w:rFonts w:ascii="Courier New" w:hAnsi="Courier New" w:cs="Courier New" w:eastAsia="Courier New"/>
-          <w:color w:val="000000"/>
-          <w:sz w:val="18"/>
-        </w:rPr>
-        <w:t>using PhotoGallery.Models;</w:t>
-      </w:r>
-    </w:p>
-    <w:p>
-      <w:pPr>
-        <w:spacing w:line="240" w:lineRule="auto"/>
-      </w:pPr>
-      <w:r>
-        <w:rPr>
-          <w:rFonts w:ascii="Courier New" w:hAnsi="Courier New" w:cs="Courier New" w:eastAsia="Courier New"/>
-          <w:color w:val="000000"/>
-          <w:sz w:val="18"/>
-        </w:rPr>
-        <w:t>using Directory = MetadataExtractor.Directory;</w:t>
-      </w:r>
-    </w:p>
-    <w:p>
-      <w:pPr>
-        <w:spacing w:line="240" w:lineRule="auto"/>
-      </w:pPr>
-      <w:r>
-        <w:rPr>
-          <w:rFonts w:ascii="Courier New" w:hAnsi="Courier New" w:cs="Courier New" w:eastAsia="Courier New"/>
-          <w:color w:val="000000"/>
-          <w:sz w:val="18"/>
-        </w:rPr>
-        <w:t xml:space="preserve"> </w:t>
-      </w:r>
-    </w:p>
-    <w:p>
-      <w:pPr>
-        <w:spacing w:line="240" w:lineRule="auto"/>
-      </w:pPr>
-      <w:r>
-        <w:rPr>
-          <w:rFonts w:ascii="Courier New" w:hAnsi="Courier New" w:cs="Courier New" w:eastAsia="Courier New"/>
-          <w:color w:val="000000"/>
-          <w:sz w:val="18"/>
-        </w:rPr>
-        <w:t>namespace PhotoGallery.Services;</w:t>
-      </w:r>
-    </w:p>
-    <w:p>
-      <w:pPr>
-        <w:spacing w:line="240" w:lineRule="auto"/>
-      </w:pPr>
-      <w:r>
-        <w:rPr>
-          <w:rFonts w:ascii="Courier New" w:hAnsi="Courier New" w:cs="Courier New" w:eastAsia="Courier New"/>
-          <w:color w:val="000000"/>
-          <w:sz w:val="18"/>
-        </w:rPr>
-        <w:t xml:space="preserve"> </w:t>
-      </w:r>
-    </w:p>
-    <w:p>
-      <w:pPr>
-        <w:spacing w:line="240" w:lineRule="auto"/>
-      </w:pPr>
-      <w:r>
-        <w:rPr>
-          <w:rFonts w:ascii="Courier New" w:hAnsi="Courier New" w:cs="Courier New" w:eastAsia="Courier New"/>
-          <w:color w:val="000000"/>
-          <w:sz w:val="18"/>
-        </w:rPr>
-        <w:t>/// &lt;summary&gt;</w:t>
-      </w:r>
-    </w:p>
-    <w:p>
-      <w:pPr>
-        <w:spacing w:line="240" w:lineRule="auto"/>
-      </w:pPr>
-      <w:r>
-        <w:rPr>
-          <w:rFonts w:ascii="Courier New" w:hAnsi="Courier New" w:cs="Courier New" w:eastAsia="Courier New"/>
-          <w:color w:val="000000"/>
-          <w:sz w:val="18"/>
-        </w:rPr>
-        <w:t>/// Читає метадані зображення бібліотекою MetadataExtractor (https://github.com/drewnoakes/metadata-extractor-dotnet):</w:t>
-      </w:r>
-    </w:p>
-    <w:p>
-      <w:pPr>
-        <w:spacing w:line="240" w:lineRule="auto"/>
-      </w:pPr>
-      <w:r>
-        <w:rPr>
-          <w:rFonts w:ascii="Courier New" w:hAnsi="Courier New" w:cs="Courier New" w:eastAsia="Courier New"/>
-          <w:color w:val="000000"/>
-          <w:sz w:val="18"/>
-        </w:rPr>
-        <w:t>/// камеру, дату зйомки, розмір і GPS-координати (EXIF GPS IFD).</w:t>
-      </w:r>
-    </w:p>
-    <w:p>
-      <w:pPr>
-        <w:spacing w:line="240" w:lineRule="auto"/>
-      </w:pPr>
-      <w:r>
-        <w:rPr>
-          <w:rFonts w:ascii="Courier New" w:hAnsi="Courier New" w:cs="Courier New" w:eastAsia="Courier New"/>
-          <w:color w:val="000000"/>
-          <w:sz w:val="18"/>
-        </w:rPr>
-        <w:t>/// &lt;/summary&gt;</w:t>
-      </w:r>
-    </w:p>
-    <w:p>
-      <w:pPr>
-        <w:spacing w:line="240" w:lineRule="auto"/>
-      </w:pPr>
-      <w:r>
-        <w:rPr>
-          <w:rFonts w:ascii="Courier New" w:hAnsi="Courier New" w:cs="Courier New" w:eastAsia="Courier New"/>
-          <w:color w:val="000000"/>
-          <w:sz w:val="18"/>
-        </w:rPr>
-        <w:t>public class ExifService</w:t>
-      </w:r>
-    </w:p>
-    <w:p>
-      <w:pPr>
-        <w:spacing w:line="240" w:lineRule="auto"/>
-      </w:pPr>
-      <w:r>
-        <w:rPr>
-          <w:rFonts w:ascii="Courier New" w:hAnsi="Courier New" w:cs="Courier New" w:eastAsia="Courier New"/>
-          <w:color w:val="000000"/>
-          <w:sz w:val="18"/>
-        </w:rPr>
-        <w:t>{</w:t>
-      </w:r>
-    </w:p>
-    <w:p>
-      <w:pPr>
-        <w:spacing w:line="240" w:lineRule="auto"/>
-      </w:pPr>
-      <w:r>
-        <w:rPr>
-          <w:rFonts w:ascii="Courier New" w:hAnsi="Courier New" w:cs="Courier New" w:eastAsia="Courier New"/>
-          <w:color w:val="000000"/>
-          <w:sz w:val="18"/>
-        </w:rPr>
-        <w:t xml:space="preserve">    public PhotoItem Read(string path)</w:t>
-      </w:r>
-    </w:p>
-    <w:p>
-      <w:pPr>
-        <w:spacing w:line="240" w:lineRule="auto"/>
-      </w:pPr>
-      <w:r>
-        <w:rPr>
-          <w:rFonts w:ascii="Courier New" w:hAnsi="Courier New" w:cs="Courier New" w:eastAsia="Courier New"/>
-          <w:color w:val="000000"/>
-          <w:sz w:val="18"/>
-        </w:rPr>
-        <w:t xml:space="preserve">    {</w:t>
-      </w:r>
-    </w:p>
-    <w:p>
-      <w:pPr>
-        <w:spacing w:line="240" w:lineRule="auto"/>
-      </w:pPr>
-      <w:r>
-        <w:rPr>
-          <w:rFonts w:ascii="Courier New" w:hAnsi="Courier New" w:cs="Courier New" w:eastAsia="Courier New"/>
-          <w:color w:val="000000"/>
-          <w:sz w:val="18"/>
-        </w:rPr>
-        <w:t xml:space="preserve">        var info = new FileInfo(path);</w:t>
-      </w:r>
-    </w:p>
-    <w:p>
-      <w:pPr>
-        <w:spacing w:line="240" w:lineRule="auto"/>
-      </w:pPr>
-      <w:r>
-        <w:rPr>
-          <w:rFonts w:ascii="Courier New" w:hAnsi="Courier New" w:cs="Courier New" w:eastAsia="Courier New"/>
-          <w:color w:val="000000"/>
-          <w:sz w:val="18"/>
-        </w:rPr>
-        <w:t xml:space="preserve">        IReadOnlyList&lt;Directory&gt; dirs;</w:t>
-      </w:r>
-    </w:p>
-    <w:p>
-      <w:pPr>
-        <w:spacing w:line="240" w:lineRule="auto"/>
-      </w:pPr>
-      <w:r>
-        <w:rPr>
-          <w:rFonts w:ascii="Courier New" w:hAnsi="Courier New" w:cs="Courier New" w:eastAsia="Courier New"/>
-          <w:color w:val="000000"/>
-          <w:sz w:val="18"/>
-        </w:rPr>
-        <w:t xml:space="preserve">        try</w:t>
-      </w:r>
-    </w:p>
-    <w:p>
-      <w:pPr>
-        <w:spacing w:line="240" w:lineRule="auto"/>
-      </w:pPr>
-      <w:r>
-        <w:rPr>
-          <w:rFonts w:ascii="Courier New" w:hAnsi="Courier New" w:cs="Courier New" w:eastAsia="Courier New"/>
-          <w:color w:val="000000"/>
-          <w:sz w:val="18"/>
-        </w:rPr>
-        <w:t xml:space="preserve">        {</w:t>
-      </w:r>
-    </w:p>
-    <w:p>
-      <w:pPr>
-        <w:spacing w:line="240" w:lineRule="auto"/>
-      </w:pPr>
-      <w:r>
-        <w:rPr>
-          <w:rFonts w:ascii="Courier New" w:hAnsi="Courier New" w:cs="Courier New" w:eastAsia="Courier New"/>
-          <w:color w:val="000000"/>
-          <w:sz w:val="18"/>
-        </w:rPr>
-        <w:t xml:space="preserve">            dirs = ImageMetadataReader.ReadMetadata(path);</w:t>
-      </w:r>
-    </w:p>
-    <w:p>
-      <w:pPr>
-        <w:spacing w:line="240" w:lineRule="auto"/>
-      </w:pPr>
-      <w:r>
-        <w:rPr>
-          <w:rFonts w:ascii="Courier New" w:hAnsi="Courier New" w:cs="Courier New" w:eastAsia="Courier New"/>
-          <w:color w:val="000000"/>
-          <w:sz w:val="18"/>
-        </w:rPr>
-        <w:t xml:space="preserve">        }</w:t>
-      </w:r>
-    </w:p>
-    <w:p>
-      <w:pPr>
-        <w:spacing w:line="240" w:lineRule="auto"/>
-      </w:pPr>
-      <w:r>
-        <w:rPr>
-          <w:rFonts w:ascii="Courier New" w:hAnsi="Courier New" w:cs="Courier New" w:eastAsia="Courier New"/>
-          <w:color w:val="000000"/>
-          <w:sz w:val="18"/>
-        </w:rPr>
-        <w:t xml:space="preserve">        catch (ImageProcessingException)</w:t>
-      </w:r>
-    </w:p>
-    <w:p>
-      <w:pPr>
-        <w:spacing w:line="240" w:lineRule="auto"/>
-      </w:pPr>
-      <w:r>
-        <w:rPr>
-          <w:rFonts w:ascii="Courier New" w:hAnsi="Courier New" w:cs="Courier New" w:eastAsia="Courier New"/>
-          <w:color w:val="000000"/>
-          <w:sz w:val="18"/>
-        </w:rPr>
-        <w:t xml:space="preserve">        {</w:t>
-      </w:r>
-    </w:p>
-    <w:p>
-      <w:pPr>
-        <w:spacing w:line="240" w:lineRule="auto"/>
-      </w:pPr>
-      <w:r>
-        <w:rPr>
-          <w:rFonts w:ascii="Courier New" w:hAnsi="Courier New" w:cs="Courier New" w:eastAsia="Courier New"/>
-          <w:color w:val="000000"/>
-          <w:sz w:val="18"/>
-        </w:rPr>
-        <w:t xml:space="preserve">            dirs = []; // не зображення або пошкоджений файл — показуємо без метаданих</w:t>
-      </w:r>
-    </w:p>
-    <w:p>
-      <w:pPr>
-        <w:spacing w:line="240" w:lineRule="auto"/>
-      </w:pPr>
-      <w:r>
-        <w:rPr>
-          <w:rFonts w:ascii="Courier New" w:hAnsi="Courier New" w:cs="Courier New" w:eastAsia="Courier New"/>
-          <w:color w:val="000000"/>
-          <w:sz w:val="18"/>
-        </w:rPr>
-        <w:t xml:space="preserve">        }</w:t>
-      </w:r>
-    </w:p>
-    <w:p>
-      <w:pPr>
-        <w:spacing w:line="240" w:lineRule="auto"/>
-      </w:pPr>
-      <w:r>
-        <w:rPr>
-          <w:rFonts w:ascii="Courier New" w:hAnsi="Courier New" w:cs="Courier New" w:eastAsia="Courier New"/>
-          <w:color w:val="000000"/>
-          <w:sz w:val="18"/>
-        </w:rPr>
-        <w:t xml:space="preserve"> </w:t>
-      </w:r>
-    </w:p>
-    <w:p>
-      <w:pPr>
-        <w:spacing w:line="240" w:lineRule="auto"/>
-      </w:pPr>
-      <w:r>
-        <w:rPr>
-          <w:rFonts w:ascii="Courier New" w:hAnsi="Courier New" w:cs="Courier New" w:eastAsia="Courier New"/>
-          <w:color w:val="000000"/>
-          <w:sz w:val="18"/>
-        </w:rPr>
-        <w:t xml:space="preserve">        var ifd0 = dirs.OfType&lt;ExifIfd0Directory&gt;().FirstOrDefault();</w:t>
-      </w:r>
-    </w:p>
-    <w:p>
-      <w:pPr>
-        <w:spacing w:line="240" w:lineRule="auto"/>
-      </w:pPr>
-      <w:r>
-        <w:rPr>
-          <w:rFonts w:ascii="Courier New" w:hAnsi="Courier New" w:cs="Courier New" w:eastAsia="Courier New"/>
-          <w:color w:val="000000"/>
-          <w:sz w:val="18"/>
-        </w:rPr>
-        <w:t xml:space="preserve">        var subIfd = dirs.OfType&lt;ExifSubIfdDirectory&gt;().FirstOrDefault();</w:t>
-      </w:r>
-    </w:p>
-    <w:p>
-      <w:pPr>
-        <w:spacing w:line="240" w:lineRule="auto"/>
-      </w:pPr>
-      <w:r>
-        <w:rPr>
-          <w:rFonts w:ascii="Courier New" w:hAnsi="Courier New" w:cs="Courier New" w:eastAsia="Courier New"/>
-          <w:color w:val="000000"/>
-          <w:sz w:val="18"/>
-        </w:rPr>
-        <w:t xml:space="preserve">        var gps = dirs.OfType&lt;GpsDirectory&gt;().FirstOrDefault();</w:t>
-      </w:r>
-    </w:p>
-    <w:p>
-      <w:pPr>
-        <w:spacing w:line="240" w:lineRule="auto"/>
-      </w:pPr>
-      <w:r>
-        <w:rPr>
-          <w:rFonts w:ascii="Courier New" w:hAnsi="Courier New" w:cs="Courier New" w:eastAsia="Courier New"/>
-          <w:color w:val="000000"/>
-          <w:sz w:val="18"/>
-        </w:rPr>
-        <w:t xml:space="preserve"> </w:t>
-      </w:r>
-    </w:p>
-    <w:p>
-      <w:pPr>
-        <w:spacing w:line="240" w:lineRule="auto"/>
-      </w:pPr>
-      <w:r>
-        <w:rPr>
-          <w:rFonts w:ascii="Courier New" w:hAnsi="Courier New" w:cs="Courier New" w:eastAsia="Courier New"/>
-          <w:color w:val="000000"/>
-          <w:sz w:val="18"/>
-        </w:rPr>
-        <w:t xml:space="preserve">        DateTime? taken = null;</w:t>
-      </w:r>
-    </w:p>
-    <w:p>
-      <w:pPr>
-        <w:spacing w:line="240" w:lineRule="auto"/>
-      </w:pPr>
-      <w:r>
-        <w:rPr>
-          <w:rFonts w:ascii="Courier New" w:hAnsi="Courier New" w:cs="Courier New" w:eastAsia="Courier New"/>
-          <w:color w:val="000000"/>
-          <w:sz w:val="18"/>
-        </w:rPr>
-        <w:t xml:space="preserve">        if (subIfd?.TryGetDateTime(ExifDirectoryBase.TagDateTimeOriginal, out var dt) == true) taken = dt;</w:t>
-      </w:r>
-    </w:p>
-    <w:p>
-      <w:pPr>
-        <w:spacing w:line="240" w:lineRule="auto"/>
-      </w:pPr>
-      <w:r>
-        <w:rPr>
-          <w:rFonts w:ascii="Courier New" w:hAnsi="Courier New" w:cs="Courier New" w:eastAsia="Courier New"/>
-          <w:color w:val="000000"/>
-          <w:sz w:val="18"/>
-        </w:rPr>
-        <w:t xml:space="preserve">        else if (ifd0?.TryGetDateTime(ExifDirectoryBase.TagDateTime, out var dt2) == true) taken = dt2;</w:t>
-      </w:r>
-    </w:p>
-    <w:p>
-      <w:pPr>
-        <w:spacing w:line="240" w:lineRule="auto"/>
-      </w:pPr>
-      <w:r>
-        <w:rPr>
-          <w:rFonts w:ascii="Courier New" w:hAnsi="Courier New" w:cs="Courier New" w:eastAsia="Courier New"/>
-          <w:color w:val="000000"/>
-          <w:sz w:val="18"/>
-        </w:rPr>
-        <w:t xml:space="preserve"> </w:t>
-      </w:r>
-    </w:p>
-    <w:p>
-      <w:pPr>
-        <w:spacing w:line="240" w:lineRule="auto"/>
-      </w:pPr>
-      <w:r>
-        <w:rPr>
-          <w:rFonts w:ascii="Courier New" w:hAnsi="Courier New" w:cs="Courier New" w:eastAsia="Courier New"/>
-          <w:color w:val="000000"/>
-          <w:sz w:val="18"/>
-        </w:rPr>
-        <w:t xml:space="preserve">        string? camera = null;</w:t>
-      </w:r>
-    </w:p>
-    <w:p>
-      <w:pPr>
-        <w:spacing w:line="240" w:lineRule="auto"/>
-      </w:pPr>
-      <w:r>
-        <w:rPr>
-          <w:rFonts w:ascii="Courier New" w:hAnsi="Courier New" w:cs="Courier New" w:eastAsia="Courier New"/>
-          <w:color w:val="000000"/>
-          <w:sz w:val="18"/>
-        </w:rPr>
-        <w:t xml:space="preserve">        var make = ifd0?.GetDescription(ExifDirectoryBase.TagMake)?.Trim();</w:t>
-      </w:r>
-    </w:p>
-    <w:p>
-      <w:pPr>
-        <w:spacing w:line="240" w:lineRule="auto"/>
-      </w:pPr>
-      <w:r>
-        <w:rPr>
-          <w:rFonts w:ascii="Courier New" w:hAnsi="Courier New" w:cs="Courier New" w:eastAsia="Courier New"/>
-          <w:color w:val="000000"/>
-          <w:sz w:val="18"/>
-        </w:rPr>
-        <w:t xml:space="preserve">        var model = ifd0?.GetDescription(ExifDirectoryBase.TagModel)?.Trim();</w:t>
-      </w:r>
-    </w:p>
-    <w:p>
-      <w:pPr>
-        <w:spacing w:line="240" w:lineRule="auto"/>
-      </w:pPr>
-      <w:r>
-        <w:rPr>
-          <w:rFonts w:ascii="Courier New" w:hAnsi="Courier New" w:cs="Courier New" w:eastAsia="Courier New"/>
-          <w:color w:val="000000"/>
-          <w:sz w:val="18"/>
-        </w:rPr>
-        <w:t xml:space="preserve">        if (!string.IsNullOrEmpty(model))</w:t>
-      </w:r>
-    </w:p>
-    <w:p>
-      <w:pPr>
-        <w:spacing w:line="240" w:lineRule="auto"/>
-      </w:pPr>
-      <w:r>
-        <w:rPr>
-          <w:rFonts w:ascii="Courier New" w:hAnsi="Courier New" w:cs="Courier New" w:eastAsia="Courier New"/>
-          <w:color w:val="000000"/>
-          <w:sz w:val="18"/>
-        </w:rPr>
-        <w:t xml:space="preserve">            camera = !string.IsNullOrEmpty(make) &amp;&amp; !model.StartsWith(make, StringComparison.OrdinalIgnoreCase) ? $"{make} {model}" : model;</w:t>
-      </w:r>
-    </w:p>
-    <w:p>
-      <w:pPr>
-        <w:spacing w:line="240" w:lineRule="auto"/>
-      </w:pPr>
-      <w:r>
-        <w:rPr>
-          <w:rFonts w:ascii="Courier New" w:hAnsi="Courier New" w:cs="Courier New" w:eastAsia="Courier New"/>
-          <w:color w:val="000000"/>
-          <w:sz w:val="18"/>
-        </w:rPr>
-        <w:t xml:space="preserve"> </w:t>
-      </w:r>
-    </w:p>
-    <w:p>
-      <w:pPr>
-        <w:spacing w:line="240" w:lineRule="auto"/>
-      </w:pPr>
-      <w:r>
-        <w:rPr>
-          <w:rFonts w:ascii="Courier New" w:hAnsi="Courier New" w:cs="Courier New" w:eastAsia="Courier New"/>
-          <w:color w:val="000000"/>
-          <w:sz w:val="18"/>
-        </w:rPr>
-        <w:t xml:space="preserve">        int? width = null, height = null;</w:t>
-      </w:r>
-    </w:p>
-    <w:p>
-      <w:pPr>
-        <w:spacing w:line="240" w:lineRule="auto"/>
-      </w:pPr>
-      <w:r>
-        <w:rPr>
-          <w:rFonts w:ascii="Courier New" w:hAnsi="Courier New" w:cs="Courier New" w:eastAsia="Courier New"/>
-          <w:color w:val="000000"/>
-          <w:sz w:val="18"/>
-        </w:rPr>
-        <w:t xml:space="preserve">        var jpeg = dirs.OfType&lt;JpegDirectory&gt;().FirstOrDefault();</w:t>
-      </w:r>
-    </w:p>
-    <w:p>
-      <w:pPr>
-        <w:spacing w:line="240" w:lineRule="auto"/>
-      </w:pPr>
-      <w:r>
-        <w:rPr>
-          <w:rFonts w:ascii="Courier New" w:hAnsi="Courier New" w:cs="Courier New" w:eastAsia="Courier New"/>
-          <w:color w:val="000000"/>
-          <w:sz w:val="18"/>
-        </w:rPr>
-        <w:t xml:space="preserve">        if (jpeg is not null)</w:t>
-      </w:r>
-    </w:p>
-    <w:p>
-      <w:pPr>
-        <w:spacing w:line="240" w:lineRule="auto"/>
-      </w:pPr>
-      <w:r>
-        <w:rPr>
-          <w:rFonts w:ascii="Courier New" w:hAnsi="Courier New" w:cs="Courier New" w:eastAsia="Courier New"/>
-          <w:color w:val="000000"/>
-          <w:sz w:val="18"/>
-        </w:rPr>
-        <w:t xml:space="preserve">        {</w:t>
-      </w:r>
-    </w:p>
-    <w:p>
-      <w:pPr>
-        <w:spacing w:line="240" w:lineRule="auto"/>
-      </w:pPr>
-      <w:r>
-        <w:rPr>
-          <w:rFonts w:ascii="Courier New" w:hAnsi="Courier New" w:cs="Courier New" w:eastAsia="Courier New"/>
-          <w:color w:val="000000"/>
-          <w:sz w:val="18"/>
-        </w:rPr>
-        <w:t xml:space="preserve">            width = jpeg.GetImageWidth();</w:t>
-      </w:r>
-    </w:p>
-    <w:p>
-      <w:pPr>
-        <w:spacing w:line="240" w:lineRule="auto"/>
-      </w:pPr>
-      <w:r>
-        <w:rPr>
-          <w:rFonts w:ascii="Courier New" w:hAnsi="Courier New" w:cs="Courier New" w:eastAsia="Courier New"/>
-          <w:color w:val="000000"/>
-          <w:sz w:val="18"/>
-        </w:rPr>
-        <w:t xml:space="preserve">            height = jpeg.GetImageHeight();</w:t>
-      </w:r>
-    </w:p>
-    <w:p>
-      <w:pPr>
-        <w:spacing w:line="240" w:lineRule="auto"/>
-      </w:pPr>
-      <w:r>
-        <w:rPr>
-          <w:rFonts w:ascii="Courier New" w:hAnsi="Courier New" w:cs="Courier New" w:eastAsia="Courier New"/>
-          <w:color w:val="000000"/>
-          <w:sz w:val="18"/>
-        </w:rPr>
-        <w:t xml:space="preserve">        }</w:t>
-      </w:r>
-    </w:p>
-    <w:p>
-      <w:pPr>
-        <w:spacing w:line="240" w:lineRule="auto"/>
-      </w:pPr>
-      <w:r>
-        <w:rPr>
-          <w:rFonts w:ascii="Courier New" w:hAnsi="Courier New" w:cs="Courier New" w:eastAsia="Courier New"/>
-          <w:color w:val="000000"/>
-          <w:sz w:val="18"/>
-        </w:rPr>
-        <w:t xml:space="preserve">        else if (subIfd?.TryGetInt32(ExifDirectoryBase.TagExifImageWidth, out var w) == true &amp;&amp;</w:t>
-      </w:r>
-    </w:p>
-    <w:p>
-      <w:pPr>
-        <w:spacing w:line="240" w:lineRule="auto"/>
-      </w:pPr>
-      <w:r>
-        <w:rPr>
-          <w:rFonts w:ascii="Courier New" w:hAnsi="Courier New" w:cs="Courier New" w:eastAsia="Courier New"/>
-          <w:color w:val="000000"/>
-          <w:sz w:val="18"/>
-        </w:rPr>
-        <w:t xml:space="preserve">                 subIfd.TryGetInt32(ExifDirectoryBase.TagExifImageHeight, out var h))</w:t>
-      </w:r>
-    </w:p>
-    <w:p>
-      <w:pPr>
-        <w:spacing w:line="240" w:lineRule="auto"/>
-      </w:pPr>
-      <w:r>
-        <w:rPr>
-          <w:rFonts w:ascii="Courier New" w:hAnsi="Courier New" w:cs="Courier New" w:eastAsia="Courier New"/>
-          <w:color w:val="000000"/>
-          <w:sz w:val="18"/>
-        </w:rPr>
-        <w:t xml:space="preserve">        {</w:t>
-      </w:r>
-    </w:p>
-    <w:p>
-      <w:pPr>
-        <w:spacing w:line="240" w:lineRule="auto"/>
-      </w:pPr>
-      <w:r>
-        <w:rPr>
-          <w:rFonts w:ascii="Courier New" w:hAnsi="Courier New" w:cs="Courier New" w:eastAsia="Courier New"/>
-          <w:color w:val="000000"/>
-          <w:sz w:val="18"/>
-        </w:rPr>
-        <w:t xml:space="preserve">            width = w;</w:t>
-      </w:r>
-    </w:p>
-    <w:p>
-      <w:pPr>
-        <w:spacing w:line="240" w:lineRule="auto"/>
-      </w:pPr>
-      <w:r>
-        <w:rPr>
-          <w:rFonts w:ascii="Courier New" w:hAnsi="Courier New" w:cs="Courier New" w:eastAsia="Courier New"/>
-          <w:color w:val="000000"/>
-          <w:sz w:val="18"/>
-        </w:rPr>
-        <w:t xml:space="preserve">            height = h;</w:t>
-      </w:r>
-    </w:p>
-    <w:p>
-      <w:pPr>
-        <w:spacing w:line="240" w:lineRule="auto"/>
-      </w:pPr>
-      <w:r>
-        <w:rPr>
-          <w:rFonts w:ascii="Courier New" w:hAnsi="Courier New" w:cs="Courier New" w:eastAsia="Courier New"/>
-          <w:color w:val="000000"/>
-          <w:sz w:val="18"/>
-        </w:rPr>
-        <w:t xml:space="preserve">        }</w:t>
-      </w:r>
-    </w:p>
-    <w:p>
-      <w:pPr>
-        <w:spacing w:line="240" w:lineRule="auto"/>
-      </w:pPr>
-      <w:r>
-        <w:rPr>
-          <w:rFonts w:ascii="Courier New" w:hAnsi="Courier New" w:cs="Courier New" w:eastAsia="Courier New"/>
-          <w:color w:val="000000"/>
-          <w:sz w:val="18"/>
-        </w:rPr>
-        <w:t xml:space="preserve"> </w:t>
-      </w:r>
-    </w:p>
-    <w:p>
-      <w:pPr>
-        <w:spacing w:line="240" w:lineRule="auto"/>
-      </w:pPr>
-      <w:r>
-        <w:rPr>
-          <w:rFonts w:ascii="Courier New" w:hAnsi="Courier New" w:cs="Courier New" w:eastAsia="Courier New"/>
-          <w:color w:val="000000"/>
-          <w:sz w:val="18"/>
-        </w:rPr>
-        <w:t xml:space="preserve">        double? lat = null, lon = null, alt = null;</w:t>
-      </w:r>
-    </w:p>
-    <w:p>
-      <w:pPr>
-        <w:spacing w:line="240" w:lineRule="auto"/>
-      </w:pPr>
-      <w:r>
-        <w:rPr>
-          <w:rFonts w:ascii="Courier New" w:hAnsi="Courier New" w:cs="Courier New" w:eastAsia="Courier New"/>
-          <w:color w:val="000000"/>
-          <w:sz w:val="18"/>
-        </w:rPr>
-        <w:t xml:space="preserve">        // TryGetGeoLocation сам переводить градуси/хвилини/секунди в десяткові та враховує N/S, E/W.</w:t>
-      </w:r>
-    </w:p>
-    <w:p>
-      <w:pPr>
-        <w:spacing w:line="240" w:lineRule="auto"/>
-      </w:pPr>
-      <w:r>
-        <w:rPr>
-          <w:rFonts w:ascii="Courier New" w:hAnsi="Courier New" w:cs="Courier New" w:eastAsia="Courier New"/>
-          <w:color w:val="000000"/>
-          <w:sz w:val="18"/>
-        </w:rPr>
-        <w:t xml:space="preserve">        if (gps?.TryGetGeoLocation(out var geo) == true &amp;&amp; !geo.IsZero)</w:t>
-      </w:r>
-    </w:p>
-    <w:p>
-      <w:pPr>
-        <w:spacing w:line="240" w:lineRule="auto"/>
-      </w:pPr>
-      <w:r>
-        <w:rPr>
-          <w:rFonts w:ascii="Courier New" w:hAnsi="Courier New" w:cs="Courier New" w:eastAsia="Courier New"/>
-          <w:color w:val="000000"/>
-          <w:sz w:val="18"/>
-        </w:rPr>
-        <w:t xml:space="preserve">        {</w:t>
-      </w:r>
-    </w:p>
-    <w:p>
-      <w:pPr>
-        <w:spacing w:line="240" w:lineRule="auto"/>
-      </w:pPr>
-      <w:r>
-        <w:rPr>
-          <w:rFonts w:ascii="Courier New" w:hAnsi="Courier New" w:cs="Courier New" w:eastAsia="Courier New"/>
-          <w:color w:val="000000"/>
-          <w:sz w:val="18"/>
-        </w:rPr>
-        <w:t xml:space="preserve">            lat = geo.Latitude;</w:t>
-      </w:r>
-    </w:p>
-    <w:p>
-      <w:pPr>
-        <w:spacing w:line="240" w:lineRule="auto"/>
-      </w:pPr>
-      <w:r>
-        <w:rPr>
-          <w:rFonts w:ascii="Courier New" w:hAnsi="Courier New" w:cs="Courier New" w:eastAsia="Courier New"/>
-          <w:color w:val="000000"/>
-          <w:sz w:val="18"/>
-        </w:rPr>
-        <w:t xml:space="preserve">            lon = geo.Longitude;</w:t>
-      </w:r>
-    </w:p>
-    <w:p>
-      <w:pPr>
-        <w:spacing w:line="240" w:lineRule="auto"/>
-      </w:pPr>
-      <w:r>
-        <w:rPr>
-          <w:rFonts w:ascii="Courier New" w:hAnsi="Courier New" w:cs="Courier New" w:eastAsia="Courier New"/>
-          <w:color w:val="000000"/>
-          <w:sz w:val="18"/>
-        </w:rPr>
-        <w:t xml:space="preserve">        }</w:t>
-      </w:r>
-    </w:p>
-    <w:p>
-      <w:pPr>
-        <w:spacing w:line="240" w:lineRule="auto"/>
-      </w:pPr>
-      <w:r>
-        <w:rPr>
-          <w:rFonts w:ascii="Courier New" w:hAnsi="Courier New" w:cs="Courier New" w:eastAsia="Courier New"/>
-          <w:color w:val="000000"/>
-          <w:sz w:val="18"/>
-        </w:rPr>
-        <w:t xml:space="preserve">        if (gps?.TryGetRational(GpsDirectory.TagAltitude, out var a) == true)</w:t>
-      </w:r>
-    </w:p>
-    <w:p>
-      <w:pPr>
-        <w:spacing w:line="240" w:lineRule="auto"/>
-      </w:pPr>
-      <w:r>
-        <w:rPr>
-          <w:rFonts w:ascii="Courier New" w:hAnsi="Courier New" w:cs="Courier New" w:eastAsia="Courier New"/>
-          <w:color w:val="000000"/>
-          <w:sz w:val="18"/>
-        </w:rPr>
-        <w:t xml:space="preserve">            alt = a.ToDouble() * (gps.TryGetInt32(GpsDirectory.TagAltitudeRef, out var aref) &amp;&amp; aref == 1 ? -1 : 1);</w:t>
-      </w:r>
-    </w:p>
-    <w:p>
-      <w:pPr>
-        <w:spacing w:line="240" w:lineRule="auto"/>
-      </w:pPr>
-      <w:r>
-        <w:rPr>
-          <w:rFonts w:ascii="Courier New" w:hAnsi="Courier New" w:cs="Courier New" w:eastAsia="Courier New"/>
-          <w:color w:val="000000"/>
-          <w:sz w:val="18"/>
-        </w:rPr>
-        <w:t xml:space="preserve"> </w:t>
-      </w:r>
-    </w:p>
-    <w:p>
-      <w:pPr>
-        <w:spacing w:line="240" w:lineRule="auto"/>
-      </w:pPr>
-      <w:r>
-        <w:rPr>
-          <w:rFonts w:ascii="Courier New" w:hAnsi="Courier New" w:cs="Courier New" w:eastAsia="Courier New"/>
-          <w:color w:val="000000"/>
-          <w:sz w:val="18"/>
-        </w:rPr>
-        <w:t xml:space="preserve">        return new PhotoItem</w:t>
-      </w:r>
-    </w:p>
-    <w:p>
-      <w:pPr>
-        <w:spacing w:line="240" w:lineRule="auto"/>
-      </w:pPr>
-      <w:r>
-        <w:rPr>
-          <w:rFonts w:ascii="Courier New" w:hAnsi="Courier New" w:cs="Courier New" w:eastAsia="Courier New"/>
-          <w:color w:val="000000"/>
-          <w:sz w:val="18"/>
-        </w:rPr>
-        <w:t xml:space="preserve">        {</w:t>
-      </w:r>
-    </w:p>
-    <w:p>
-      <w:pPr>
-        <w:spacing w:line="240" w:lineRule="auto"/>
-      </w:pPr>
-      <w:r>
-        <w:rPr>
-          <w:rFonts w:ascii="Courier New" w:hAnsi="Courier New" w:cs="Courier New" w:eastAsia="Courier New"/>
-          <w:color w:val="000000"/>
-          <w:sz w:val="18"/>
-        </w:rPr>
-        <w:t xml:space="preserve">            FilePath = path,</w:t>
-      </w:r>
-    </w:p>
-    <w:p>
-      <w:pPr>
-        <w:spacing w:line="240" w:lineRule="auto"/>
-      </w:pPr>
-      <w:r>
-        <w:rPr>
-          <w:rFonts w:ascii="Courier New" w:hAnsi="Courier New" w:cs="Courier New" w:eastAsia="Courier New"/>
-          <w:color w:val="000000"/>
-          <w:sz w:val="18"/>
-        </w:rPr>
-        <w:t xml:space="preserve">            Date = taken ?? info.LastWriteTime,</w:t>
-      </w:r>
-    </w:p>
-    <w:p>
-      <w:pPr>
-        <w:spacing w:line="240" w:lineRule="auto"/>
-      </w:pPr>
-      <w:r>
-        <w:rPr>
-          <w:rFonts w:ascii="Courier New" w:hAnsi="Courier New" w:cs="Courier New" w:eastAsia="Courier New"/>
-          <w:color w:val="000000"/>
-          <w:sz w:val="18"/>
-        </w:rPr>
-        <w:t xml:space="preserve">            DateFromExif = taken is not null,</w:t>
-      </w:r>
-    </w:p>
-    <w:p>
-      <w:pPr>
-        <w:spacing w:line="240" w:lineRule="auto"/>
-      </w:pPr>
-      <w:r>
-        <w:rPr>
-          <w:rFonts w:ascii="Courier New" w:hAnsi="Courier New" w:cs="Courier New" w:eastAsia="Courier New"/>
-          <w:color w:val="000000"/>
-          <w:sz w:val="18"/>
-        </w:rPr>
-        <w:t xml:space="preserve">            Camera = camera,</w:t>
-      </w:r>
-    </w:p>
-    <w:p>
-      <w:pPr>
-        <w:spacing w:line="240" w:lineRule="auto"/>
-      </w:pPr>
-      <w:r>
-        <w:rPr>
-          <w:rFonts w:ascii="Courier New" w:hAnsi="Courier New" w:cs="Courier New" w:eastAsia="Courier New"/>
-          <w:color w:val="000000"/>
-          <w:sz w:val="18"/>
-        </w:rPr>
-        <w:t xml:space="preserve">            Width = width,</w:t>
-      </w:r>
-    </w:p>
-    <w:p>
-      <w:pPr>
-        <w:spacing w:line="240" w:lineRule="auto"/>
-      </w:pPr>
-      <w:r>
-        <w:rPr>
-          <w:rFonts w:ascii="Courier New" w:hAnsi="Courier New" w:cs="Courier New" w:eastAsia="Courier New"/>
-          <w:color w:val="000000"/>
-          <w:sz w:val="18"/>
-        </w:rPr>
-        <w:t xml:space="preserve">            Height = height,</w:t>
-      </w:r>
-    </w:p>
-    <w:p>
-      <w:pPr>
-        <w:spacing w:line="240" w:lineRule="auto"/>
-      </w:pPr>
-      <w:r>
-        <w:rPr>
-          <w:rFonts w:ascii="Courier New" w:hAnsi="Courier New" w:cs="Courier New" w:eastAsia="Courier New"/>
-          <w:color w:val="000000"/>
-          <w:sz w:val="18"/>
-        </w:rPr>
-        <w:t xml:space="preserve">            SizeBytes = info.Exists ? info.Length : 0,</w:t>
-      </w:r>
-    </w:p>
-    <w:p>
-      <w:pPr>
-        <w:spacing w:line="240" w:lineRule="auto"/>
-      </w:pPr>
-      <w:r>
-        <w:rPr>
-          <w:rFonts w:ascii="Courier New" w:hAnsi="Courier New" w:cs="Courier New" w:eastAsia="Courier New"/>
-          <w:color w:val="000000"/>
-          <w:sz w:val="18"/>
-        </w:rPr>
-        <w:t xml:space="preserve">            Latitude = lat,</w:t>
-      </w:r>
-    </w:p>
-    <w:p>
-      <w:pPr>
-        <w:spacing w:line="240" w:lineRule="auto"/>
-      </w:pPr>
-      <w:r>
-        <w:rPr>
-          <w:rFonts w:ascii="Courier New" w:hAnsi="Courier New" w:cs="Courier New" w:eastAsia="Courier New"/>
-          <w:color w:val="000000"/>
-          <w:sz w:val="18"/>
-        </w:rPr>
-        <w:t xml:space="preserve">            Longitude = lon,</w:t>
-      </w:r>
-    </w:p>
-    <w:p>
-      <w:pPr>
-        <w:spacing w:line="240" w:lineRule="auto"/>
-      </w:pPr>
-      <w:r>
-        <w:rPr>
-          <w:rFonts w:ascii="Courier New" w:hAnsi="Courier New" w:cs="Courier New" w:eastAsia="Courier New"/>
-          <w:color w:val="000000"/>
-          <w:sz w:val="18"/>
-        </w:rPr>
-        <w:t xml:space="preserve">            Altitude = alt,</w:t>
-      </w:r>
-    </w:p>
-    <w:p>
-      <w:pPr>
-        <w:spacing w:line="240" w:lineRule="auto"/>
-      </w:pPr>
-      <w:r>
-        <w:rPr>
-          <w:rFonts w:ascii="Courier New" w:hAnsi="Courier New" w:cs="Courier New" w:eastAsia="Courier New"/>
-          <w:color w:val="000000"/>
-          <w:sz w:val="18"/>
-        </w:rPr>
-        <w:t xml:space="preserve">        };</w:t>
-      </w:r>
-    </w:p>
-    <w:p>
-      <w:pPr>
-        <w:spacing w:line="240" w:lineRule="auto"/>
-      </w:pPr>
-      <w:r>
-        <w:rPr>
-          <w:rFonts w:ascii="Courier New" w:hAnsi="Courier New" w:cs="Courier New" w:eastAsia="Courier New"/>
-          <w:color w:val="000000"/>
-          <w:sz w:val="18"/>
-        </w:rPr>
-        <w:t xml:space="preserve">    }</w:t>
-      </w:r>
-    </w:p>
-    <w:p>
-      <w:pPr>
-        <w:spacing w:line="240" w:lineRule="auto"/>
-      </w:pPr>
-      <w:r>
-        <w:rPr>
-          <w:rFonts w:ascii="Courier New" w:hAnsi="Courier New" w:cs="Courier New" w:eastAsia="Courier New"/>
-          <w:color w:val="000000"/>
-          <w:sz w:val="18"/>
-        </w:rPr>
-        <w:t xml:space="preserve"> </w:t>
-      </w:r>
-    </w:p>
-    <w:p>
-      <w:pPr>
-        <w:spacing w:line="240" w:lineRule="auto"/>
-      </w:pPr>
-      <w:r>
-        <w:rPr>
-          <w:rFonts w:ascii="Courier New" w:hAnsi="Courier New" w:cs="Courier New" w:eastAsia="Courier New"/>
-          <w:color w:val="000000"/>
-          <w:sz w:val="18"/>
-        </w:rPr>
-        <w:t xml:space="preserve">    /// &lt;summary&gt;Координати для URL/JS — завжди з крапкою незалежно від мови системи.&lt;/summary&gt;</w:t>
-      </w:r>
-    </w:p>
-    <w:p>
-      <w:pPr>
-        <w:spacing w:line="240" w:lineRule="auto"/>
-      </w:pPr>
-      <w:r>
-        <w:rPr>
-          <w:rFonts w:ascii="Courier New" w:hAnsi="Courier New" w:cs="Courier New" w:eastAsia="Courier New"/>
-          <w:color w:val="000000"/>
-          <w:sz w:val="18"/>
-        </w:rPr>
-        <w:t xml:space="preserve">    public static string Invariant(double v) =&gt; v.ToString("0.######", CultureInfo.InvariantCulture);</w:t>
-      </w:r>
-    </w:p>
-    <w:p>
-      <w:pPr>
-        <w:spacing w:line="240" w:lineRule="auto"/>
-      </w:pPr>
-      <w:r>
-        <w:rPr>
-          <w:rFonts w:ascii="Courier New" w:hAnsi="Courier New" w:cs="Courier New" w:eastAsia="Courier New"/>
-          <w:color w:val="000000"/>
-          <w:sz w:val="18"/>
-        </w:rPr>
-        <w:t>}</w:t>
-      </w:r>
-    </w:p>
-    <w:p>
-      <w:pPr>
-        <w:pStyle w:val="Heading2"/>
-        <w:pageBreakBefore/>
-      </w:pPr>
-      <w:r>
-        <w:t>ДОДАТОК В</w:t>
-      </w:r>
-    </w:p>
-    <w:p>
-      <w:pPr>
-        <w:jc w:val="center"/>
-      </w:pPr>
-      <w:r>
-        <w:rPr>
-          <w:b/>
-        </w:rPr>
-        <w:t>ViewModels/MainViewModel.cs</w:t>
-      </w:r>
-    </w:p>
-    <w:p>
-      <w:pPr>
-        <w:spacing w:line="240" w:lineRule="auto"/>
-      </w:pPr>
-      <w:r>
-        <w:rPr>
-          <w:rFonts w:ascii="Courier New" w:hAnsi="Courier New" w:cs="Courier New" w:eastAsia="Courier New"/>
-          <w:color w:val="000000"/>
-          <w:sz w:val="18"/>
-        </w:rPr>
-        <w:t>using System.Collections.ObjectModel;</w:t>
-      </w:r>
-    </w:p>
-    <w:p>
-      <w:pPr>
-        <w:spacing w:line="240" w:lineRule="auto"/>
-      </w:pPr>
-      <w:r>
-        <w:rPr>
-          <w:rFonts w:ascii="Courier New" w:hAnsi="Courier New" w:cs="Courier New" w:eastAsia="Courier New"/>
-          <w:color w:val="000000"/>
-          <w:sz w:val="18"/>
-        </w:rPr>
-        <w:t>using System.Text.Json;</w:t>
-      </w:r>
-    </w:p>
-    <w:p>
-      <w:pPr>
-        <w:spacing w:line="240" w:lineRule="auto"/>
-      </w:pPr>
-      <w:r>
-        <w:rPr>
-          <w:rFonts w:ascii="Courier New" w:hAnsi="Courier New" w:cs="Courier New" w:eastAsia="Courier New"/>
-          <w:color w:val="000000"/>
-          <w:sz w:val="18"/>
-        </w:rPr>
-        <w:t>using CommunityToolkit.Mvvm.ComponentModel;</w:t>
-      </w:r>
-    </w:p>
-    <w:p>
-      <w:pPr>
-        <w:spacing w:line="240" w:lineRule="auto"/>
-      </w:pPr>
-      <w:r>
-        <w:rPr>
-          <w:rFonts w:ascii="Courier New" w:hAnsi="Courier New" w:cs="Courier New" w:eastAsia="Courier New"/>
-          <w:color w:val="000000"/>
-          <w:sz w:val="18"/>
-        </w:rPr>
-        <w:t>using CommunityToolkit.Mvvm.Input;</w:t>
-      </w:r>
-    </w:p>
-    <w:p>
-      <w:pPr>
-        <w:spacing w:line="240" w:lineRule="auto"/>
-      </w:pPr>
-      <w:r>
-        <w:rPr>
-          <w:rFonts w:ascii="Courier New" w:hAnsi="Courier New" w:cs="Courier New" w:eastAsia="Courier New"/>
-          <w:color w:val="000000"/>
-          <w:sz w:val="18"/>
-        </w:rPr>
-        <w:t>using PhotoGallery.Models;</w:t>
-      </w:r>
-    </w:p>
-    <w:p>
-      <w:pPr>
-        <w:spacing w:line="240" w:lineRule="auto"/>
-      </w:pPr>
-      <w:r>
-        <w:rPr>
-          <w:rFonts w:ascii="Courier New" w:hAnsi="Courier New" w:cs="Courier New" w:eastAsia="Courier New"/>
-          <w:color w:val="000000"/>
-          <w:sz w:val="18"/>
-        </w:rPr>
-        <w:t>using PhotoGallery.Services;</w:t>
-      </w:r>
-    </w:p>
-    <w:p>
-      <w:pPr>
-        <w:spacing w:line="240" w:lineRule="auto"/>
-      </w:pPr>
-      <w:r>
-        <w:rPr>
-          <w:rFonts w:ascii="Courier New" w:hAnsi="Courier New" w:cs="Courier New" w:eastAsia="Courier New"/>
-          <w:color w:val="000000"/>
-          <w:sz w:val="18"/>
-        </w:rPr>
-        <w:t xml:space="preserve"> </w:t>
-      </w:r>
-    </w:p>
-    <w:p>
-      <w:pPr>
-        <w:spacing w:line="240" w:lineRule="auto"/>
-      </w:pPr>
-      <w:r>
-        <w:rPr>
-          <w:rFonts w:ascii="Courier New" w:hAnsi="Courier New" w:cs="Courier New" w:eastAsia="Courier New"/>
-          <w:color w:val="000000"/>
-          <w:sz w:val="18"/>
-        </w:rPr>
-        <w:t>namespace PhotoGallery.ViewModels;</w:t>
-      </w:r>
-    </w:p>
-    <w:p>
-      <w:pPr>
-        <w:spacing w:line="240" w:lineRule="auto"/>
-      </w:pPr>
-      <w:r>
-        <w:rPr>
-          <w:rFonts w:ascii="Courier New" w:hAnsi="Courier New" w:cs="Courier New" w:eastAsia="Courier New"/>
-          <w:color w:val="000000"/>
-          <w:sz w:val="18"/>
-        </w:rPr>
-        <w:t xml:space="preserve"> </w:t>
-      </w:r>
-    </w:p>
-    <w:p>
-      <w:pPr>
-        <w:spacing w:line="240" w:lineRule="auto"/>
-      </w:pPr>
-      <w:r>
-        <w:rPr>
-          <w:rFonts w:ascii="Courier New" w:hAnsi="Courier New" w:cs="Courier New" w:eastAsia="Courier New"/>
-          <w:color w:val="000000"/>
-          <w:sz w:val="18"/>
-        </w:rPr>
-        <w:t>/// &lt;summary&gt;Галерея: список фотографій, додавання/видалення, перехід до перегляду.&lt;/summary&gt;</w:t>
-      </w:r>
-    </w:p>
-    <w:p>
-      <w:pPr>
-        <w:spacing w:line="240" w:lineRule="auto"/>
-      </w:pPr>
-      <w:r>
-        <w:rPr>
-          <w:rFonts w:ascii="Courier New" w:hAnsi="Courier New" w:cs="Courier New" w:eastAsia="Courier New"/>
-          <w:color w:val="000000"/>
-          <w:sz w:val="18"/>
-        </w:rPr>
-        <w:t>public partial class MainViewModel : ObservableObject</w:t>
-      </w:r>
-    </w:p>
-    <w:p>
-      <w:pPr>
-        <w:spacing w:line="240" w:lineRule="auto"/>
-      </w:pPr>
-      <w:r>
-        <w:rPr>
-          <w:rFonts w:ascii="Courier New" w:hAnsi="Courier New" w:cs="Courier New" w:eastAsia="Courier New"/>
-          <w:color w:val="000000"/>
-          <w:sz w:val="18"/>
-        </w:rPr>
-        <w:t>{</w:t>
-      </w:r>
-    </w:p>
-    <w:p>
-      <w:pPr>
-        <w:spacing w:line="240" w:lineRule="auto"/>
-      </w:pPr>
-      <w:r>
-        <w:rPr>
-          <w:rFonts w:ascii="Courier New" w:hAnsi="Courier New" w:cs="Courier New" w:eastAsia="Courier New"/>
-          <w:color w:val="000000"/>
-          <w:sz w:val="18"/>
-        </w:rPr>
-        <w:t xml:space="preserve">    private const string PrefsKey = "photo_paths";</w:t>
-      </w:r>
-    </w:p>
-    <w:p>
-      <w:pPr>
-        <w:spacing w:line="240" w:lineRule="auto"/>
-      </w:pPr>
-      <w:r>
-        <w:rPr>
-          <w:rFonts w:ascii="Courier New" w:hAnsi="Courier New" w:cs="Courier New" w:eastAsia="Courier New"/>
-          <w:color w:val="000000"/>
-          <w:sz w:val="18"/>
-        </w:rPr>
-        <w:t xml:space="preserve">    private readonly ExifService _exif;</w:t>
-      </w:r>
-    </w:p>
-    <w:p>
-      <w:pPr>
-        <w:spacing w:line="240" w:lineRule="auto"/>
-      </w:pPr>
-      <w:r>
-        <w:rPr>
-          <w:rFonts w:ascii="Courier New" w:hAnsi="Courier New" w:cs="Courier New" w:eastAsia="Courier New"/>
-          <w:color w:val="000000"/>
-          <w:sz w:val="18"/>
-        </w:rPr>
-        <w:t xml:space="preserve"> </w:t>
-      </w:r>
-    </w:p>
-    <w:p>
-      <w:pPr>
-        <w:spacing w:line="240" w:lineRule="auto"/>
-      </w:pPr>
-      <w:r>
-        <w:rPr>
-          <w:rFonts w:ascii="Courier New" w:hAnsi="Courier New" w:cs="Courier New" w:eastAsia="Courier New"/>
-          <w:color w:val="000000"/>
-          <w:sz w:val="18"/>
-        </w:rPr>
-        <w:t xml:space="preserve">    public ObservableCollection&lt;PhotoItem&gt; Photos { get; } = [];</w:t>
-      </w:r>
-    </w:p>
-    <w:p>
-      <w:pPr>
-        <w:spacing w:line="240" w:lineRule="auto"/>
-      </w:pPr>
-      <w:r>
-        <w:rPr>
-          <w:rFonts w:ascii="Courier New" w:hAnsi="Courier New" w:cs="Courier New" w:eastAsia="Courier New"/>
-          <w:color w:val="000000"/>
-          <w:sz w:val="18"/>
-        </w:rPr>
-        <w:t xml:space="preserve"> </w:t>
-      </w:r>
-    </w:p>
-    <w:p>
-      <w:pPr>
-        <w:spacing w:line="240" w:lineRule="auto"/>
-      </w:pPr>
-      <w:r>
-        <w:rPr>
-          <w:rFonts w:ascii="Courier New" w:hAnsi="Courier New" w:cs="Courier New" w:eastAsia="Courier New"/>
-          <w:color w:val="000000"/>
-          <w:sz w:val="18"/>
-        </w:rPr>
-        <w:t xml:space="preserve">    public IEnumerable&lt;PhotoItem&gt; WithLocation =&gt; Photos.Where(p =&gt; p.HasLocation).OrderByDescending(p =&gt; p.Date);</w:t>
-      </w:r>
-    </w:p>
-    <w:p>
-      <w:pPr>
-        <w:spacing w:line="240" w:lineRule="auto"/>
-      </w:pPr>
-      <w:r>
-        <w:rPr>
-          <w:rFonts w:ascii="Courier New" w:hAnsi="Courier New" w:cs="Courier New" w:eastAsia="Courier New"/>
-          <w:color w:val="000000"/>
-          <w:sz w:val="18"/>
-        </w:rPr>
-        <w:t xml:space="preserve">    public IEnumerable&lt;PhotoItem&gt; WithoutLocation =&gt; Photos.Where(p =&gt; !p.HasLocation).OrderByDescending(p =&gt; p.Date);</w:t>
-      </w:r>
-    </w:p>
-    <w:p>
-      <w:pPr>
-        <w:spacing w:line="240" w:lineRule="auto"/>
-      </w:pPr>
-      <w:r>
-        <w:rPr>
-          <w:rFonts w:ascii="Courier New" w:hAnsi="Courier New" w:cs="Courier New" w:eastAsia="Courier New"/>
-          <w:color w:val="000000"/>
-          <w:sz w:val="18"/>
-        </w:rPr>
-        <w:t xml:space="preserve"> </w:t>
-      </w:r>
-    </w:p>
-    <w:p>
-      <w:pPr>
-        <w:spacing w:line="240" w:lineRule="auto"/>
-      </w:pPr>
-      <w:r>
-        <w:rPr>
-          <w:rFonts w:ascii="Courier New" w:hAnsi="Courier New" w:cs="Courier New" w:eastAsia="Courier New"/>
-          <w:color w:val="000000"/>
-          <w:sz w:val="18"/>
-        </w:rPr>
-        <w:t xml:space="preserve">    [ObservableProperty]</w:t>
-      </w:r>
-    </w:p>
-    <w:p>
-      <w:pPr>
-        <w:spacing w:line="240" w:lineRule="auto"/>
-      </w:pPr>
-      <w:r>
-        <w:rPr>
-          <w:rFonts w:ascii="Courier New" w:hAnsi="Courier New" w:cs="Courier New" w:eastAsia="Courier New"/>
-          <w:color w:val="000000"/>
-          <w:sz w:val="18"/>
-        </w:rPr>
-        <w:t xml:space="preserve">    public partial bool IsBusy { get; set; }</w:t>
-      </w:r>
-    </w:p>
-    <w:p>
-      <w:pPr>
-        <w:spacing w:line="240" w:lineRule="auto"/>
-      </w:pPr>
-      <w:r>
-        <w:rPr>
-          <w:rFonts w:ascii="Courier New" w:hAnsi="Courier New" w:cs="Courier New" w:eastAsia="Courier New"/>
-          <w:color w:val="000000"/>
-          <w:sz w:val="18"/>
-        </w:rPr>
-        <w:t xml:space="preserve"> </w:t>
-      </w:r>
-    </w:p>
-    <w:p>
-      <w:pPr>
-        <w:spacing w:line="240" w:lineRule="auto"/>
-      </w:pPr>
-      <w:r>
-        <w:rPr>
-          <w:rFonts w:ascii="Courier New" w:hAnsi="Courier New" w:cs="Courier New" w:eastAsia="Courier New"/>
-          <w:color w:val="000000"/>
-          <w:sz w:val="18"/>
-        </w:rPr>
-        <w:t xml:space="preserve">    public MainViewModel(ExifService exif)</w:t>
-      </w:r>
-    </w:p>
-    <w:p>
-      <w:pPr>
-        <w:spacing w:line="240" w:lineRule="auto"/>
-      </w:pPr>
-      <w:r>
-        <w:rPr>
-          <w:rFonts w:ascii="Courier New" w:hAnsi="Courier New" w:cs="Courier New" w:eastAsia="Courier New"/>
-          <w:color w:val="000000"/>
-          <w:sz w:val="18"/>
-        </w:rPr>
-        <w:t xml:space="preserve">    {</w:t>
-      </w:r>
-    </w:p>
-    <w:p>
-      <w:pPr>
-        <w:spacing w:line="240" w:lineRule="auto"/>
-      </w:pPr>
-      <w:r>
-        <w:rPr>
-          <w:rFonts w:ascii="Courier New" w:hAnsi="Courier New" w:cs="Courier New" w:eastAsia="Courier New"/>
-          <w:color w:val="000000"/>
-          <w:sz w:val="18"/>
-        </w:rPr>
-        <w:t xml:space="preserve">        _exif = exif;</w:t>
-      </w:r>
-    </w:p>
-    <w:p>
-      <w:pPr>
-        <w:spacing w:line="240" w:lineRule="auto"/>
-      </w:pPr>
-      <w:r>
-        <w:rPr>
-          <w:rFonts w:ascii="Courier New" w:hAnsi="Courier New" w:cs="Courier New" w:eastAsia="Courier New"/>
-          <w:color w:val="000000"/>
-          <w:sz w:val="18"/>
-        </w:rPr>
-        <w:t xml:space="preserve">        Photos.CollectionChanged += (_, _) =&gt;</w:t>
-      </w:r>
-    </w:p>
-    <w:p>
-      <w:pPr>
-        <w:spacing w:line="240" w:lineRule="auto"/>
-      </w:pPr>
-      <w:r>
-        <w:rPr>
-          <w:rFonts w:ascii="Courier New" w:hAnsi="Courier New" w:cs="Courier New" w:eastAsia="Courier New"/>
-          <w:color w:val="000000"/>
-          <w:sz w:val="18"/>
-        </w:rPr>
-        <w:t xml:space="preserve">        {</w:t>
-      </w:r>
-    </w:p>
-    <w:p>
-      <w:pPr>
-        <w:spacing w:line="240" w:lineRule="auto"/>
-      </w:pPr>
-      <w:r>
-        <w:rPr>
-          <w:rFonts w:ascii="Courier New" w:hAnsi="Courier New" w:cs="Courier New" w:eastAsia="Courier New"/>
-          <w:color w:val="000000"/>
-          <w:sz w:val="18"/>
-        </w:rPr>
-        <w:t xml:space="preserve">            OnPropertyChanged(nameof(WithLocation));</w:t>
-      </w:r>
-    </w:p>
-    <w:p>
-      <w:pPr>
-        <w:spacing w:line="240" w:lineRule="auto"/>
-      </w:pPr>
-      <w:r>
-        <w:rPr>
-          <w:rFonts w:ascii="Courier New" w:hAnsi="Courier New" w:cs="Courier New" w:eastAsia="Courier New"/>
-          <w:color w:val="000000"/>
-          <w:sz w:val="18"/>
-        </w:rPr>
-        <w:t xml:space="preserve">            OnPropertyChanged(nameof(WithoutLocation));</w:t>
-      </w:r>
-    </w:p>
-    <w:p>
-      <w:pPr>
-        <w:spacing w:line="240" w:lineRule="auto"/>
-      </w:pPr>
-      <w:r>
-        <w:rPr>
-          <w:rFonts w:ascii="Courier New" w:hAnsi="Courier New" w:cs="Courier New" w:eastAsia="Courier New"/>
-          <w:color w:val="000000"/>
-          <w:sz w:val="18"/>
-        </w:rPr>
-        <w:t xml:space="preserve">            Save();</w:t>
-      </w:r>
-    </w:p>
-    <w:p>
-      <w:pPr>
-        <w:spacing w:line="240" w:lineRule="auto"/>
-      </w:pPr>
-      <w:r>
-        <w:rPr>
-          <w:rFonts w:ascii="Courier New" w:hAnsi="Courier New" w:cs="Courier New" w:eastAsia="Courier New"/>
-          <w:color w:val="000000"/>
-          <w:sz w:val="18"/>
-        </w:rPr>
-        <w:t xml:space="preserve">        };</w:t>
-      </w:r>
-    </w:p>
-    <w:p>
-      <w:pPr>
-        <w:spacing w:line="240" w:lineRule="auto"/>
-      </w:pPr>
-      <w:r>
-        <w:rPr>
-          <w:rFonts w:ascii="Courier New" w:hAnsi="Courier New" w:cs="Courier New" w:eastAsia="Courier New"/>
-          <w:color w:val="000000"/>
-          <w:sz w:val="18"/>
-        </w:rPr>
-        <w:t xml:space="preserve">    }</w:t>
-      </w:r>
-    </w:p>
-    <w:p>
-      <w:pPr>
-        <w:spacing w:line="240" w:lineRule="auto"/>
-      </w:pPr>
-      <w:r>
-        <w:rPr>
-          <w:rFonts w:ascii="Courier New" w:hAnsi="Courier New" w:cs="Courier New" w:eastAsia="Courier New"/>
-          <w:color w:val="000000"/>
-          <w:sz w:val="18"/>
-        </w:rPr>
-        <w:t xml:space="preserve"> </w:t>
-      </w:r>
-    </w:p>
-    <w:p>
-      <w:pPr>
-        <w:spacing w:line="240" w:lineRule="auto"/>
-      </w:pPr>
-      <w:r>
-        <w:rPr>
-          <w:rFonts w:ascii="Courier New" w:hAnsi="Courier New" w:cs="Courier New" w:eastAsia="Courier New"/>
-          <w:color w:val="000000"/>
-          <w:sz w:val="18"/>
-        </w:rPr>
-        <w:t xml:space="preserve">    /// &lt;summary&gt;Відновлює список з попереднього запуску (шляхи зберігаються в Preferences).&lt;/summary&gt;</w:t>
-      </w:r>
-    </w:p>
-    <w:p>
-      <w:pPr>
-        <w:spacing w:line="240" w:lineRule="auto"/>
-      </w:pPr>
-      <w:r>
-        <w:rPr>
-          <w:rFonts w:ascii="Courier New" w:hAnsi="Courier New" w:cs="Courier New" w:eastAsia="Courier New"/>
-          <w:color w:val="000000"/>
-          <w:sz w:val="18"/>
-        </w:rPr>
-        <w:t xml:space="preserve">    public async Task LoadAsync()</w:t>
-      </w:r>
-    </w:p>
-    <w:p>
-      <w:pPr>
-        <w:spacing w:line="240" w:lineRule="auto"/>
-      </w:pPr>
-      <w:r>
-        <w:rPr>
-          <w:rFonts w:ascii="Courier New" w:hAnsi="Courier New" w:cs="Courier New" w:eastAsia="Courier New"/>
-          <w:color w:val="000000"/>
-          <w:sz w:val="18"/>
-        </w:rPr>
-        <w:t xml:space="preserve">    {</w:t>
-      </w:r>
-    </w:p>
-    <w:p>
-      <w:pPr>
-        <w:spacing w:line="240" w:lineRule="auto"/>
-      </w:pPr>
-      <w:r>
-        <w:rPr>
-          <w:rFonts w:ascii="Courier New" w:hAnsi="Courier New" w:cs="Courier New" w:eastAsia="Courier New"/>
-          <w:color w:val="000000"/>
-          <w:sz w:val="18"/>
-        </w:rPr>
-        <w:t xml:space="preserve">        var paths = JsonSerializer.Deserialize&lt;List&lt;string&gt;&gt;(Preferences.Default.Get(PrefsKey, "[]")) ?? [];</w:t>
-      </w:r>
-    </w:p>
-    <w:p>
-      <w:pPr>
-        <w:spacing w:line="240" w:lineRule="auto"/>
-      </w:pPr>
-      <w:r>
-        <w:rPr>
-          <w:rFonts w:ascii="Courier New" w:hAnsi="Courier New" w:cs="Courier New" w:eastAsia="Courier New"/>
-          <w:color w:val="000000"/>
-          <w:sz w:val="18"/>
-        </w:rPr>
-        <w:t xml:space="preserve">        // Для демонстрації та скриншотів: змінна середовища з текою прикладів.</w:t>
-      </w:r>
-    </w:p>
-    <w:p>
-      <w:pPr>
-        <w:spacing w:line="240" w:lineRule="auto"/>
-      </w:pPr>
-      <w:r>
-        <w:rPr>
-          <w:rFonts w:ascii="Courier New" w:hAnsi="Courier New" w:cs="Courier New" w:eastAsia="Courier New"/>
-          <w:color w:val="000000"/>
-          <w:sz w:val="18"/>
-        </w:rPr>
-        <w:t xml:space="preserve">        var demo = Environment.GetEnvironmentVariable("PHOTO_GALLERY_FOLDER");</w:t>
-      </w:r>
-    </w:p>
-    <w:p>
-      <w:pPr>
-        <w:spacing w:line="240" w:lineRule="auto"/>
-      </w:pPr>
-      <w:r>
-        <w:rPr>
-          <w:rFonts w:ascii="Courier New" w:hAnsi="Courier New" w:cs="Courier New" w:eastAsia="Courier New"/>
-          <w:color w:val="000000"/>
-          <w:sz w:val="18"/>
-        </w:rPr>
-        <w:t xml:space="preserve">        if (!string.IsNullOrEmpty(demo) &amp;&amp; System.IO.Directory.Exists(demo))</w:t>
-      </w:r>
-    </w:p>
-    <w:p>
-      <w:pPr>
-        <w:spacing w:line="240" w:lineRule="auto"/>
-      </w:pPr>
-      <w:r>
-        <w:rPr>
-          <w:rFonts w:ascii="Courier New" w:hAnsi="Courier New" w:cs="Courier New" w:eastAsia="Courier New"/>
-          <w:color w:val="000000"/>
-          <w:sz w:val="18"/>
-        </w:rPr>
-        <w:t xml:space="preserve">            paths.AddRange(System.IO.Directory.EnumerateFiles(demo).Where(IsImage));</w:t>
-      </w:r>
-    </w:p>
-    <w:p>
-      <w:pPr>
-        <w:spacing w:line="240" w:lineRule="auto"/>
-      </w:pPr>
-      <w:r>
-        <w:rPr>
-          <w:rFonts w:ascii="Courier New" w:hAnsi="Courier New" w:cs="Courier New" w:eastAsia="Courier New"/>
-          <w:color w:val="000000"/>
-          <w:sz w:val="18"/>
-        </w:rPr>
-        <w:t xml:space="preserve">        await AddAsync(paths.Where(File.Exists).Distinct(StringComparer.OrdinalIgnoreCase));</w:t>
-      </w:r>
-    </w:p>
-    <w:p>
-      <w:pPr>
-        <w:spacing w:line="240" w:lineRule="auto"/>
-      </w:pPr>
-      <w:r>
-        <w:rPr>
-          <w:rFonts w:ascii="Courier New" w:hAnsi="Courier New" w:cs="Courier New" w:eastAsia="Courier New"/>
-          <w:color w:val="000000"/>
-          <w:sz w:val="18"/>
-        </w:rPr>
-        <w:t xml:space="preserve">    }</w:t>
-      </w:r>
-    </w:p>
-    <w:p>
-      <w:pPr>
-        <w:spacing w:line="240" w:lineRule="auto"/>
-      </w:pPr>
-      <w:r>
-        <w:rPr>
-          <w:rFonts w:ascii="Courier New" w:hAnsi="Courier New" w:cs="Courier New" w:eastAsia="Courier New"/>
-          <w:color w:val="000000"/>
-          <w:sz w:val="18"/>
-        </w:rPr>
-        <w:t xml:space="preserve"> </w:t>
-      </w:r>
-    </w:p>
-    <w:p>
-      <w:pPr>
-        <w:spacing w:line="240" w:lineRule="auto"/>
-      </w:pPr>
-      <w:r>
-        <w:rPr>
-          <w:rFonts w:ascii="Courier New" w:hAnsi="Courier New" w:cs="Courier New" w:eastAsia="Courier New"/>
-          <w:color w:val="000000"/>
-          <w:sz w:val="18"/>
-        </w:rPr>
-        <w:t xml:space="preserve">    [RelayCommand]</w:t>
-      </w:r>
-    </w:p>
-    <w:p>
-      <w:pPr>
-        <w:spacing w:line="240" w:lineRule="auto"/>
-      </w:pPr>
-      <w:r>
-        <w:rPr>
-          <w:rFonts w:ascii="Courier New" w:hAnsi="Courier New" w:cs="Courier New" w:eastAsia="Courier New"/>
-          <w:color w:val="000000"/>
-          <w:sz w:val="18"/>
-        </w:rPr>
-        <w:t xml:space="preserve">    private async Task AddPhotos()</w:t>
-      </w:r>
-    </w:p>
-    <w:p>
-      <w:pPr>
-        <w:spacing w:line="240" w:lineRule="auto"/>
-      </w:pPr>
-      <w:r>
-        <w:rPr>
-          <w:rFonts w:ascii="Courier New" w:hAnsi="Courier New" w:cs="Courier New" w:eastAsia="Courier New"/>
-          <w:color w:val="000000"/>
-          <w:sz w:val="18"/>
-        </w:rPr>
-        <w:t xml:space="preserve">    {</w:t>
-      </w:r>
-    </w:p>
-    <w:p>
-      <w:pPr>
-        <w:spacing w:line="240" w:lineRule="auto"/>
-      </w:pPr>
-      <w:r>
-        <w:rPr>
-          <w:rFonts w:ascii="Courier New" w:hAnsi="Courier New" w:cs="Courier New" w:eastAsia="Courier New"/>
-          <w:color w:val="000000"/>
-          <w:sz w:val="18"/>
-        </w:rPr>
-        <w:t xml:space="preserve">        var files = await FilePicker.Default.PickMultipleAsync(new PickOptions</w:t>
-      </w:r>
-    </w:p>
-    <w:p>
-      <w:pPr>
-        <w:spacing w:line="240" w:lineRule="auto"/>
-      </w:pPr>
-      <w:r>
-        <w:rPr>
-          <w:rFonts w:ascii="Courier New" w:hAnsi="Courier New" w:cs="Courier New" w:eastAsia="Courier New"/>
-          <w:color w:val="000000"/>
-          <w:sz w:val="18"/>
-        </w:rPr>
-        <w:t xml:space="preserve">        {</w:t>
-      </w:r>
-    </w:p>
-    <w:p>
-      <w:pPr>
-        <w:spacing w:line="240" w:lineRule="auto"/>
-      </w:pPr>
-      <w:r>
-        <w:rPr>
-          <w:rFonts w:ascii="Courier New" w:hAnsi="Courier New" w:cs="Courier New" w:eastAsia="Courier New"/>
-          <w:color w:val="000000"/>
-          <w:sz w:val="18"/>
-        </w:rPr>
-        <w:t xml:space="preserve">            PickerTitle = "Оберіть фотографії",</w:t>
-      </w:r>
-    </w:p>
-    <w:p>
-      <w:pPr>
-        <w:spacing w:line="240" w:lineRule="auto"/>
-      </w:pPr>
-      <w:r>
-        <w:rPr>
-          <w:rFonts w:ascii="Courier New" w:hAnsi="Courier New" w:cs="Courier New" w:eastAsia="Courier New"/>
-          <w:color w:val="000000"/>
-          <w:sz w:val="18"/>
-        </w:rPr>
-        <w:t xml:space="preserve">            FileTypes = FilePickerFileType.Images,</w:t>
-      </w:r>
-    </w:p>
-    <w:p>
-      <w:pPr>
-        <w:spacing w:line="240" w:lineRule="auto"/>
-      </w:pPr>
-      <w:r>
-        <w:rPr>
-          <w:rFonts w:ascii="Courier New" w:hAnsi="Courier New" w:cs="Courier New" w:eastAsia="Courier New"/>
-          <w:color w:val="000000"/>
-          <w:sz w:val="18"/>
-        </w:rPr>
-        <w:t xml:space="preserve">        });</w:t>
-      </w:r>
-    </w:p>
-    <w:p>
-      <w:pPr>
-        <w:spacing w:line="240" w:lineRule="auto"/>
-      </w:pPr>
-      <w:r>
-        <w:rPr>
-          <w:rFonts w:ascii="Courier New" w:hAnsi="Courier New" w:cs="Courier New" w:eastAsia="Courier New"/>
-          <w:color w:val="000000"/>
-          <w:sz w:val="18"/>
-        </w:rPr>
-        <w:t xml:space="preserve">        if (files is null) return;</w:t>
-      </w:r>
-    </w:p>
-    <w:p>
-      <w:pPr>
-        <w:spacing w:line="240" w:lineRule="auto"/>
-      </w:pPr>
-      <w:r>
-        <w:rPr>
-          <w:rFonts w:ascii="Courier New" w:hAnsi="Courier New" w:cs="Courier New" w:eastAsia="Courier New"/>
-          <w:color w:val="000000"/>
-          <w:sz w:val="18"/>
-        </w:rPr>
-        <w:t xml:space="preserve">        await AddAsync(files.Where(f =&gt; f is not null).Select(f =&gt; f!.FullPath));</w:t>
-      </w:r>
-    </w:p>
-    <w:p>
-      <w:pPr>
-        <w:spacing w:line="240" w:lineRule="auto"/>
-      </w:pPr>
-      <w:r>
-        <w:rPr>
-          <w:rFonts w:ascii="Courier New" w:hAnsi="Courier New" w:cs="Courier New" w:eastAsia="Courier New"/>
-          <w:color w:val="000000"/>
-          <w:sz w:val="18"/>
-        </w:rPr>
-        <w:t xml:space="preserve">    }</w:t>
-      </w:r>
-    </w:p>
-    <w:p>
-      <w:pPr>
-        <w:spacing w:line="240" w:lineRule="auto"/>
-      </w:pPr>
-      <w:r>
-        <w:rPr>
-          <w:rFonts w:ascii="Courier New" w:hAnsi="Courier New" w:cs="Courier New" w:eastAsia="Courier New"/>
-          <w:color w:val="000000"/>
-          <w:sz w:val="18"/>
-        </w:rPr>
-        <w:t xml:space="preserve"> </w:t>
-      </w:r>
-    </w:p>
-    <w:p>
-      <w:pPr>
-        <w:spacing w:line="240" w:lineRule="auto"/>
-      </w:pPr>
-      <w:r>
-        <w:rPr>
-          <w:rFonts w:ascii="Courier New" w:hAnsi="Courier New" w:cs="Courier New" w:eastAsia="Courier New"/>
-          <w:color w:val="000000"/>
-          <w:sz w:val="18"/>
-        </w:rPr>
-        <w:t xml:space="preserve">    [RelayCommand]</w:t>
-      </w:r>
-    </w:p>
-    <w:p>
-      <w:pPr>
-        <w:spacing w:line="240" w:lineRule="auto"/>
-      </w:pPr>
-      <w:r>
-        <w:rPr>
-          <w:rFonts w:ascii="Courier New" w:hAnsi="Courier New" w:cs="Courier New" w:eastAsia="Courier New"/>
-          <w:color w:val="000000"/>
-          <w:sz w:val="18"/>
-        </w:rPr>
-        <w:t xml:space="preserve">    private void Remove(PhotoItem photo) =&gt; Photos.Remove(photo);</w:t>
-      </w:r>
-    </w:p>
-    <w:p>
-      <w:pPr>
-        <w:spacing w:line="240" w:lineRule="auto"/>
-      </w:pPr>
-      <w:r>
-        <w:rPr>
-          <w:rFonts w:ascii="Courier New" w:hAnsi="Courier New" w:cs="Courier New" w:eastAsia="Courier New"/>
-          <w:color w:val="000000"/>
-          <w:sz w:val="18"/>
-        </w:rPr>
-        <w:t xml:space="preserve"> </w:t>
-      </w:r>
-    </w:p>
-    <w:p>
-      <w:pPr>
-        <w:spacing w:line="240" w:lineRule="auto"/>
-      </w:pPr>
-      <w:r>
-        <w:rPr>
-          <w:rFonts w:ascii="Courier New" w:hAnsi="Courier New" w:cs="Courier New" w:eastAsia="Courier New"/>
-          <w:color w:val="000000"/>
-          <w:sz w:val="18"/>
-        </w:rPr>
-        <w:t xml:space="preserve">    [RelayCommand]</w:t>
-      </w:r>
-    </w:p>
-    <w:p>
-      <w:pPr>
-        <w:spacing w:line="240" w:lineRule="auto"/>
-      </w:pPr>
-      <w:r>
-        <w:rPr>
-          <w:rFonts w:ascii="Courier New" w:hAnsi="Courier New" w:cs="Courier New" w:eastAsia="Courier New"/>
-          <w:color w:val="000000"/>
-          <w:sz w:val="18"/>
-        </w:rPr>
-        <w:t xml:space="preserve">    private void Clear() =&gt; Photos.Clear();</w:t>
-      </w:r>
-    </w:p>
-    <w:p>
-      <w:pPr>
-        <w:spacing w:line="240" w:lineRule="auto"/>
-      </w:pPr>
-      <w:r>
-        <w:rPr>
-          <w:rFonts w:ascii="Courier New" w:hAnsi="Courier New" w:cs="Courier New" w:eastAsia="Courier New"/>
-          <w:color w:val="000000"/>
-          <w:sz w:val="18"/>
-        </w:rPr>
-        <w:t xml:space="preserve"> </w:t>
-      </w:r>
-    </w:p>
-    <w:p>
-      <w:pPr>
-        <w:spacing w:line="240" w:lineRule="auto"/>
-      </w:pPr>
-      <w:r>
-        <w:rPr>
-          <w:rFonts w:ascii="Courier New" w:hAnsi="Courier New" w:cs="Courier New" w:eastAsia="Courier New"/>
-          <w:color w:val="000000"/>
-          <w:sz w:val="18"/>
-        </w:rPr>
-        <w:t xml:space="preserve">    [RelayCommand]</w:t>
-      </w:r>
-    </w:p>
-    <w:p>
-      <w:pPr>
-        <w:spacing w:line="240" w:lineRule="auto"/>
-      </w:pPr>
-      <w:r>
-        <w:rPr>
-          <w:rFonts w:ascii="Courier New" w:hAnsi="Courier New" w:cs="Courier New" w:eastAsia="Courier New"/>
-          <w:color w:val="000000"/>
-          <w:sz w:val="18"/>
-        </w:rPr>
-        <w:t xml:space="preserve">    private Task Open(PhotoItem photo) =&gt;</w:t>
-      </w:r>
-    </w:p>
-    <w:p>
-      <w:pPr>
-        <w:spacing w:line="240" w:lineRule="auto"/>
-      </w:pPr>
-      <w:r>
-        <w:rPr>
-          <w:rFonts w:ascii="Courier New" w:hAnsi="Courier New" w:cs="Courier New" w:eastAsia="Courier New"/>
-          <w:color w:val="000000"/>
-          <w:sz w:val="18"/>
-        </w:rPr>
-        <w:t xml:space="preserve">        Shell.Current.GoToAsync(nameof(Views.PhotoPage), new Dictionary&lt;string, object&gt; { ["Photo"] = photo });</w:t>
-      </w:r>
-    </w:p>
-    <w:p>
-      <w:pPr>
-        <w:spacing w:line="240" w:lineRule="auto"/>
-      </w:pPr>
-      <w:r>
-        <w:rPr>
-          <w:rFonts w:ascii="Courier New" w:hAnsi="Courier New" w:cs="Courier New" w:eastAsia="Courier New"/>
-          <w:color w:val="000000"/>
-          <w:sz w:val="18"/>
-        </w:rPr>
-        <w:t xml:space="preserve"> </w:t>
-      </w:r>
-    </w:p>
-    <w:p>
-      <w:pPr>
-        <w:spacing w:line="240" w:lineRule="auto"/>
-      </w:pPr>
-      <w:r>
-        <w:rPr>
-          <w:rFonts w:ascii="Courier New" w:hAnsi="Courier New" w:cs="Courier New" w:eastAsia="Courier New"/>
-          <w:color w:val="000000"/>
-          <w:sz w:val="18"/>
-        </w:rPr>
-        <w:t xml:space="preserve">    private async Task AddAsync(IEnumerable&lt;string&gt; paths)</w:t>
-      </w:r>
-    </w:p>
-    <w:p>
-      <w:pPr>
-        <w:spacing w:line="240" w:lineRule="auto"/>
-      </w:pPr>
-      <w:r>
-        <w:rPr>
-          <w:rFonts w:ascii="Courier New" w:hAnsi="Courier New" w:cs="Courier New" w:eastAsia="Courier New"/>
-          <w:color w:val="000000"/>
-          <w:sz w:val="18"/>
-        </w:rPr>
-        <w:t xml:space="preserve">    {</w:t>
-      </w:r>
-    </w:p>
-    <w:p>
-      <w:pPr>
-        <w:spacing w:line="240" w:lineRule="auto"/>
-      </w:pPr>
-      <w:r>
-        <w:rPr>
-          <w:rFonts w:ascii="Courier New" w:hAnsi="Courier New" w:cs="Courier New" w:eastAsia="Courier New"/>
-          <w:color w:val="000000"/>
-          <w:sz w:val="18"/>
-        </w:rPr>
-        <w:t xml:space="preserve">        IsBusy = true;</w:t>
-      </w:r>
-    </w:p>
-    <w:p>
-      <w:pPr>
-        <w:spacing w:line="240" w:lineRule="auto"/>
-      </w:pPr>
-      <w:r>
-        <w:rPr>
-          <w:rFonts w:ascii="Courier New" w:hAnsi="Courier New" w:cs="Courier New" w:eastAsia="Courier New"/>
-          <w:color w:val="000000"/>
-          <w:sz w:val="18"/>
-        </w:rPr>
-        <w:t xml:space="preserve">        try</w:t>
-      </w:r>
-    </w:p>
-    <w:p>
-      <w:pPr>
-        <w:spacing w:line="240" w:lineRule="auto"/>
-      </w:pPr>
-      <w:r>
-        <w:rPr>
-          <w:rFonts w:ascii="Courier New" w:hAnsi="Courier New" w:cs="Courier New" w:eastAsia="Courier New"/>
-          <w:color w:val="000000"/>
-          <w:sz w:val="18"/>
-        </w:rPr>
-        <w:t xml:space="preserve">        {</w:t>
-      </w:r>
-    </w:p>
-    <w:p>
-      <w:pPr>
-        <w:spacing w:line="240" w:lineRule="auto"/>
-      </w:pPr>
-      <w:r>
-        <w:rPr>
-          <w:rFonts w:ascii="Courier New" w:hAnsi="Courier New" w:cs="Courier New" w:eastAsia="Courier New"/>
-          <w:color w:val="000000"/>
-          <w:sz w:val="18"/>
-        </w:rPr>
-        <w:t xml:space="preserve">            var known = Photos.Select(p =&gt; p.FilePath).ToHashSet(StringComparer.OrdinalIgnoreCase);</w:t>
-      </w:r>
-    </w:p>
-    <w:p>
-      <w:pPr>
-        <w:spacing w:line="240" w:lineRule="auto"/>
-      </w:pPr>
-      <w:r>
-        <w:rPr>
-          <w:rFonts w:ascii="Courier New" w:hAnsi="Courier New" w:cs="Courier New" w:eastAsia="Courier New"/>
-          <w:color w:val="000000"/>
-          <w:sz w:val="18"/>
-        </w:rPr>
-        <w:t xml:space="preserve">            var fresh = paths.Where(p =&gt; known.Add(p)).ToList();</w:t>
-      </w:r>
-    </w:p>
-    <w:p>
-      <w:pPr>
-        <w:spacing w:line="240" w:lineRule="auto"/>
-      </w:pPr>
-      <w:r>
-        <w:rPr>
-          <w:rFonts w:ascii="Courier New" w:hAnsi="Courier New" w:cs="Courier New" w:eastAsia="Courier New"/>
-          <w:color w:val="000000"/>
-          <w:sz w:val="18"/>
-        </w:rPr>
-        <w:t xml:space="preserve">            // Читання EXIF — робота з файлами, тому у фоновому потоці, щоб не блокувати інтерфейс.</w:t>
-      </w:r>
-    </w:p>
-    <w:p>
-      <w:pPr>
-        <w:spacing w:line="240" w:lineRule="auto"/>
-      </w:pPr>
-      <w:r>
-        <w:rPr>
-          <w:rFonts w:ascii="Courier New" w:hAnsi="Courier New" w:cs="Courier New" w:eastAsia="Courier New"/>
-          <w:color w:val="000000"/>
-          <w:sz w:val="18"/>
-        </w:rPr>
-        <w:t xml:space="preserve">            var items = await Task.Run(() =&gt; fresh.Select(_exif.Read).ToList());</w:t>
-      </w:r>
-    </w:p>
-    <w:p>
-      <w:pPr>
-        <w:spacing w:line="240" w:lineRule="auto"/>
-      </w:pPr>
-      <w:r>
-        <w:rPr>
-          <w:rFonts w:ascii="Courier New" w:hAnsi="Courier New" w:cs="Courier New" w:eastAsia="Courier New"/>
-          <w:color w:val="000000"/>
-          <w:sz w:val="18"/>
-        </w:rPr>
-        <w:t xml:space="preserve">            foreach (var item in items) Photos.Add(item);</w:t>
-      </w:r>
-    </w:p>
-    <w:p>
-      <w:pPr>
-        <w:spacing w:line="240" w:lineRule="auto"/>
-      </w:pPr>
-      <w:r>
-        <w:rPr>
-          <w:rFonts w:ascii="Courier New" w:hAnsi="Courier New" w:cs="Courier New" w:eastAsia="Courier New"/>
-          <w:color w:val="000000"/>
-          <w:sz w:val="18"/>
-        </w:rPr>
-        <w:t xml:space="preserve">        }</w:t>
-      </w:r>
-    </w:p>
-    <w:p>
-      <w:pPr>
-        <w:spacing w:line="240" w:lineRule="auto"/>
-      </w:pPr>
-      <w:r>
-        <w:rPr>
-          <w:rFonts w:ascii="Courier New" w:hAnsi="Courier New" w:cs="Courier New" w:eastAsia="Courier New"/>
-          <w:color w:val="000000"/>
-          <w:sz w:val="18"/>
-        </w:rPr>
-        <w:t xml:space="preserve">        finally</w:t>
-      </w:r>
-    </w:p>
-    <w:p>
-      <w:pPr>
-        <w:spacing w:line="240" w:lineRule="auto"/>
-      </w:pPr>
-      <w:r>
-        <w:rPr>
-          <w:rFonts w:ascii="Courier New" w:hAnsi="Courier New" w:cs="Courier New" w:eastAsia="Courier New"/>
-          <w:color w:val="000000"/>
-          <w:sz w:val="18"/>
-        </w:rPr>
-        <w:t xml:space="preserve">        {</w:t>
-      </w:r>
-    </w:p>
-    <w:p>
-      <w:pPr>
-        <w:spacing w:line="240" w:lineRule="auto"/>
-      </w:pPr>
-      <w:r>
-        <w:rPr>
-          <w:rFonts w:ascii="Courier New" w:hAnsi="Courier New" w:cs="Courier New" w:eastAsia="Courier New"/>
-          <w:color w:val="000000"/>
-          <w:sz w:val="18"/>
-        </w:rPr>
-        <w:t xml:space="preserve">            IsBusy = false;</w:t>
-      </w:r>
-    </w:p>
-    <w:p>
-      <w:pPr>
-        <w:spacing w:line="240" w:lineRule="auto"/>
-      </w:pPr>
-      <w:r>
-        <w:rPr>
-          <w:rFonts w:ascii="Courier New" w:hAnsi="Courier New" w:cs="Courier New" w:eastAsia="Courier New"/>
-          <w:color w:val="000000"/>
-          <w:sz w:val="18"/>
-        </w:rPr>
-        <w:t xml:space="preserve">        }</w:t>
-      </w:r>
-    </w:p>
-    <w:p>
-      <w:pPr>
-        <w:spacing w:line="240" w:lineRule="auto"/>
-      </w:pPr>
-      <w:r>
-        <w:rPr>
-          <w:rFonts w:ascii="Courier New" w:hAnsi="Courier New" w:cs="Courier New" w:eastAsia="Courier New"/>
-          <w:color w:val="000000"/>
-          <w:sz w:val="18"/>
-        </w:rPr>
-        <w:t xml:space="preserve">    }</w:t>
-      </w:r>
-    </w:p>
-    <w:p>
-      <w:pPr>
-        <w:spacing w:line="240" w:lineRule="auto"/>
-      </w:pPr>
-      <w:r>
-        <w:rPr>
-          <w:rFonts w:ascii="Courier New" w:hAnsi="Courier New" w:cs="Courier New" w:eastAsia="Courier New"/>
-          <w:color w:val="000000"/>
-          <w:sz w:val="18"/>
-        </w:rPr>
-        <w:t xml:space="preserve"> </w:t>
-      </w:r>
-    </w:p>
-    <w:p>
-      <w:pPr>
-        <w:spacing w:line="240" w:lineRule="auto"/>
-      </w:pPr>
-      <w:r>
-        <w:rPr>
-          <w:rFonts w:ascii="Courier New" w:hAnsi="Courier New" w:cs="Courier New" w:eastAsia="Courier New"/>
-          <w:color w:val="000000"/>
-          <w:sz w:val="18"/>
-        </w:rPr>
-        <w:t xml:space="preserve">    private void Save() =&gt;</w:t>
-      </w:r>
-    </w:p>
-    <w:p>
-      <w:pPr>
-        <w:spacing w:line="240" w:lineRule="auto"/>
-      </w:pPr>
-      <w:r>
-        <w:rPr>
-          <w:rFonts w:ascii="Courier New" w:hAnsi="Courier New" w:cs="Courier New" w:eastAsia="Courier New"/>
-          <w:color w:val="000000"/>
-          <w:sz w:val="18"/>
-        </w:rPr>
-        <w:t xml:space="preserve">        Preferences.Default.Set(PrefsKey, JsonSerializer.Serialize(Photos.Select(p =&gt; p.FilePath)));</w:t>
-      </w:r>
-    </w:p>
-    <w:p>
-      <w:pPr>
-        <w:spacing w:line="240" w:lineRule="auto"/>
-      </w:pPr>
-      <w:r>
-        <w:rPr>
-          <w:rFonts w:ascii="Courier New" w:hAnsi="Courier New" w:cs="Courier New" w:eastAsia="Courier New"/>
-          <w:color w:val="000000"/>
-          <w:sz w:val="18"/>
-        </w:rPr>
-        <w:t xml:space="preserve"> </w:t>
-      </w:r>
-    </w:p>
-    <w:p>
-      <w:pPr>
-        <w:spacing w:line="240" w:lineRule="auto"/>
-      </w:pPr>
-      <w:r>
-        <w:rPr>
-          <w:rFonts w:ascii="Courier New" w:hAnsi="Courier New" w:cs="Courier New" w:eastAsia="Courier New"/>
-          <w:color w:val="000000"/>
-          <w:sz w:val="18"/>
-        </w:rPr>
-        <w:t xml:space="preserve">    private static bool IsImage(string path) =&gt;</w:t>
-      </w:r>
-    </w:p>
-    <w:p>
-      <w:pPr>
-        <w:spacing w:line="240" w:lineRule="auto"/>
-      </w:pPr>
-      <w:r>
-        <w:rPr>
-          <w:rFonts w:ascii="Courier New" w:hAnsi="Courier New" w:cs="Courier New" w:eastAsia="Courier New"/>
-          <w:color w:val="000000"/>
-          <w:sz w:val="18"/>
-        </w:rPr>
-        <w:t xml:space="preserve">        Path.GetExtension(path).ToLowerInvariant() is ".jpg" or ".jpeg" or ".png" or ".heic" or ".webp" or ".tif" or ".tiff";</w:t>
-      </w:r>
-    </w:p>
-    <w:p>
-      <w:pPr>
-        <w:spacing w:line="240" w:lineRule="auto"/>
-      </w:pPr>
-      <w:r>
-        <w:rPr>
-          <w:rFonts w:ascii="Courier New" w:hAnsi="Courier New" w:cs="Courier New" w:eastAsia="Courier New"/>
-          <w:color w:val="000000"/>
-          <w:sz w:val="18"/>
-        </w:rPr>
-        <w:t>}</w:t>
-      </w:r>
-    </w:p>
-    <w:p>
-      <w:pPr>
-        <w:pStyle w:val="Heading2"/>
-        <w:pageBreakBefore/>
-      </w:pPr>
-      <w:r>
-        <w:t>ДОДАТОК Г</w:t>
-      </w:r>
-    </w:p>
-    <w:p>
-      <w:pPr>
-        <w:jc w:val="center"/>
-      </w:pPr>
-      <w:r>
-        <w:rPr>
-          <w:b/>
-        </w:rPr>
-        <w:t>ViewModels/PhotoViewModel.cs</w:t>
-      </w:r>
-    </w:p>
-    <w:p>
-      <w:pPr>
-        <w:spacing w:line="240" w:lineRule="auto"/>
-      </w:pPr>
-      <w:r>
-        <w:rPr>
-          <w:rFonts w:ascii="Courier New" w:hAnsi="Courier New" w:cs="Courier New" w:eastAsia="Courier New"/>
-          <w:color w:val="000000"/>
-          <w:sz w:val="18"/>
-        </w:rPr>
-        <w:t>using CommunityToolkit.Mvvm.ComponentModel;</w:t>
-      </w:r>
-    </w:p>
-    <w:p>
-      <w:pPr>
-        <w:spacing w:line="240" w:lineRule="auto"/>
-      </w:pPr>
-      <w:r>
-        <w:rPr>
-          <w:rFonts w:ascii="Courier New" w:hAnsi="Courier New" w:cs="Courier New" w:eastAsia="Courier New"/>
-          <w:color w:val="000000"/>
-          <w:sz w:val="18"/>
-        </w:rPr>
-        <w:t>using CommunityToolkit.Mvvm.Input;</w:t>
-      </w:r>
-    </w:p>
-    <w:p>
-      <w:pPr>
-        <w:spacing w:line="240" w:lineRule="auto"/>
-      </w:pPr>
-      <w:r>
-        <w:rPr>
-          <w:rFonts w:ascii="Courier New" w:hAnsi="Courier New" w:cs="Courier New" w:eastAsia="Courier New"/>
-          <w:color w:val="000000"/>
-          <w:sz w:val="18"/>
-        </w:rPr>
-        <w:t>using PhotoGallery.Models;</w:t>
-      </w:r>
-    </w:p>
-    <w:p>
-      <w:pPr>
-        <w:spacing w:line="240" w:lineRule="auto"/>
-      </w:pPr>
-      <w:r>
-        <w:rPr>
-          <w:rFonts w:ascii="Courier New" w:hAnsi="Courier New" w:cs="Courier New" w:eastAsia="Courier New"/>
-          <w:color w:val="000000"/>
-          <w:sz w:val="18"/>
-        </w:rPr>
-        <w:t>using PhotoGallery.Services;</w:t>
-      </w:r>
-    </w:p>
-    <w:p>
-      <w:pPr>
-        <w:spacing w:line="240" w:lineRule="auto"/>
-      </w:pPr>
-      <w:r>
-        <w:rPr>
-          <w:rFonts w:ascii="Courier New" w:hAnsi="Courier New" w:cs="Courier New" w:eastAsia="Courier New"/>
-          <w:color w:val="000000"/>
-          <w:sz w:val="18"/>
-        </w:rPr>
-        <w:t xml:space="preserve"> </w:t>
-      </w:r>
-    </w:p>
-    <w:p>
-      <w:pPr>
-        <w:spacing w:line="240" w:lineRule="auto"/>
-      </w:pPr>
-      <w:r>
-        <w:rPr>
-          <w:rFonts w:ascii="Courier New" w:hAnsi="Courier New" w:cs="Courier New" w:eastAsia="Courier New"/>
-          <w:color w:val="000000"/>
-          <w:sz w:val="18"/>
-        </w:rPr>
-        <w:t>namespace PhotoGallery.ViewModels;</w:t>
-      </w:r>
-    </w:p>
-    <w:p>
-      <w:pPr>
-        <w:spacing w:line="240" w:lineRule="auto"/>
-      </w:pPr>
-      <w:r>
-        <w:rPr>
-          <w:rFonts w:ascii="Courier New" w:hAnsi="Courier New" w:cs="Courier New" w:eastAsia="Courier New"/>
-          <w:color w:val="000000"/>
-          <w:sz w:val="18"/>
-        </w:rPr>
-        <w:t xml:space="preserve"> </w:t>
-      </w:r>
-    </w:p>
-    <w:p>
-      <w:pPr>
-        <w:spacing w:line="240" w:lineRule="auto"/>
-      </w:pPr>
-      <w:r>
-        <w:rPr>
-          <w:rFonts w:ascii="Courier New" w:hAnsi="Courier New" w:cs="Courier New" w:eastAsia="Courier New"/>
-          <w:color w:val="000000"/>
-          <w:sz w:val="18"/>
-        </w:rPr>
-        <w:t>/// &lt;summary&gt;Перегляд однієї фотографії: зображення, EXIF і місце зйомки на карті.&lt;/summary&gt;</w:t>
-      </w:r>
-    </w:p>
-    <w:p>
-      <w:pPr>
-        <w:spacing w:line="240" w:lineRule="auto"/>
-      </w:pPr>
-      <w:r>
-        <w:rPr>
-          <w:rFonts w:ascii="Courier New" w:hAnsi="Courier New" w:cs="Courier New" w:eastAsia="Courier New"/>
-          <w:color w:val="000000"/>
-          <w:sz w:val="18"/>
-        </w:rPr>
-        <w:t>[QueryProperty(nameof(Photo), "Photo")]</w:t>
-      </w:r>
-    </w:p>
-    <w:p>
-      <w:pPr>
-        <w:spacing w:line="240" w:lineRule="auto"/>
-      </w:pPr>
-      <w:r>
-        <w:rPr>
-          <w:rFonts w:ascii="Courier New" w:hAnsi="Courier New" w:cs="Courier New" w:eastAsia="Courier New"/>
-          <w:color w:val="000000"/>
-          <w:sz w:val="18"/>
-        </w:rPr>
-        <w:t>public partial class PhotoViewModel : ObservableObject</w:t>
-      </w:r>
-    </w:p>
-    <w:p>
-      <w:pPr>
-        <w:spacing w:line="240" w:lineRule="auto"/>
-      </w:pPr>
-      <w:r>
-        <w:rPr>
-          <w:rFonts w:ascii="Courier New" w:hAnsi="Courier New" w:cs="Courier New" w:eastAsia="Courier New"/>
-          <w:color w:val="000000"/>
-          <w:sz w:val="18"/>
-        </w:rPr>
-        <w:t>{</w:t>
-      </w:r>
-    </w:p>
-    <w:p>
-      <w:pPr>
-        <w:spacing w:line="240" w:lineRule="auto"/>
-      </w:pPr>
-      <w:r>
-        <w:rPr>
-          <w:rFonts w:ascii="Courier New" w:hAnsi="Courier New" w:cs="Courier New" w:eastAsia="Courier New"/>
-          <w:color w:val="000000"/>
-          <w:sz w:val="18"/>
-        </w:rPr>
-        <w:t xml:space="preserve">    [ObservableProperty]</w:t>
-      </w:r>
-    </w:p>
-    <w:p>
-      <w:pPr>
-        <w:spacing w:line="240" w:lineRule="auto"/>
-      </w:pPr>
-      <w:r>
-        <w:rPr>
-          <w:rFonts w:ascii="Courier New" w:hAnsi="Courier New" w:cs="Courier New" w:eastAsia="Courier New"/>
-          <w:color w:val="000000"/>
-          <w:sz w:val="18"/>
-        </w:rPr>
-        <w:t xml:space="preserve">    [NotifyPropertyChangedFor(nameof(MapSource))]</w:t>
-      </w:r>
-    </w:p>
-    <w:p>
-      <w:pPr>
-        <w:spacing w:line="240" w:lineRule="auto"/>
-      </w:pPr>
-      <w:r>
-        <w:rPr>
-          <w:rFonts w:ascii="Courier New" w:hAnsi="Courier New" w:cs="Courier New" w:eastAsia="Courier New"/>
-          <w:color w:val="000000"/>
-          <w:sz w:val="18"/>
-        </w:rPr>
-        <w:t xml:space="preserve">    public partial PhotoItem? Photo { get; set; }</w:t>
-      </w:r>
-    </w:p>
-    <w:p>
-      <w:pPr>
-        <w:spacing w:line="240" w:lineRule="auto"/>
-      </w:pPr>
-      <w:r>
-        <w:rPr>
-          <w:rFonts w:ascii="Courier New" w:hAnsi="Courier New" w:cs="Courier New" w:eastAsia="Courier New"/>
-          <w:color w:val="000000"/>
-          <w:sz w:val="18"/>
-        </w:rPr>
-        <w:t xml:space="preserve"> </w:t>
-      </w:r>
-    </w:p>
-    <w:p>
-      <w:pPr>
-        <w:spacing w:line="240" w:lineRule="auto"/>
-      </w:pPr>
-      <w:r>
-        <w:rPr>
-          <w:rFonts w:ascii="Courier New" w:hAnsi="Courier New" w:cs="Courier New" w:eastAsia="Courier New"/>
-          <w:color w:val="000000"/>
-          <w:sz w:val="18"/>
-        </w:rPr>
-        <w:t xml:space="preserve">    /// &lt;summary&gt;</w:t>
-      </w:r>
-    </w:p>
-    <w:p>
-      <w:pPr>
-        <w:spacing w:line="240" w:lineRule="auto"/>
-      </w:pPr>
-      <w:r>
-        <w:rPr>
-          <w:rFonts w:ascii="Courier New" w:hAnsi="Courier New" w:cs="Courier New" w:eastAsia="Courier New"/>
-          <w:color w:val="000000"/>
-          <w:sz w:val="18"/>
-        </w:rPr>
-        <w:t xml:space="preserve">    /// Карта для WebView: Leaflet + тайли Esri World Street Map (без ключа API) з міткою в місці зйомки.</w:t>
-      </w:r>
-    </w:p>
-    <w:p>
-      <w:pPr>
-        <w:spacing w:line="240" w:lineRule="auto"/>
-      </w:pPr>
-      <w:r>
-        <w:rPr>
-          <w:rFonts w:ascii="Courier New" w:hAnsi="Courier New" w:cs="Courier New" w:eastAsia="Courier New"/>
-          <w:color w:val="000000"/>
-          <w:sz w:val="18"/>
-        </w:rPr>
-        <w:t xml:space="preserve">    /// Елемент Map із Microsoft.Maui.Controls.Maps на Windows не підтримується, тому для всіх платформ — WebView.</w:t>
-      </w:r>
-    </w:p>
-    <w:p>
-      <w:pPr>
-        <w:spacing w:line="240" w:lineRule="auto"/>
-      </w:pPr>
-      <w:r>
-        <w:rPr>
-          <w:rFonts w:ascii="Courier New" w:hAnsi="Courier New" w:cs="Courier New" w:eastAsia="Courier New"/>
-          <w:color w:val="000000"/>
-          <w:sz w:val="18"/>
-        </w:rPr>
-        <w:t xml:space="preserve">    /// (tile.openstreetmap.org і вбудована карта OSM блокують запити з WebView; CARTO вимагає ключ.)</w:t>
-      </w:r>
-    </w:p>
-    <w:p>
-      <w:pPr>
-        <w:spacing w:line="240" w:lineRule="auto"/>
-      </w:pPr>
-      <w:r>
-        <w:rPr>
-          <w:rFonts w:ascii="Courier New" w:hAnsi="Courier New" w:cs="Courier New" w:eastAsia="Courier New"/>
-          <w:color w:val="000000"/>
-          <w:sz w:val="18"/>
-        </w:rPr>
-        <w:t xml:space="preserve">    /// &lt;/summary&gt;</w:t>
-      </w:r>
-    </w:p>
-    <w:p>
-      <w:pPr>
-        <w:spacing w:line="240" w:lineRule="auto"/>
-      </w:pPr>
-      <w:r>
-        <w:rPr>
-          <w:rFonts w:ascii="Courier New" w:hAnsi="Courier New" w:cs="Courier New" w:eastAsia="Courier New"/>
-          <w:color w:val="000000"/>
-          <w:sz w:val="18"/>
-        </w:rPr>
-        <w:t xml:space="preserve">    public HtmlWebViewSource? MapSource =&gt; Photo is { HasLocation: true } p</w:t>
-      </w:r>
-    </w:p>
-    <w:p>
-      <w:pPr>
-        <w:spacing w:line="240" w:lineRule="auto"/>
-      </w:pPr>
-      <w:r>
-        <w:rPr>
-          <w:rFonts w:ascii="Courier New" w:hAnsi="Courier New" w:cs="Courier New" w:eastAsia="Courier New"/>
-          <w:color w:val="000000"/>
-          <w:sz w:val="18"/>
-        </w:rPr>
-        <w:t xml:space="preserve">        ? new HtmlWebViewSource { Html = BuildMapHtml(p.Latitude!.Value, p.Longitude!.Value, p.FileName) }</w:t>
-      </w:r>
-    </w:p>
-    <w:p>
-      <w:pPr>
-        <w:spacing w:line="240" w:lineRule="auto"/>
-      </w:pPr>
-      <w:r>
-        <w:rPr>
-          <w:rFonts w:ascii="Courier New" w:hAnsi="Courier New" w:cs="Courier New" w:eastAsia="Courier New"/>
-          <w:color w:val="000000"/>
-          <w:sz w:val="18"/>
-        </w:rPr>
-        <w:t xml:space="preserve">        : null;</w:t>
-      </w:r>
-    </w:p>
-    <w:p>
-      <w:pPr>
-        <w:spacing w:line="240" w:lineRule="auto"/>
-      </w:pPr>
-      <w:r>
-        <w:rPr>
-          <w:rFonts w:ascii="Courier New" w:hAnsi="Courier New" w:cs="Courier New" w:eastAsia="Courier New"/>
-          <w:color w:val="000000"/>
-          <w:sz w:val="18"/>
-        </w:rPr>
-        <w:t xml:space="preserve"> </w:t>
-      </w:r>
-    </w:p>
-    <w:p>
-      <w:pPr>
-        <w:spacing w:line="240" w:lineRule="auto"/>
-      </w:pPr>
-      <w:r>
-        <w:rPr>
-          <w:rFonts w:ascii="Courier New" w:hAnsi="Courier New" w:cs="Courier New" w:eastAsia="Courier New"/>
-          <w:color w:val="000000"/>
-          <w:sz w:val="18"/>
-        </w:rPr>
-        <w:t xml:space="preserve">    [RelayCommand]</w:t>
-      </w:r>
-    </w:p>
-    <w:p>
-      <w:pPr>
-        <w:spacing w:line="240" w:lineRule="auto"/>
-      </w:pPr>
-      <w:r>
-        <w:rPr>
-          <w:rFonts w:ascii="Courier New" w:hAnsi="Courier New" w:cs="Courier New" w:eastAsia="Courier New"/>
-          <w:color w:val="000000"/>
-          <w:sz w:val="18"/>
-        </w:rPr>
-        <w:t xml:space="preserve">    private async Task OpenInMaps()</w:t>
-      </w:r>
-    </w:p>
-    <w:p>
-      <w:pPr>
-        <w:spacing w:line="240" w:lineRule="auto"/>
-      </w:pPr>
-      <w:r>
-        <w:rPr>
-          <w:rFonts w:ascii="Courier New" w:hAnsi="Courier New" w:cs="Courier New" w:eastAsia="Courier New"/>
-          <w:color w:val="000000"/>
-          <w:sz w:val="18"/>
-        </w:rPr>
-        <w:t xml:space="preserve">    {</w:t>
-      </w:r>
-    </w:p>
-    <w:p>
-      <w:pPr>
-        <w:spacing w:line="240" w:lineRule="auto"/>
-      </w:pPr>
-      <w:r>
-        <w:rPr>
-          <w:rFonts w:ascii="Courier New" w:hAnsi="Courier New" w:cs="Courier New" w:eastAsia="Courier New"/>
-          <w:color w:val="000000"/>
-          <w:sz w:val="18"/>
-        </w:rPr>
-        <w:t xml:space="preserve">        if (Photo is not { HasLocation: true } p) return;</w:t>
-      </w:r>
-    </w:p>
-    <w:p>
-      <w:pPr>
-        <w:spacing w:line="240" w:lineRule="auto"/>
-      </w:pPr>
-      <w:r>
-        <w:rPr>
-          <w:rFonts w:ascii="Courier New" w:hAnsi="Courier New" w:cs="Courier New" w:eastAsia="Courier New"/>
-          <w:color w:val="000000"/>
-          <w:sz w:val="18"/>
-        </w:rPr>
-        <w:t xml:space="preserve">        // Відкриває системний застосунок карт (Windows Maps, Google Maps, Apple Maps) у точці зйомки.</w:t>
-      </w:r>
-    </w:p>
-    <w:p>
-      <w:pPr>
-        <w:spacing w:line="240" w:lineRule="auto"/>
-      </w:pPr>
-      <w:r>
-        <w:rPr>
-          <w:rFonts w:ascii="Courier New" w:hAnsi="Courier New" w:cs="Courier New" w:eastAsia="Courier New"/>
-          <w:color w:val="000000"/>
-          <w:sz w:val="18"/>
-        </w:rPr>
-        <w:t xml:space="preserve">        var opened = await Map.Default.TryOpenAsync(new Location(p.Latitude!.Value, p.Longitude!.Value),</w:t>
-      </w:r>
-    </w:p>
-    <w:p>
-      <w:pPr>
-        <w:spacing w:line="240" w:lineRule="auto"/>
-      </w:pPr>
-      <w:r>
-        <w:rPr>
-          <w:rFonts w:ascii="Courier New" w:hAnsi="Courier New" w:cs="Courier New" w:eastAsia="Courier New"/>
-          <w:color w:val="000000"/>
-          <w:sz w:val="18"/>
-        </w:rPr>
-        <w:t xml:space="preserve">            new MapLaunchOptions { Name = p.FileName });</w:t>
-      </w:r>
-    </w:p>
-    <w:p>
-      <w:pPr>
-        <w:spacing w:line="240" w:lineRule="auto"/>
-      </w:pPr>
-      <w:r>
-        <w:rPr>
-          <w:rFonts w:ascii="Courier New" w:hAnsi="Courier New" w:cs="Courier New" w:eastAsia="Courier New"/>
-          <w:color w:val="000000"/>
-          <w:sz w:val="18"/>
-        </w:rPr>
-        <w:t xml:space="preserve">        if (!opened)</w:t>
-      </w:r>
-    </w:p>
-    <w:p>
-      <w:pPr>
-        <w:spacing w:line="240" w:lineRule="auto"/>
-      </w:pPr>
-      <w:r>
-        <w:rPr>
-          <w:rFonts w:ascii="Courier New" w:hAnsi="Courier New" w:cs="Courier New" w:eastAsia="Courier New"/>
-          <w:color w:val="000000"/>
-          <w:sz w:val="18"/>
-        </w:rPr>
-        <w:t xml:space="preserve">            await Shell.Current.DisplayAlertAsync("Карти", "Не вдалося відкрити застосунок карт на цьому пристрої.", "OK");</w:t>
-      </w:r>
-    </w:p>
-    <w:p>
-      <w:pPr>
-        <w:spacing w:line="240" w:lineRule="auto"/>
-      </w:pPr>
-      <w:r>
-        <w:rPr>
-          <w:rFonts w:ascii="Courier New" w:hAnsi="Courier New" w:cs="Courier New" w:eastAsia="Courier New"/>
-          <w:color w:val="000000"/>
-          <w:sz w:val="18"/>
-        </w:rPr>
-        <w:t xml:space="preserve">    }</w:t>
-      </w:r>
-    </w:p>
-    <w:p>
-      <w:pPr>
-        <w:spacing w:line="240" w:lineRule="auto"/>
-      </w:pPr>
-      <w:r>
-        <w:rPr>
-          <w:rFonts w:ascii="Courier New" w:hAnsi="Courier New" w:cs="Courier New" w:eastAsia="Courier New"/>
-          <w:color w:val="000000"/>
-          <w:sz w:val="18"/>
-        </w:rPr>
-        <w:t xml:space="preserve"> </w:t>
-      </w:r>
-    </w:p>
-    <w:p>
-      <w:pPr>
-        <w:spacing w:line="240" w:lineRule="auto"/>
-      </w:pPr>
-      <w:r>
-        <w:rPr>
-          <w:rFonts w:ascii="Courier New" w:hAnsi="Courier New" w:cs="Courier New" w:eastAsia="Courier New"/>
-          <w:color w:val="000000"/>
-          <w:sz w:val="18"/>
-        </w:rPr>
-        <w:t xml:space="preserve">    [RelayCommand]</w:t>
-      </w:r>
-    </w:p>
-    <w:p>
-      <w:pPr>
-        <w:spacing w:line="240" w:lineRule="auto"/>
-      </w:pPr>
-      <w:r>
-        <w:rPr>
-          <w:rFonts w:ascii="Courier New" w:hAnsi="Courier New" w:cs="Courier New" w:eastAsia="Courier New"/>
-          <w:color w:val="000000"/>
-          <w:sz w:val="18"/>
-        </w:rPr>
-        <w:t xml:space="preserve">    private Task CopyCoordinates() =&gt; Photo is { HasLocation: true } p</w:t>
-      </w:r>
-    </w:p>
-    <w:p>
-      <w:pPr>
-        <w:spacing w:line="240" w:lineRule="auto"/>
-      </w:pPr>
-      <w:r>
-        <w:rPr>
-          <w:rFonts w:ascii="Courier New" w:hAnsi="Courier New" w:cs="Courier New" w:eastAsia="Courier New"/>
-          <w:color w:val="000000"/>
-          <w:sz w:val="18"/>
-        </w:rPr>
-        <w:t xml:space="preserve">        ? Clipboard.Default.SetTextAsync($"{ExifService.Invariant(p.Latitude!.Value)}, {ExifService.Invariant(p.Longitude!.Value)}")</w:t>
-      </w:r>
-    </w:p>
-    <w:p>
-      <w:pPr>
-        <w:spacing w:line="240" w:lineRule="auto"/>
-      </w:pPr>
-      <w:r>
-        <w:rPr>
-          <w:rFonts w:ascii="Courier New" w:hAnsi="Courier New" w:cs="Courier New" w:eastAsia="Courier New"/>
-          <w:color w:val="000000"/>
-          <w:sz w:val="18"/>
-        </w:rPr>
-        <w:t xml:space="preserve">        : Task.CompletedTask;</w:t>
-      </w:r>
-    </w:p>
-    <w:p>
-      <w:pPr>
-        <w:spacing w:line="240" w:lineRule="auto"/>
-      </w:pPr>
-      <w:r>
-        <w:rPr>
-          <w:rFonts w:ascii="Courier New" w:hAnsi="Courier New" w:cs="Courier New" w:eastAsia="Courier New"/>
-          <w:color w:val="000000"/>
-          <w:sz w:val="18"/>
-        </w:rPr>
-        <w:t xml:space="preserve"> </w:t>
-      </w:r>
-    </w:p>
-    <w:p>
-      <w:pPr>
-        <w:spacing w:line="240" w:lineRule="auto"/>
-      </w:pPr>
-      <w:r>
-        <w:rPr>
-          <w:rFonts w:ascii="Courier New" w:hAnsi="Courier New" w:cs="Courier New" w:eastAsia="Courier New"/>
-          <w:color w:val="000000"/>
-          <w:sz w:val="18"/>
-        </w:rPr>
-        <w:t xml:space="preserve">    public static string BuildMapHtml(double lat, double lon, string title)</w:t>
-      </w:r>
-    </w:p>
-    <w:p>
-      <w:pPr>
-        <w:spacing w:line="240" w:lineRule="auto"/>
-      </w:pPr>
-      <w:r>
-        <w:rPr>
-          <w:rFonts w:ascii="Courier New" w:hAnsi="Courier New" w:cs="Courier New" w:eastAsia="Courier New"/>
-          <w:color w:val="000000"/>
-          <w:sz w:val="18"/>
-        </w:rPr>
-        <w:t xml:space="preserve">    {</w:t>
-      </w:r>
-    </w:p>
-    <w:p>
-      <w:pPr>
-        <w:spacing w:line="240" w:lineRule="auto"/>
-      </w:pPr>
-      <w:r>
-        <w:rPr>
-          <w:rFonts w:ascii="Courier New" w:hAnsi="Courier New" w:cs="Courier New" w:eastAsia="Courier New"/>
-          <w:color w:val="000000"/>
-          <w:sz w:val="18"/>
-        </w:rPr>
-        <w:t xml:space="preserve">        string la = ExifService.Invariant(lat), lo = ExifService.Invariant(lon);</w:t>
-      </w:r>
-    </w:p>
-    <w:p>
-      <w:pPr>
-        <w:spacing w:line="240" w:lineRule="auto"/>
-      </w:pPr>
-      <w:r>
-        <w:rPr>
-          <w:rFonts w:ascii="Courier New" w:hAnsi="Courier New" w:cs="Courier New" w:eastAsia="Courier New"/>
-          <w:color w:val="000000"/>
-          <w:sz w:val="18"/>
-        </w:rPr>
-        <w:t xml:space="preserve">        var safeTitle = System.Net.WebUtility.HtmlEncode(title);</w:t>
-      </w:r>
-    </w:p>
-    <w:p>
-      <w:pPr>
-        <w:spacing w:line="240" w:lineRule="auto"/>
-      </w:pPr>
-      <w:r>
-        <w:rPr>
-          <w:rFonts w:ascii="Courier New" w:hAnsi="Courier New" w:cs="Courier New" w:eastAsia="Courier New"/>
-          <w:color w:val="000000"/>
-          <w:sz w:val="18"/>
-        </w:rPr>
-        <w:t xml:space="preserve">        return $$"""</w:t>
-      </w:r>
-    </w:p>
-    <w:p>
-      <w:pPr>
-        <w:spacing w:line="240" w:lineRule="auto"/>
-      </w:pPr>
-      <w:r>
-        <w:rPr>
-          <w:rFonts w:ascii="Courier New" w:hAnsi="Courier New" w:cs="Courier New" w:eastAsia="Courier New"/>
-          <w:color w:val="000000"/>
-          <w:sz w:val="18"/>
-        </w:rPr>
-        <w:t xml:space="preserve">            &lt;!doctype html&gt;</w:t>
-      </w:r>
-    </w:p>
-    <w:p>
-      <w:pPr>
-        <w:spacing w:line="240" w:lineRule="auto"/>
-      </w:pPr>
-      <w:r>
-        <w:rPr>
-          <w:rFonts w:ascii="Courier New" w:hAnsi="Courier New" w:cs="Courier New" w:eastAsia="Courier New"/>
-          <w:color w:val="000000"/>
-          <w:sz w:val="18"/>
-        </w:rPr>
-        <w:t xml:space="preserve">            &lt;html&gt;&lt;head&gt;&lt;meta charset="utf-8"&gt;&lt;meta name="viewport" content="width=device-width, initial-scale=1"&gt;</w:t>
-      </w:r>
-    </w:p>
-    <w:p>
-      <w:pPr>
-        <w:spacing w:line="240" w:lineRule="auto"/>
-      </w:pPr>
-      <w:r>
-        <w:rPr>
-          <w:rFonts w:ascii="Courier New" w:hAnsi="Courier New" w:cs="Courier New" w:eastAsia="Courier New"/>
-          <w:color w:val="000000"/>
-          <w:sz w:val="18"/>
-        </w:rPr>
-        <w:t xml:space="preserve">            &lt;link rel="stylesheet" href="https://unpkg.com/leaflet@1.9.4/dist/leaflet.css"&gt;</w:t>
-      </w:r>
-    </w:p>
-    <w:p>
-      <w:pPr>
-        <w:spacing w:line="240" w:lineRule="auto"/>
-      </w:pPr>
-      <w:r>
-        <w:rPr>
-          <w:rFonts w:ascii="Courier New" w:hAnsi="Courier New" w:cs="Courier New" w:eastAsia="Courier New"/>
-          <w:color w:val="000000"/>
-          <w:sz w:val="18"/>
-        </w:rPr>
-        <w:t xml:space="preserve">            &lt;script src="https://unpkg.com/leaflet@1.9.4/dist/leaflet.js"&gt;&lt;/script&gt;</w:t>
-      </w:r>
-    </w:p>
-    <w:p>
-      <w:pPr>
-        <w:spacing w:line="240" w:lineRule="auto"/>
-      </w:pPr>
-      <w:r>
-        <w:rPr>
-          <w:rFonts w:ascii="Courier New" w:hAnsi="Courier New" w:cs="Courier New" w:eastAsia="Courier New"/>
-          <w:color w:val="000000"/>
-          <w:sz w:val="18"/>
-        </w:rPr>
-        <w:t xml:space="preserve">            &lt;style&gt;html,body,#map{height:100%;margin:0}&lt;/style&gt;&lt;/head&gt;</w:t>
-      </w:r>
-    </w:p>
-    <w:p>
-      <w:pPr>
-        <w:spacing w:line="240" w:lineRule="auto"/>
-      </w:pPr>
-      <w:r>
-        <w:rPr>
-          <w:rFonts w:ascii="Courier New" w:hAnsi="Courier New" w:cs="Courier New" w:eastAsia="Courier New"/>
-          <w:color w:val="000000"/>
-          <w:sz w:val="18"/>
-        </w:rPr>
-        <w:t xml:space="preserve">            &lt;body&gt;&lt;div id="map"&gt;&lt;/div&gt;&lt;script&gt;</w:t>
-      </w:r>
-    </w:p>
-    <w:p>
-      <w:pPr>
-        <w:spacing w:line="240" w:lineRule="auto"/>
-      </w:pPr>
-      <w:r>
-        <w:rPr>
-          <w:rFonts w:ascii="Courier New" w:hAnsi="Courier New" w:cs="Courier New" w:eastAsia="Courier New"/>
-          <w:color w:val="000000"/>
-          <w:sz w:val="18"/>
-        </w:rPr>
-        <w:t xml:space="preserve">              var map = L.map('map').setView([{{la}}, {{lo}}], 16);</w:t>
-      </w:r>
-    </w:p>
-    <w:p>
-      <w:pPr>
-        <w:spacing w:line="240" w:lineRule="auto"/>
-      </w:pPr>
-      <w:r>
-        <w:rPr>
-          <w:rFonts w:ascii="Courier New" w:hAnsi="Courier New" w:cs="Courier New" w:eastAsia="Courier New"/>
-          <w:color w:val="000000"/>
-          <w:sz w:val="18"/>
-        </w:rPr>
-        <w:t xml:space="preserve">              L.tileLayer('https://server.arcgisonline.com/ArcGIS/rest/services/World_Street_Map/MapServer/tile/{z}/{y}/{x}',</w:t>
-      </w:r>
-    </w:p>
-    <w:p>
-      <w:pPr>
-        <w:spacing w:line="240" w:lineRule="auto"/>
-      </w:pPr>
-      <w:r>
-        <w:rPr>
-          <w:rFonts w:ascii="Courier New" w:hAnsi="Courier New" w:cs="Courier New" w:eastAsia="Courier New"/>
-          <w:color w:val="000000"/>
-          <w:sz w:val="18"/>
-        </w:rPr>
-        <w:t xml:space="preserve">                { maxZoom: 19, attribution: 'Tiles &amp;copy; Esri' }).addTo(map);</w:t>
-      </w:r>
-    </w:p>
-    <w:p>
-      <w:pPr>
-        <w:spacing w:line="240" w:lineRule="auto"/>
-      </w:pPr>
-      <w:r>
-        <w:rPr>
-          <w:rFonts w:ascii="Courier New" w:hAnsi="Courier New" w:cs="Courier New" w:eastAsia="Courier New"/>
-          <w:color w:val="000000"/>
-          <w:sz w:val="18"/>
-        </w:rPr>
-        <w:t xml:space="preserve">              L.marker([{{la}}, {{lo}}]).addTo(map).bindPopup('{{safeTitle}}&lt;br&gt;{{la}}, {{lo}}').openPopup();</w:t>
-      </w:r>
-    </w:p>
-    <w:p>
-      <w:pPr>
-        <w:spacing w:line="240" w:lineRule="auto"/>
-      </w:pPr>
-      <w:r>
-        <w:rPr>
-          <w:rFonts w:ascii="Courier New" w:hAnsi="Courier New" w:cs="Courier New" w:eastAsia="Courier New"/>
-          <w:color w:val="000000"/>
-          <w:sz w:val="18"/>
-        </w:rPr>
-        <w:t xml:space="preserve">              L.circle([{{la}}, {{lo}}], { radius: 100, color: '#1f4e9c', fillOpacity: 0.12 }).addTo(map);</w:t>
-      </w:r>
-    </w:p>
-    <w:p>
-      <w:pPr>
-        <w:spacing w:line="240" w:lineRule="auto"/>
-      </w:pPr>
-      <w:r>
-        <w:rPr>
-          <w:rFonts w:ascii="Courier New" w:hAnsi="Courier New" w:cs="Courier New" w:eastAsia="Courier New"/>
-          <w:color w:val="000000"/>
-          <w:sz w:val="18"/>
-        </w:rPr>
-        <w:t xml:space="preserve">            &lt;/script&gt;&lt;/body&gt;&lt;/html&gt;</w:t>
-      </w:r>
-    </w:p>
-    <w:p>
-      <w:pPr>
-        <w:spacing w:line="240" w:lineRule="auto"/>
-      </w:pPr>
-      <w:r>
-        <w:rPr>
-          <w:rFonts w:ascii="Courier New" w:hAnsi="Courier New" w:cs="Courier New" w:eastAsia="Courier New"/>
-          <w:color w:val="000000"/>
-          <w:sz w:val="18"/>
-        </w:rPr>
-        <w:t xml:space="preserve">            """;</w:t>
-      </w:r>
-    </w:p>
-    <w:p>
-      <w:pPr>
-        <w:spacing w:line="240" w:lineRule="auto"/>
-      </w:pPr>
-      <w:r>
-        <w:rPr>
-          <w:rFonts w:ascii="Courier New" w:hAnsi="Courier New" w:cs="Courier New" w:eastAsia="Courier New"/>
-          <w:color w:val="000000"/>
-          <w:sz w:val="18"/>
-        </w:rPr>
-        <w:t xml:space="preserve">    }</w:t>
-      </w:r>
-    </w:p>
-    <w:p>
-      <w:pPr>
-        <w:spacing w:line="240" w:lineRule="auto"/>
-      </w:pPr>
-      <w:r>
-        <w:rPr>
-          <w:rFonts w:ascii="Courier New" w:hAnsi="Courier New" w:cs="Courier New" w:eastAsia="Courier New"/>
-          <w:color w:val="000000"/>
-          <w:sz w:val="18"/>
-        </w:rPr>
-        <w:t>}</w:t>
-      </w:r>
-    </w:p>
-    <w:p>
-      <w:pPr>
-        <w:pStyle w:val="Heading2"/>
-        <w:pageBreakBefore/>
-      </w:pPr>
-      <w:r>
-        <w:t>ДОДАТОК Д</w:t>
-      </w:r>
-    </w:p>
-    <w:p>
-      <w:pPr>
-        <w:jc w:val="center"/>
-      </w:pPr>
-      <w:r>
-        <w:rPr>
-          <w:b/>
-        </w:rPr>
-        <w:t>Views/MainPage.xaml і MainPage.xaml.cs</w:t>
-      </w:r>
-    </w:p>
-    <w:p>
-      <w:pPr>
-        <w:spacing w:line="240" w:lineRule="auto"/>
-      </w:pPr>
-      <w:r>
-        <w:rPr>
-          <w:rFonts w:ascii="Courier New" w:hAnsi="Courier New" w:cs="Courier New" w:eastAsia="Courier New"/>
-          <w:color w:val="000000"/>
-          <w:sz w:val="18"/>
-        </w:rPr>
-        <w:t>&lt;?xml version="1.0" encoding="utf-8" ?&gt;</w:t>
-      </w:r>
-    </w:p>
-    <w:p>
-      <w:pPr>
-        <w:spacing w:line="240" w:lineRule="auto"/>
-      </w:pPr>
-      <w:r>
-        <w:rPr>
-          <w:rFonts w:ascii="Courier New" w:hAnsi="Courier New" w:cs="Courier New" w:eastAsia="Courier New"/>
-          <w:color w:val="000000"/>
-          <w:sz w:val="18"/>
-        </w:rPr>
-        <w:t>&lt;ContentPage xmlns="http://schemas.microsoft.com/dotnet/2021/maui"</w:t>
-      </w:r>
-    </w:p>
-    <w:p>
-      <w:pPr>
-        <w:spacing w:line="240" w:lineRule="auto"/>
-      </w:pPr>
-      <w:r>
-        <w:rPr>
-          <w:rFonts w:ascii="Courier New" w:hAnsi="Courier New" w:cs="Courier New" w:eastAsia="Courier New"/>
-          <w:color w:val="000000"/>
-          <w:sz w:val="18"/>
-        </w:rPr>
-        <w:t xml:space="preserve">             xmlns:x="http://schemas.microsoft.com/winfx/2009/xaml"</w:t>
-      </w:r>
-    </w:p>
-    <w:p>
-      <w:pPr>
-        <w:spacing w:line="240" w:lineRule="auto"/>
-      </w:pPr>
-      <w:r>
-        <w:rPr>
-          <w:rFonts w:ascii="Courier New" w:hAnsi="Courier New" w:cs="Courier New" w:eastAsia="Courier New"/>
-          <w:color w:val="000000"/>
-          <w:sz w:val="18"/>
-        </w:rPr>
-        <w:t xml:space="preserve">             xmlns:vm="clr-namespace:PhotoGallery.ViewModels"</w:t>
-      </w:r>
-    </w:p>
-    <w:p>
-      <w:pPr>
-        <w:spacing w:line="240" w:lineRule="auto"/>
-      </w:pPr>
-      <w:r>
-        <w:rPr>
-          <w:rFonts w:ascii="Courier New" w:hAnsi="Courier New" w:cs="Courier New" w:eastAsia="Courier New"/>
-          <w:color w:val="000000"/>
-          <w:sz w:val="18"/>
-        </w:rPr>
-        <w:t xml:space="preserve">             x:Class="PhotoGallery.Views.MainPage"</w:t>
-      </w:r>
-    </w:p>
-    <w:p>
-      <w:pPr>
-        <w:spacing w:line="240" w:lineRule="auto"/>
-      </w:pPr>
-      <w:r>
-        <w:rPr>
-          <w:rFonts w:ascii="Courier New" w:hAnsi="Courier New" w:cs="Courier New" w:eastAsia="Courier New"/>
-          <w:color w:val="000000"/>
-          <w:sz w:val="18"/>
-        </w:rPr>
-        <w:t xml:space="preserve">             x:DataType="vm:MainViewModel"</w:t>
-      </w:r>
-    </w:p>
-    <w:p>
-      <w:pPr>
-        <w:spacing w:line="240" w:lineRule="auto"/>
-      </w:pPr>
-      <w:r>
-        <w:rPr>
-          <w:rFonts w:ascii="Courier New" w:hAnsi="Courier New" w:cs="Courier New" w:eastAsia="Courier New"/>
-          <w:color w:val="000000"/>
-          <w:sz w:val="18"/>
-        </w:rPr>
-        <w:t xml:space="preserve">             Title="Фотогалерея"&gt;</w:t>
-      </w:r>
-    </w:p>
-    <w:p>
-      <w:pPr>
-        <w:spacing w:line="240" w:lineRule="auto"/>
-      </w:pPr>
-      <w:r>
-        <w:rPr>
-          <w:rFonts w:ascii="Courier New" w:hAnsi="Courier New" w:cs="Courier New" w:eastAsia="Courier New"/>
-          <w:color w:val="000000"/>
-          <w:sz w:val="18"/>
-        </w:rPr>
-        <w:t xml:space="preserve"> </w:t>
-      </w:r>
-    </w:p>
-    <w:p>
-      <w:pPr>
-        <w:spacing w:line="240" w:lineRule="auto"/>
-      </w:pPr>
-      <w:r>
-        <w:rPr>
-          <w:rFonts w:ascii="Courier New" w:hAnsi="Courier New" w:cs="Courier New" w:eastAsia="Courier New"/>
-          <w:color w:val="000000"/>
-          <w:sz w:val="18"/>
-        </w:rPr>
-        <w:t xml:space="preserve">    &lt;ContentPage.ToolbarItems&gt;</w:t>
-      </w:r>
-    </w:p>
-    <w:p>
-      <w:pPr>
-        <w:spacing w:line="240" w:lineRule="auto"/>
-      </w:pPr>
-      <w:r>
-        <w:rPr>
-          <w:rFonts w:ascii="Courier New" w:hAnsi="Courier New" w:cs="Courier New" w:eastAsia="Courier New"/>
-          <w:color w:val="000000"/>
-          <w:sz w:val="18"/>
-        </w:rPr>
-        <w:t xml:space="preserve">        &lt;ToolbarItem Text="Додати фото" Command="{Binding AddPhotosCommand}" /&gt;</w:t>
-      </w:r>
-    </w:p>
-    <w:p>
-      <w:pPr>
-        <w:spacing w:line="240" w:lineRule="auto"/>
-      </w:pPr>
-      <w:r>
-        <w:rPr>
-          <w:rFonts w:ascii="Courier New" w:hAnsi="Courier New" w:cs="Courier New" w:eastAsia="Courier New"/>
-          <w:color w:val="000000"/>
-          <w:sz w:val="18"/>
-        </w:rPr>
-        <w:t xml:space="preserve">        &lt;ToolbarItem Text="Очистити" Command="{Binding ClearCommand}" /&gt;</w:t>
-      </w:r>
-    </w:p>
-    <w:p>
-      <w:pPr>
-        <w:spacing w:line="240" w:lineRule="auto"/>
-      </w:pPr>
-      <w:r>
-        <w:rPr>
-          <w:rFonts w:ascii="Courier New" w:hAnsi="Courier New" w:cs="Courier New" w:eastAsia="Courier New"/>
-          <w:color w:val="000000"/>
-          <w:sz w:val="18"/>
-        </w:rPr>
-        <w:t xml:space="preserve">    &lt;/ContentPage.ToolbarItems&gt;</w:t>
-      </w:r>
-    </w:p>
-    <w:p>
-      <w:pPr>
-        <w:spacing w:line="240" w:lineRule="auto"/>
-      </w:pPr>
-      <w:r>
-        <w:rPr>
-          <w:rFonts w:ascii="Courier New" w:hAnsi="Courier New" w:cs="Courier New" w:eastAsia="Courier New"/>
-          <w:color w:val="000000"/>
-          <w:sz w:val="18"/>
-        </w:rPr>
-        <w:t xml:space="preserve"> </w:t>
-      </w:r>
-    </w:p>
-    <w:p>
-      <w:pPr>
-        <w:spacing w:line="240" w:lineRule="auto"/>
-      </w:pPr>
-      <w:r>
-        <w:rPr>
-          <w:rFonts w:ascii="Courier New" w:hAnsi="Courier New" w:cs="Courier New" w:eastAsia="Courier New"/>
-          <w:color w:val="000000"/>
-          <w:sz w:val="18"/>
-        </w:rPr>
-        <w:t xml:space="preserve">    &lt;Grid RowDefinitions="Auto,*"&gt;</w:t>
-      </w:r>
-    </w:p>
-    <w:p>
-      <w:pPr>
-        <w:spacing w:line="240" w:lineRule="auto"/>
-      </w:pPr>
-      <w:r>
-        <w:rPr>
-          <w:rFonts w:ascii="Courier New" w:hAnsi="Courier New" w:cs="Courier New" w:eastAsia="Courier New"/>
-          <w:color w:val="000000"/>
-          <w:sz w:val="18"/>
-        </w:rPr>
-        <w:t xml:space="preserve">        &lt;Label x:Name="EmptyLabel" Grid.Row="0" Margin="20" HorizontalTextAlignment="Center"</w:t>
-      </w:r>
-    </w:p>
-    <w:p>
-      <w:pPr>
-        <w:spacing w:line="240" w:lineRule="auto"/>
-      </w:pPr>
-      <w:r>
-        <w:rPr>
-          <w:rFonts w:ascii="Courier New" w:hAnsi="Courier New" w:cs="Courier New" w:eastAsia="Courier New"/>
-          <w:color w:val="000000"/>
-          <w:sz w:val="18"/>
-        </w:rPr>
-        <w:t xml:space="preserve">               Text="Галерея порожня. Натисніть «Додати фото» та оберіть зображення (JPEG з телефона містить GPS-координати місця зйомки)." /&gt;</w:t>
-      </w:r>
-    </w:p>
-    <w:p>
-      <w:pPr>
-        <w:spacing w:line="240" w:lineRule="auto"/>
-      </w:pPr>
-      <w:r>
-        <w:rPr>
-          <w:rFonts w:ascii="Courier New" w:hAnsi="Courier New" w:cs="Courier New" w:eastAsia="Courier New"/>
-          <w:color w:val="000000"/>
-          <w:sz w:val="18"/>
-        </w:rPr>
-        <w:t xml:space="preserve">        &lt;ActivityIndicator Grid.Row="0" IsRunning="{Binding IsBusy}" IsVisible="{Binding IsBusy}" HorizontalOptions="Center" /&gt;</w:t>
-      </w:r>
-    </w:p>
-    <w:p>
-      <w:pPr>
-        <w:spacing w:line="240" w:lineRule="auto"/>
-      </w:pPr>
-      <w:r>
-        <w:rPr>
-          <w:rFonts w:ascii="Courier New" w:hAnsi="Courier New" w:cs="Courier New" w:eastAsia="Courier New"/>
-          <w:color w:val="000000"/>
-          <w:sz w:val="18"/>
-        </w:rPr>
-        <w:t xml:space="preserve"> </w:t>
-      </w:r>
-    </w:p>
-    <w:p>
-      <w:pPr>
-        <w:spacing w:line="240" w:lineRule="auto"/>
-      </w:pPr>
-      <w:r>
-        <w:rPr>
-          <w:rFonts w:ascii="Courier New" w:hAnsi="Courier New" w:cs="Courier New" w:eastAsia="Courier New"/>
-          <w:color w:val="000000"/>
-          <w:sz w:val="18"/>
-        </w:rPr>
-        <w:t xml:space="preserve">        &lt;!-- Список фото — TableView: секції «З геолокацією» / «Без геолокації» будуються з ViewModel у MainPage.xaml.cs. --&gt;</w:t>
-      </w:r>
-    </w:p>
-    <w:p>
-      <w:pPr>
-        <w:spacing w:line="240" w:lineRule="auto"/>
-      </w:pPr>
-      <w:r>
-        <w:rPr>
-          <w:rFonts w:ascii="Courier New" w:hAnsi="Courier New" w:cs="Courier New" w:eastAsia="Courier New"/>
-          <w:color w:val="000000"/>
-          <w:sz w:val="18"/>
-        </w:rPr>
-        <w:t xml:space="preserve">        &lt;TableView x:Name="Gallery" Grid.Row="1" Intent="Menu" HasUnevenRows="True" /&gt;</w:t>
-      </w:r>
-    </w:p>
-    <w:p>
-      <w:pPr>
-        <w:spacing w:line="240" w:lineRule="auto"/>
-      </w:pPr>
-      <w:r>
-        <w:rPr>
-          <w:rFonts w:ascii="Courier New" w:hAnsi="Courier New" w:cs="Courier New" w:eastAsia="Courier New"/>
-          <w:color w:val="000000"/>
-          <w:sz w:val="18"/>
-        </w:rPr>
-        <w:t xml:space="preserve">    &lt;/Grid&gt;</w:t>
-      </w:r>
-    </w:p>
-    <w:p>
-      <w:pPr>
-        <w:spacing w:line="240" w:lineRule="auto"/>
-      </w:pPr>
-      <w:r>
-        <w:rPr>
-          <w:rFonts w:ascii="Courier New" w:hAnsi="Courier New" w:cs="Courier New" w:eastAsia="Courier New"/>
-          <w:color w:val="000000"/>
-          <w:sz w:val="18"/>
-        </w:rPr>
-        <w:t>&lt;/ContentPage&gt;</w:t>
-      </w:r>
-    </w:p>
-    <w:p>
-      <w:pPr>
-        <w:keepNext w:val="0"/>
-        <w:jc w:val="both"/>
-      </w:pPr>
-      <w:r>
-        <w:t>MainPage.xaml.cs</w:t>
-      </w:r>
-    </w:p>
-    <w:p>
-      <w:pPr>
-        <w:spacing w:line="240" w:lineRule="auto"/>
-      </w:pPr>
-      <w:r>
-        <w:rPr>
-          <w:rFonts w:ascii="Courier New" w:hAnsi="Courier New" w:cs="Courier New" w:eastAsia="Courier New"/>
-          <w:color w:val="000000"/>
-          <w:sz w:val="18"/>
-        </w:rPr>
-        <w:t>using System.ComponentModel;</w:t>
-      </w:r>
-    </w:p>
-    <w:p>
-      <w:pPr>
-        <w:spacing w:line="240" w:lineRule="auto"/>
-      </w:pPr>
-      <w:r>
-        <w:rPr>
-          <w:rFonts w:ascii="Courier New" w:hAnsi="Courier New" w:cs="Courier New" w:eastAsia="Courier New"/>
-          <w:color w:val="000000"/>
-          <w:sz w:val="18"/>
-        </w:rPr>
-        <w:t>using PhotoGallery.Models;</w:t>
-      </w:r>
-    </w:p>
-    <w:p>
-      <w:pPr>
-        <w:spacing w:line="240" w:lineRule="auto"/>
-      </w:pPr>
-      <w:r>
-        <w:rPr>
-          <w:rFonts w:ascii="Courier New" w:hAnsi="Courier New" w:cs="Courier New" w:eastAsia="Courier New"/>
-          <w:color w:val="000000"/>
-          <w:sz w:val="18"/>
-        </w:rPr>
-        <w:t>using PhotoGallery.ViewModels;</w:t>
-      </w:r>
-    </w:p>
-    <w:p>
-      <w:pPr>
-        <w:spacing w:line="240" w:lineRule="auto"/>
-      </w:pPr>
-      <w:r>
-        <w:rPr>
-          <w:rFonts w:ascii="Courier New" w:hAnsi="Courier New" w:cs="Courier New" w:eastAsia="Courier New"/>
-          <w:color w:val="000000"/>
-          <w:sz w:val="18"/>
-        </w:rPr>
-        <w:t xml:space="preserve"> </w:t>
-      </w:r>
-    </w:p>
-    <w:p>
-      <w:pPr>
-        <w:spacing w:line="240" w:lineRule="auto"/>
-      </w:pPr>
-      <w:r>
-        <w:rPr>
-          <w:rFonts w:ascii="Courier New" w:hAnsi="Courier New" w:cs="Courier New" w:eastAsia="Courier New"/>
-          <w:color w:val="000000"/>
-          <w:sz w:val="18"/>
-        </w:rPr>
-        <w:t>namespace PhotoGallery.Views;</w:t>
-      </w:r>
-    </w:p>
-    <w:p>
-      <w:pPr>
-        <w:spacing w:line="240" w:lineRule="auto"/>
-      </w:pPr>
-      <w:r>
-        <w:rPr>
-          <w:rFonts w:ascii="Courier New" w:hAnsi="Courier New" w:cs="Courier New" w:eastAsia="Courier New"/>
-          <w:color w:val="000000"/>
-          <w:sz w:val="18"/>
-        </w:rPr>
-        <w:t xml:space="preserve"> </w:t>
-      </w:r>
-    </w:p>
-    <w:p>
-      <w:pPr>
-        <w:spacing w:line="240" w:lineRule="auto"/>
-      </w:pPr>
-      <w:r>
-        <w:rPr>
-          <w:rFonts w:ascii="Courier New" w:hAnsi="Courier New" w:cs="Courier New" w:eastAsia="Courier New"/>
-          <w:color w:val="000000"/>
-          <w:sz w:val="18"/>
-        </w:rPr>
-        <w:t>public partial class MainPage : ContentPage</w:t>
-      </w:r>
-    </w:p>
-    <w:p>
-      <w:pPr>
-        <w:spacing w:line="240" w:lineRule="auto"/>
-      </w:pPr>
-      <w:r>
-        <w:rPr>
-          <w:rFonts w:ascii="Courier New" w:hAnsi="Courier New" w:cs="Courier New" w:eastAsia="Courier New"/>
-          <w:color w:val="000000"/>
-          <w:sz w:val="18"/>
-        </w:rPr>
-        <w:t>{</w:t>
-      </w:r>
-    </w:p>
-    <w:p>
-      <w:pPr>
-        <w:spacing w:line="240" w:lineRule="auto"/>
-      </w:pPr>
-      <w:r>
-        <w:rPr>
-          <w:rFonts w:ascii="Courier New" w:hAnsi="Courier New" w:cs="Courier New" w:eastAsia="Courier New"/>
-          <w:color w:val="000000"/>
-          <w:sz w:val="18"/>
-        </w:rPr>
-        <w:t xml:space="preserve">    private readonly MainViewModel _vm;</w:t>
-      </w:r>
-    </w:p>
-    <w:p>
-      <w:pPr>
-        <w:spacing w:line="240" w:lineRule="auto"/>
-      </w:pPr>
-      <w:r>
-        <w:rPr>
-          <w:rFonts w:ascii="Courier New" w:hAnsi="Courier New" w:cs="Courier New" w:eastAsia="Courier New"/>
-          <w:color w:val="000000"/>
-          <w:sz w:val="18"/>
-        </w:rPr>
-        <w:t xml:space="preserve">    private bool _loaded;</w:t>
-      </w:r>
-    </w:p>
-    <w:p>
-      <w:pPr>
-        <w:spacing w:line="240" w:lineRule="auto"/>
-      </w:pPr>
-      <w:r>
-        <w:rPr>
-          <w:rFonts w:ascii="Courier New" w:hAnsi="Courier New" w:cs="Courier New" w:eastAsia="Courier New"/>
-          <w:color w:val="000000"/>
-          <w:sz w:val="18"/>
-        </w:rPr>
-        <w:t xml:space="preserve"> </w:t>
-      </w:r>
-    </w:p>
-    <w:p>
-      <w:pPr>
-        <w:spacing w:line="240" w:lineRule="auto"/>
-      </w:pPr>
-      <w:r>
-        <w:rPr>
-          <w:rFonts w:ascii="Courier New" w:hAnsi="Courier New" w:cs="Courier New" w:eastAsia="Courier New"/>
-          <w:color w:val="000000"/>
-          <w:sz w:val="18"/>
-        </w:rPr>
-        <w:t xml:space="preserve">    public MainPage(MainViewModel vm)</w:t>
-      </w:r>
-    </w:p>
-    <w:p>
-      <w:pPr>
-        <w:spacing w:line="240" w:lineRule="auto"/>
-      </w:pPr>
-      <w:r>
-        <w:rPr>
-          <w:rFonts w:ascii="Courier New" w:hAnsi="Courier New" w:cs="Courier New" w:eastAsia="Courier New"/>
-          <w:color w:val="000000"/>
-          <w:sz w:val="18"/>
-        </w:rPr>
-        <w:t xml:space="preserve">    {</w:t>
-      </w:r>
-    </w:p>
-    <w:p>
-      <w:pPr>
-        <w:spacing w:line="240" w:lineRule="auto"/>
-      </w:pPr>
-      <w:r>
-        <w:rPr>
-          <w:rFonts w:ascii="Courier New" w:hAnsi="Courier New" w:cs="Courier New" w:eastAsia="Courier New"/>
-          <w:color w:val="000000"/>
-          <w:sz w:val="18"/>
-        </w:rPr>
-        <w:t xml:space="preserve">        InitializeComponent();</w:t>
-      </w:r>
-    </w:p>
-    <w:p>
-      <w:pPr>
-        <w:spacing w:line="240" w:lineRule="auto"/>
-      </w:pPr>
-      <w:r>
-        <w:rPr>
-          <w:rFonts w:ascii="Courier New" w:hAnsi="Courier New" w:cs="Courier New" w:eastAsia="Courier New"/>
-          <w:color w:val="000000"/>
-          <w:sz w:val="18"/>
-        </w:rPr>
-        <w:t xml:space="preserve">        BindingContext = _vm = vm;</w:t>
-      </w:r>
-    </w:p>
-    <w:p>
-      <w:pPr>
-        <w:spacing w:line="240" w:lineRule="auto"/>
-      </w:pPr>
-      <w:r>
-        <w:rPr>
-          <w:rFonts w:ascii="Courier New" w:hAnsi="Courier New" w:cs="Courier New" w:eastAsia="Courier New"/>
-          <w:color w:val="000000"/>
-          <w:sz w:val="18"/>
-        </w:rPr>
-        <w:t xml:space="preserve">        // TableView не має ItemsSource, тому секції перебудовуються при зміні списку у ViewModel.</w:t>
-      </w:r>
-    </w:p>
-    <w:p>
-      <w:pPr>
-        <w:spacing w:line="240" w:lineRule="auto"/>
-      </w:pPr>
-      <w:r>
-        <w:rPr>
-          <w:rFonts w:ascii="Courier New" w:hAnsi="Courier New" w:cs="Courier New" w:eastAsia="Courier New"/>
-          <w:color w:val="000000"/>
-          <w:sz w:val="18"/>
-        </w:rPr>
-        <w:t xml:space="preserve">        _vm.PropertyChanged += OnViewModelChanged;</w:t>
-      </w:r>
-    </w:p>
-    <w:p>
-      <w:pPr>
-        <w:spacing w:line="240" w:lineRule="auto"/>
-      </w:pPr>
-      <w:r>
-        <w:rPr>
-          <w:rFonts w:ascii="Courier New" w:hAnsi="Courier New" w:cs="Courier New" w:eastAsia="Courier New"/>
-          <w:color w:val="000000"/>
-          <w:sz w:val="18"/>
-        </w:rPr>
-        <w:t xml:space="preserve">        Rebuild();</w:t>
-      </w:r>
-    </w:p>
-    <w:p>
-      <w:pPr>
-        <w:spacing w:line="240" w:lineRule="auto"/>
-      </w:pPr>
-      <w:r>
-        <w:rPr>
-          <w:rFonts w:ascii="Courier New" w:hAnsi="Courier New" w:cs="Courier New" w:eastAsia="Courier New"/>
-          <w:color w:val="000000"/>
-          <w:sz w:val="18"/>
-        </w:rPr>
-        <w:t xml:space="preserve">    }</w:t>
-      </w:r>
-    </w:p>
-    <w:p>
-      <w:pPr>
-        <w:spacing w:line="240" w:lineRule="auto"/>
-      </w:pPr>
-      <w:r>
-        <w:rPr>
-          <w:rFonts w:ascii="Courier New" w:hAnsi="Courier New" w:cs="Courier New" w:eastAsia="Courier New"/>
-          <w:color w:val="000000"/>
-          <w:sz w:val="18"/>
-        </w:rPr>
-        <w:t xml:space="preserve"> </w:t>
-      </w:r>
-    </w:p>
-    <w:p>
-      <w:pPr>
-        <w:spacing w:line="240" w:lineRule="auto"/>
-      </w:pPr>
-      <w:r>
-        <w:rPr>
-          <w:rFonts w:ascii="Courier New" w:hAnsi="Courier New" w:cs="Courier New" w:eastAsia="Courier New"/>
-          <w:color w:val="000000"/>
-          <w:sz w:val="18"/>
-        </w:rPr>
-        <w:t xml:space="preserve">    protected override async void OnAppearing()</w:t>
-      </w:r>
-    </w:p>
-    <w:p>
-      <w:pPr>
-        <w:spacing w:line="240" w:lineRule="auto"/>
-      </w:pPr>
-      <w:r>
-        <w:rPr>
-          <w:rFonts w:ascii="Courier New" w:hAnsi="Courier New" w:cs="Courier New" w:eastAsia="Courier New"/>
-          <w:color w:val="000000"/>
-          <w:sz w:val="18"/>
-        </w:rPr>
-        <w:t xml:space="preserve">    {</w:t>
-      </w:r>
-    </w:p>
-    <w:p>
-      <w:pPr>
-        <w:spacing w:line="240" w:lineRule="auto"/>
-      </w:pPr>
-      <w:r>
-        <w:rPr>
-          <w:rFonts w:ascii="Courier New" w:hAnsi="Courier New" w:cs="Courier New" w:eastAsia="Courier New"/>
-          <w:color w:val="000000"/>
-          <w:sz w:val="18"/>
-        </w:rPr>
-        <w:t xml:space="preserve">        base.OnAppearing();</w:t>
-      </w:r>
-    </w:p>
-    <w:p>
-      <w:pPr>
-        <w:spacing w:line="240" w:lineRule="auto"/>
-      </w:pPr>
-      <w:r>
-        <w:rPr>
-          <w:rFonts w:ascii="Courier New" w:hAnsi="Courier New" w:cs="Courier New" w:eastAsia="Courier New"/>
-          <w:color w:val="000000"/>
-          <w:sz w:val="18"/>
-        </w:rPr>
-        <w:t xml:space="preserve">        if (_loaded) return;</w:t>
-      </w:r>
-    </w:p>
-    <w:p>
-      <w:pPr>
-        <w:spacing w:line="240" w:lineRule="auto"/>
-      </w:pPr>
-      <w:r>
-        <w:rPr>
-          <w:rFonts w:ascii="Courier New" w:hAnsi="Courier New" w:cs="Courier New" w:eastAsia="Courier New"/>
-          <w:color w:val="000000"/>
-          <w:sz w:val="18"/>
-        </w:rPr>
-        <w:t xml:space="preserve">        _loaded = true;</w:t>
-      </w:r>
-    </w:p>
-    <w:p>
-      <w:pPr>
-        <w:spacing w:line="240" w:lineRule="auto"/>
-      </w:pPr>
-      <w:r>
-        <w:rPr>
-          <w:rFonts w:ascii="Courier New" w:hAnsi="Courier New" w:cs="Courier New" w:eastAsia="Courier New"/>
-          <w:color w:val="000000"/>
-          <w:sz w:val="18"/>
-        </w:rPr>
-        <w:t xml:space="preserve">        await _vm.LoadAsync();</w:t>
-      </w:r>
-    </w:p>
-    <w:p>
-      <w:pPr>
-        <w:spacing w:line="240" w:lineRule="auto"/>
-      </w:pPr>
-      <w:r>
-        <w:rPr>
-          <w:rFonts w:ascii="Courier New" w:hAnsi="Courier New" w:cs="Courier New" w:eastAsia="Courier New"/>
-          <w:color w:val="000000"/>
-          <w:sz w:val="18"/>
-        </w:rPr>
-        <w:t xml:space="preserve">    }</w:t>
-      </w:r>
-    </w:p>
-    <w:p>
-      <w:pPr>
-        <w:spacing w:line="240" w:lineRule="auto"/>
-      </w:pPr>
-      <w:r>
-        <w:rPr>
-          <w:rFonts w:ascii="Courier New" w:hAnsi="Courier New" w:cs="Courier New" w:eastAsia="Courier New"/>
-          <w:color w:val="000000"/>
-          <w:sz w:val="18"/>
-        </w:rPr>
-        <w:t xml:space="preserve"> </w:t>
-      </w:r>
-    </w:p>
-    <w:p>
-      <w:pPr>
-        <w:spacing w:line="240" w:lineRule="auto"/>
-      </w:pPr>
-      <w:r>
-        <w:rPr>
-          <w:rFonts w:ascii="Courier New" w:hAnsi="Courier New" w:cs="Courier New" w:eastAsia="Courier New"/>
-          <w:color w:val="000000"/>
-          <w:sz w:val="18"/>
-        </w:rPr>
-        <w:t xml:space="preserve">    private void OnViewModelChanged(object? sender, PropertyChangedEventArgs e)</w:t>
-      </w:r>
-    </w:p>
-    <w:p>
-      <w:pPr>
-        <w:spacing w:line="240" w:lineRule="auto"/>
-      </w:pPr>
-      <w:r>
-        <w:rPr>
-          <w:rFonts w:ascii="Courier New" w:hAnsi="Courier New" w:cs="Courier New" w:eastAsia="Courier New"/>
-          <w:color w:val="000000"/>
-          <w:sz w:val="18"/>
-        </w:rPr>
-        <w:t xml:space="preserve">    {</w:t>
-      </w:r>
-    </w:p>
-    <w:p>
-      <w:pPr>
-        <w:spacing w:line="240" w:lineRule="auto"/>
-      </w:pPr>
-      <w:r>
-        <w:rPr>
-          <w:rFonts w:ascii="Courier New" w:hAnsi="Courier New" w:cs="Courier New" w:eastAsia="Courier New"/>
-          <w:color w:val="000000"/>
-          <w:sz w:val="18"/>
-        </w:rPr>
-        <w:t xml:space="preserve">        if (e.PropertyName == nameof(MainViewModel.WithLocation)) Rebuild();</w:t>
-      </w:r>
-    </w:p>
-    <w:p>
-      <w:pPr>
-        <w:spacing w:line="240" w:lineRule="auto"/>
-      </w:pPr>
-      <w:r>
-        <w:rPr>
-          <w:rFonts w:ascii="Courier New" w:hAnsi="Courier New" w:cs="Courier New" w:eastAsia="Courier New"/>
-          <w:color w:val="000000"/>
-          <w:sz w:val="18"/>
-        </w:rPr>
-        <w:t xml:space="preserve">    }</w:t>
-      </w:r>
-    </w:p>
-    <w:p>
-      <w:pPr>
-        <w:spacing w:line="240" w:lineRule="auto"/>
-      </w:pPr>
-      <w:r>
-        <w:rPr>
-          <w:rFonts w:ascii="Courier New" w:hAnsi="Courier New" w:cs="Courier New" w:eastAsia="Courier New"/>
-          <w:color w:val="000000"/>
-          <w:sz w:val="18"/>
-        </w:rPr>
-        <w:t xml:space="preserve"> </w:t>
-      </w:r>
-    </w:p>
-    <w:p>
-      <w:pPr>
-        <w:spacing w:line="240" w:lineRule="auto"/>
-      </w:pPr>
-      <w:r>
-        <w:rPr>
-          <w:rFonts w:ascii="Courier New" w:hAnsi="Courier New" w:cs="Courier New" w:eastAsia="Courier New"/>
-          <w:color w:val="000000"/>
-          <w:sz w:val="18"/>
-        </w:rPr>
-        <w:t xml:space="preserve">    private void Rebuild()</w:t>
-      </w:r>
-    </w:p>
-    <w:p>
-      <w:pPr>
-        <w:spacing w:line="240" w:lineRule="auto"/>
-      </w:pPr>
-      <w:r>
-        <w:rPr>
-          <w:rFonts w:ascii="Courier New" w:hAnsi="Courier New" w:cs="Courier New" w:eastAsia="Courier New"/>
-          <w:color w:val="000000"/>
-          <w:sz w:val="18"/>
-        </w:rPr>
-        <w:t xml:space="preserve">    {</w:t>
-      </w:r>
-    </w:p>
-    <w:p>
-      <w:pPr>
-        <w:spacing w:line="240" w:lineRule="auto"/>
-      </w:pPr>
-      <w:r>
-        <w:rPr>
-          <w:rFonts w:ascii="Courier New" w:hAnsi="Courier New" w:cs="Courier New" w:eastAsia="Courier New"/>
-          <w:color w:val="000000"/>
-          <w:sz w:val="18"/>
-        </w:rPr>
-        <w:t xml:space="preserve">        var root = new TableRoot();</w:t>
-      </w:r>
-    </w:p>
-    <w:p>
-      <w:pPr>
-        <w:spacing w:line="240" w:lineRule="auto"/>
-      </w:pPr>
-      <w:r>
-        <w:rPr>
-          <w:rFonts w:ascii="Courier New" w:hAnsi="Courier New" w:cs="Courier New" w:eastAsia="Courier New"/>
-          <w:color w:val="000000"/>
-          <w:sz w:val="18"/>
-        </w:rPr>
-        <w:t xml:space="preserve">        var withGps = _vm.WithLocation.ToList();</w:t>
-      </w:r>
-    </w:p>
-    <w:p>
-      <w:pPr>
-        <w:spacing w:line="240" w:lineRule="auto"/>
-      </w:pPr>
-      <w:r>
-        <w:rPr>
-          <w:rFonts w:ascii="Courier New" w:hAnsi="Courier New" w:cs="Courier New" w:eastAsia="Courier New"/>
-          <w:color w:val="000000"/>
-          <w:sz w:val="18"/>
-        </w:rPr>
-        <w:t xml:space="preserve">        var withoutGps = _vm.WithoutLocation.ToList();</w:t>
-      </w:r>
-    </w:p>
-    <w:p>
-      <w:pPr>
-        <w:spacing w:line="240" w:lineRule="auto"/>
-      </w:pPr>
-      <w:r>
-        <w:rPr>
-          <w:rFonts w:ascii="Courier New" w:hAnsi="Courier New" w:cs="Courier New" w:eastAsia="Courier New"/>
-          <w:color w:val="000000"/>
-          <w:sz w:val="18"/>
-        </w:rPr>
-        <w:t xml:space="preserve">        if (withGps.Count &gt; 0) root.Add(BuildSection($"📍 З геолокацією ({withGps.Count})", withGps));</w:t>
-      </w:r>
-    </w:p>
-    <w:p>
-      <w:pPr>
-        <w:spacing w:line="240" w:lineRule="auto"/>
-      </w:pPr>
-      <w:r>
-        <w:rPr>
-          <w:rFonts w:ascii="Courier New" w:hAnsi="Courier New" w:cs="Courier New" w:eastAsia="Courier New"/>
-          <w:color w:val="000000"/>
-          <w:sz w:val="18"/>
-        </w:rPr>
-        <w:t xml:space="preserve">        if (withoutGps.Count &gt; 0) root.Add(BuildSection($"Без геолокації ({withoutGps.Count})", withoutGps));</w:t>
-      </w:r>
-    </w:p>
-    <w:p>
-      <w:pPr>
-        <w:spacing w:line="240" w:lineRule="auto"/>
-      </w:pPr>
-      <w:r>
-        <w:rPr>
-          <w:rFonts w:ascii="Courier New" w:hAnsi="Courier New" w:cs="Courier New" w:eastAsia="Courier New"/>
-          <w:color w:val="000000"/>
-          <w:sz w:val="18"/>
-        </w:rPr>
-        <w:t xml:space="preserve">        Gallery.Root = root;</w:t>
-      </w:r>
-    </w:p>
-    <w:p>
-      <w:pPr>
-        <w:spacing w:line="240" w:lineRule="auto"/>
-      </w:pPr>
-      <w:r>
-        <w:rPr>
-          <w:rFonts w:ascii="Courier New" w:hAnsi="Courier New" w:cs="Courier New" w:eastAsia="Courier New"/>
-          <w:color w:val="000000"/>
-          <w:sz w:val="18"/>
-        </w:rPr>
-        <w:t xml:space="preserve">        EmptyLabel.IsVisible = withGps.Count + withoutGps.Count == 0;</w:t>
-      </w:r>
-    </w:p>
-    <w:p>
-      <w:pPr>
-        <w:spacing w:line="240" w:lineRule="auto"/>
-      </w:pPr>
-      <w:r>
-        <w:rPr>
-          <w:rFonts w:ascii="Courier New" w:hAnsi="Courier New" w:cs="Courier New" w:eastAsia="Courier New"/>
-          <w:color w:val="000000"/>
-          <w:sz w:val="18"/>
-        </w:rPr>
-        <w:t xml:space="preserve">    }</w:t>
-      </w:r>
-    </w:p>
-    <w:p>
-      <w:pPr>
-        <w:spacing w:line="240" w:lineRule="auto"/>
-      </w:pPr>
-      <w:r>
-        <w:rPr>
-          <w:rFonts w:ascii="Courier New" w:hAnsi="Courier New" w:cs="Courier New" w:eastAsia="Courier New"/>
-          <w:color w:val="000000"/>
-          <w:sz w:val="18"/>
-        </w:rPr>
-        <w:t xml:space="preserve"> </w:t>
-      </w:r>
-    </w:p>
-    <w:p>
-      <w:pPr>
-        <w:spacing w:line="240" w:lineRule="auto"/>
-      </w:pPr>
-      <w:r>
-        <w:rPr>
-          <w:rFonts w:ascii="Courier New" w:hAnsi="Courier New" w:cs="Courier New" w:eastAsia="Courier New"/>
-          <w:color w:val="000000"/>
-          <w:sz w:val="18"/>
-        </w:rPr>
-        <w:t xml:space="preserve">    private TableSection BuildSection(string title, IEnumerable&lt;PhotoItem&gt; photos)</w:t>
-      </w:r>
-    </w:p>
-    <w:p>
-      <w:pPr>
-        <w:spacing w:line="240" w:lineRule="auto"/>
-      </w:pPr>
-      <w:r>
-        <w:rPr>
-          <w:rFonts w:ascii="Courier New" w:hAnsi="Courier New" w:cs="Courier New" w:eastAsia="Courier New"/>
-          <w:color w:val="000000"/>
-          <w:sz w:val="18"/>
-        </w:rPr>
-        <w:t xml:space="preserve">    {</w:t>
-      </w:r>
-    </w:p>
-    <w:p>
-      <w:pPr>
-        <w:spacing w:line="240" w:lineRule="auto"/>
-      </w:pPr>
-      <w:r>
-        <w:rPr>
-          <w:rFonts w:ascii="Courier New" w:hAnsi="Courier New" w:cs="Courier New" w:eastAsia="Courier New"/>
-          <w:color w:val="000000"/>
-          <w:sz w:val="18"/>
-        </w:rPr>
-        <w:t xml:space="preserve">        var section = new TableSection(title);</w:t>
-      </w:r>
-    </w:p>
-    <w:p>
-      <w:pPr>
-        <w:spacing w:line="240" w:lineRule="auto"/>
-      </w:pPr>
-      <w:r>
-        <w:rPr>
-          <w:rFonts w:ascii="Courier New" w:hAnsi="Courier New" w:cs="Courier New" w:eastAsia="Courier New"/>
-          <w:color w:val="000000"/>
-          <w:sz w:val="18"/>
-        </w:rPr>
-        <w:t xml:space="preserve">        foreach (var photo in photos) section.Add(BuildCell(photo));</w:t>
-      </w:r>
-    </w:p>
-    <w:p>
-      <w:pPr>
-        <w:spacing w:line="240" w:lineRule="auto"/>
-      </w:pPr>
-      <w:r>
-        <w:rPr>
-          <w:rFonts w:ascii="Courier New" w:hAnsi="Courier New" w:cs="Courier New" w:eastAsia="Courier New"/>
-          <w:color w:val="000000"/>
-          <w:sz w:val="18"/>
-        </w:rPr>
-        <w:t xml:space="preserve">        return section;</w:t>
-      </w:r>
-    </w:p>
-    <w:p>
-      <w:pPr>
-        <w:spacing w:line="240" w:lineRule="auto"/>
-      </w:pPr>
-      <w:r>
-        <w:rPr>
-          <w:rFonts w:ascii="Courier New" w:hAnsi="Courier New" w:cs="Courier New" w:eastAsia="Courier New"/>
-          <w:color w:val="000000"/>
-          <w:sz w:val="18"/>
-        </w:rPr>
-        <w:t xml:space="preserve">    }</w:t>
-      </w:r>
-    </w:p>
-    <w:p>
-      <w:pPr>
-        <w:spacing w:line="240" w:lineRule="auto"/>
-      </w:pPr>
-      <w:r>
-        <w:rPr>
-          <w:rFonts w:ascii="Courier New" w:hAnsi="Courier New" w:cs="Courier New" w:eastAsia="Courier New"/>
-          <w:color w:val="000000"/>
-          <w:sz w:val="18"/>
-        </w:rPr>
-        <w:t xml:space="preserve"> </w:t>
-      </w:r>
-    </w:p>
-    <w:p>
-      <w:pPr>
-        <w:spacing w:line="240" w:lineRule="auto"/>
-      </w:pPr>
-      <w:r>
-        <w:rPr>
-          <w:rFonts w:ascii="Courier New" w:hAnsi="Courier New" w:cs="Courier New" w:eastAsia="Courier New"/>
-          <w:color w:val="000000"/>
-          <w:sz w:val="18"/>
-        </w:rPr>
-        <w:t xml:space="preserve">    /// &lt;summary&gt;Рядок галереї: мініатюра, ім'я файлу, дата й камера, координати.&lt;/summary&gt;</w:t>
-      </w:r>
-    </w:p>
-    <w:p>
-      <w:pPr>
-        <w:spacing w:line="240" w:lineRule="auto"/>
-      </w:pPr>
-      <w:r>
-        <w:rPr>
-          <w:rFonts w:ascii="Courier New" w:hAnsi="Courier New" w:cs="Courier New" w:eastAsia="Courier New"/>
-          <w:color w:val="000000"/>
-          <w:sz w:val="18"/>
-        </w:rPr>
-        <w:t xml:space="preserve">    private ViewCell BuildCell(PhotoItem photo)</w:t>
-      </w:r>
-    </w:p>
-    <w:p>
-      <w:pPr>
-        <w:spacing w:line="240" w:lineRule="auto"/>
-      </w:pPr>
-      <w:r>
-        <w:rPr>
-          <w:rFonts w:ascii="Courier New" w:hAnsi="Courier New" w:cs="Courier New" w:eastAsia="Courier New"/>
-          <w:color w:val="000000"/>
-          <w:sz w:val="18"/>
-        </w:rPr>
-        <w:t xml:space="preserve">    {</w:t>
-      </w:r>
-    </w:p>
-    <w:p>
-      <w:pPr>
-        <w:spacing w:line="240" w:lineRule="auto"/>
-      </w:pPr>
-      <w:r>
-        <w:rPr>
-          <w:rFonts w:ascii="Courier New" w:hAnsi="Courier New" w:cs="Courier New" w:eastAsia="Courier New"/>
-          <w:color w:val="000000"/>
-          <w:sz w:val="18"/>
-        </w:rPr>
-        <w:t xml:space="preserve">        var thumb = new Image</w:t>
-      </w:r>
-    </w:p>
-    <w:p>
-      <w:pPr>
-        <w:spacing w:line="240" w:lineRule="auto"/>
-      </w:pPr>
-      <w:r>
-        <w:rPr>
-          <w:rFonts w:ascii="Courier New" w:hAnsi="Courier New" w:cs="Courier New" w:eastAsia="Courier New"/>
-          <w:color w:val="000000"/>
-          <w:sz w:val="18"/>
-        </w:rPr>
-        <w:t xml:space="preserve">        {</w:t>
-      </w:r>
-    </w:p>
-    <w:p>
-      <w:pPr>
-        <w:spacing w:line="240" w:lineRule="auto"/>
-      </w:pPr>
-      <w:r>
-        <w:rPr>
-          <w:rFonts w:ascii="Courier New" w:hAnsi="Courier New" w:cs="Courier New" w:eastAsia="Courier New"/>
-          <w:color w:val="000000"/>
-          <w:sz w:val="18"/>
-        </w:rPr>
-        <w:t xml:space="preserve">            Source = ImageSource.FromFile(photo.FilePath),</w:t>
-      </w:r>
-    </w:p>
-    <w:p>
-      <w:pPr>
-        <w:spacing w:line="240" w:lineRule="auto"/>
-      </w:pPr>
-      <w:r>
-        <w:rPr>
-          <w:rFonts w:ascii="Courier New" w:hAnsi="Courier New" w:cs="Courier New" w:eastAsia="Courier New"/>
-          <w:color w:val="000000"/>
-          <w:sz w:val="18"/>
-        </w:rPr>
-        <w:t xml:space="preserve">            WidthRequest = 72,</w:t>
-      </w:r>
-    </w:p>
-    <w:p>
-      <w:pPr>
-        <w:spacing w:line="240" w:lineRule="auto"/>
-      </w:pPr>
-      <w:r>
-        <w:rPr>
-          <w:rFonts w:ascii="Courier New" w:hAnsi="Courier New" w:cs="Courier New" w:eastAsia="Courier New"/>
-          <w:color w:val="000000"/>
-          <w:sz w:val="18"/>
-        </w:rPr>
-        <w:t xml:space="preserve">            HeightRequest = 72,</w:t>
-      </w:r>
-    </w:p>
-    <w:p>
-      <w:pPr>
-        <w:spacing w:line="240" w:lineRule="auto"/>
-      </w:pPr>
-      <w:r>
-        <w:rPr>
-          <w:rFonts w:ascii="Courier New" w:hAnsi="Courier New" w:cs="Courier New" w:eastAsia="Courier New"/>
-          <w:color w:val="000000"/>
-          <w:sz w:val="18"/>
-        </w:rPr>
-        <w:t xml:space="preserve">            Aspect = Aspect.AspectFill,</w:t>
-      </w:r>
-    </w:p>
-    <w:p>
-      <w:pPr>
-        <w:spacing w:line="240" w:lineRule="auto"/>
-      </w:pPr>
-      <w:r>
-        <w:rPr>
-          <w:rFonts w:ascii="Courier New" w:hAnsi="Courier New" w:cs="Courier New" w:eastAsia="Courier New"/>
-          <w:color w:val="000000"/>
-          <w:sz w:val="18"/>
-        </w:rPr>
-        <w:t xml:space="preserve">        };</w:t>
-      </w:r>
-    </w:p>
-    <w:p>
-      <w:pPr>
-        <w:spacing w:line="240" w:lineRule="auto"/>
-      </w:pPr>
-      <w:r>
-        <w:rPr>
-          <w:rFonts w:ascii="Courier New" w:hAnsi="Courier New" w:cs="Courier New" w:eastAsia="Courier New"/>
-          <w:color w:val="000000"/>
-          <w:sz w:val="18"/>
-        </w:rPr>
-        <w:t xml:space="preserve">        var text = new VerticalStackLayout</w:t>
-      </w:r>
-    </w:p>
-    <w:p>
-      <w:pPr>
-        <w:spacing w:line="240" w:lineRule="auto"/>
-      </w:pPr>
-      <w:r>
-        <w:rPr>
-          <w:rFonts w:ascii="Courier New" w:hAnsi="Courier New" w:cs="Courier New" w:eastAsia="Courier New"/>
-          <w:color w:val="000000"/>
-          <w:sz w:val="18"/>
-        </w:rPr>
-        <w:t xml:space="preserve">        {</w:t>
-      </w:r>
-    </w:p>
-    <w:p>
-      <w:pPr>
-        <w:spacing w:line="240" w:lineRule="auto"/>
-      </w:pPr>
-      <w:r>
-        <w:rPr>
-          <w:rFonts w:ascii="Courier New" w:hAnsi="Courier New" w:cs="Courier New" w:eastAsia="Courier New"/>
-          <w:color w:val="000000"/>
-          <w:sz w:val="18"/>
-        </w:rPr>
-        <w:t xml:space="preserve">            Spacing = 2,</w:t>
-      </w:r>
-    </w:p>
-    <w:p>
-      <w:pPr>
-        <w:spacing w:line="240" w:lineRule="auto"/>
-      </w:pPr>
-      <w:r>
-        <w:rPr>
-          <w:rFonts w:ascii="Courier New" w:hAnsi="Courier New" w:cs="Courier New" w:eastAsia="Courier New"/>
-          <w:color w:val="000000"/>
-          <w:sz w:val="18"/>
-        </w:rPr>
-        <w:t xml:space="preserve">            VerticalOptions = LayoutOptions.Center,</w:t>
-      </w:r>
-    </w:p>
-    <w:p>
-      <w:pPr>
-        <w:spacing w:line="240" w:lineRule="auto"/>
-      </w:pPr>
-      <w:r>
-        <w:rPr>
-          <w:rFonts w:ascii="Courier New" w:hAnsi="Courier New" w:cs="Courier New" w:eastAsia="Courier New"/>
-          <w:color w:val="000000"/>
-          <w:sz w:val="18"/>
-        </w:rPr>
-        <w:t xml:space="preserve">            Children =</w:t>
-      </w:r>
-    </w:p>
-    <w:p>
-      <w:pPr>
-        <w:spacing w:line="240" w:lineRule="auto"/>
-      </w:pPr>
-      <w:r>
-        <w:rPr>
-          <w:rFonts w:ascii="Courier New" w:hAnsi="Courier New" w:cs="Courier New" w:eastAsia="Courier New"/>
-          <w:color w:val="000000"/>
-          <w:sz w:val="18"/>
-        </w:rPr>
-        <w:t xml:space="preserve">            {</w:t>
-      </w:r>
-    </w:p>
-    <w:p>
-      <w:pPr>
-        <w:spacing w:line="240" w:lineRule="auto"/>
-      </w:pPr>
-      <w:r>
-        <w:rPr>
-          <w:rFonts w:ascii="Courier New" w:hAnsi="Courier New" w:cs="Courier New" w:eastAsia="Courier New"/>
-          <w:color w:val="000000"/>
-          <w:sz w:val="18"/>
-        </w:rPr>
-        <w:t xml:space="preserve">                new Label { Text = photo.FileName, FontAttributes = FontAttributes.Bold, FontSize = 16 },</w:t>
-      </w:r>
-    </w:p>
-    <w:p>
-      <w:pPr>
-        <w:spacing w:line="240" w:lineRule="auto"/>
-      </w:pPr>
-      <w:r>
-        <w:rPr>
-          <w:rFonts w:ascii="Courier New" w:hAnsi="Courier New" w:cs="Courier New" w:eastAsia="Courier New"/>
-          <w:color w:val="000000"/>
-          <w:sz w:val="18"/>
-        </w:rPr>
-        <w:t xml:space="preserve">                new Label { Text = photo.Summary, FontSize = 13, TextColor = Colors.Gray },</w:t>
-      </w:r>
-    </w:p>
-    <w:p>
-      <w:pPr>
-        <w:spacing w:line="240" w:lineRule="auto"/>
-      </w:pPr>
-      <w:r>
-        <w:rPr>
-          <w:rFonts w:ascii="Courier New" w:hAnsi="Courier New" w:cs="Courier New" w:eastAsia="Courier New"/>
-          <w:color w:val="000000"/>
-          <w:sz w:val="18"/>
-        </w:rPr>
-        <w:t xml:space="preserve">                new Label { Text = photo.CoordinatesText, FontSize = 13,</w:t>
-      </w:r>
-    </w:p>
-    <w:p>
-      <w:pPr>
-        <w:spacing w:line="240" w:lineRule="auto"/>
-      </w:pPr>
-      <w:r>
-        <w:rPr>
-          <w:rFonts w:ascii="Courier New" w:hAnsi="Courier New" w:cs="Courier New" w:eastAsia="Courier New"/>
-          <w:color w:val="000000"/>
-          <w:sz w:val="18"/>
-        </w:rPr>
-        <w:t xml:space="preserve">                            TextColor = photo.HasLocation ? Color.FromArgb("#4f8ff7") : Colors.Gray },</w:t>
-      </w:r>
-    </w:p>
-    <w:p>
-      <w:pPr>
-        <w:spacing w:line="240" w:lineRule="auto"/>
-      </w:pPr>
-      <w:r>
-        <w:rPr>
-          <w:rFonts w:ascii="Courier New" w:hAnsi="Courier New" w:cs="Courier New" w:eastAsia="Courier New"/>
-          <w:color w:val="000000"/>
-          <w:sz w:val="18"/>
-        </w:rPr>
-        <w:t xml:space="preserve">            },</w:t>
-      </w:r>
-    </w:p>
-    <w:p>
-      <w:pPr>
-        <w:spacing w:line="240" w:lineRule="auto"/>
-      </w:pPr>
-      <w:r>
-        <w:rPr>
-          <w:rFonts w:ascii="Courier New" w:hAnsi="Courier New" w:cs="Courier New" w:eastAsia="Courier New"/>
-          <w:color w:val="000000"/>
-          <w:sz w:val="18"/>
-        </w:rPr>
-        <w:t xml:space="preserve">        };</w:t>
-      </w:r>
-    </w:p>
-    <w:p>
-      <w:pPr>
-        <w:spacing w:line="240" w:lineRule="auto"/>
-      </w:pPr>
-      <w:r>
-        <w:rPr>
-          <w:rFonts w:ascii="Courier New" w:hAnsi="Courier New" w:cs="Courier New" w:eastAsia="Courier New"/>
-          <w:color w:val="000000"/>
-          <w:sz w:val="18"/>
-        </w:rPr>
-        <w:t xml:space="preserve">        var row = new Grid { ColumnDefinitions = [new(72), new(GridLength.Star)], ColumnSpacing = 12, Padding = new Thickness(12, 6) };</w:t>
-      </w:r>
-    </w:p>
-    <w:p>
-      <w:pPr>
-        <w:spacing w:line="240" w:lineRule="auto"/>
-      </w:pPr>
-      <w:r>
-        <w:rPr>
-          <w:rFonts w:ascii="Courier New" w:hAnsi="Courier New" w:cs="Courier New" w:eastAsia="Courier New"/>
-          <w:color w:val="000000"/>
-          <w:sz w:val="18"/>
-        </w:rPr>
-        <w:t xml:space="preserve">        row.Add(thumb, 0);</w:t>
-      </w:r>
-    </w:p>
-    <w:p>
-      <w:pPr>
-        <w:spacing w:line="240" w:lineRule="auto"/>
-      </w:pPr>
-      <w:r>
-        <w:rPr>
-          <w:rFonts w:ascii="Courier New" w:hAnsi="Courier New" w:cs="Courier New" w:eastAsia="Courier New"/>
-          <w:color w:val="000000"/>
-          <w:sz w:val="18"/>
-        </w:rPr>
-        <w:t xml:space="preserve">        row.Add(text, 1);</w:t>
-      </w:r>
-    </w:p>
-    <w:p>
-      <w:pPr>
-        <w:spacing w:line="240" w:lineRule="auto"/>
-      </w:pPr>
-      <w:r>
-        <w:rPr>
-          <w:rFonts w:ascii="Courier New" w:hAnsi="Courier New" w:cs="Courier New" w:eastAsia="Courier New"/>
-          <w:color w:val="000000"/>
-          <w:sz w:val="18"/>
-        </w:rPr>
-        <w:t xml:space="preserve"> </w:t>
-      </w:r>
-    </w:p>
-    <w:p>
-      <w:pPr>
-        <w:spacing w:line="240" w:lineRule="auto"/>
-      </w:pPr>
-      <w:r>
-        <w:rPr>
-          <w:rFonts w:ascii="Courier New" w:hAnsi="Courier New" w:cs="Courier New" w:eastAsia="Courier New"/>
-          <w:color w:val="000000"/>
-          <w:sz w:val="18"/>
-        </w:rPr>
-        <w:t xml:space="preserve">        var cell = new ViewCell { View = row };</w:t>
-      </w:r>
-    </w:p>
-    <w:p>
-      <w:pPr>
-        <w:spacing w:line="240" w:lineRule="auto"/>
-      </w:pPr>
-      <w:r>
-        <w:rPr>
-          <w:rFonts w:ascii="Courier New" w:hAnsi="Courier New" w:cs="Courier New" w:eastAsia="Courier New"/>
-          <w:color w:val="000000"/>
-          <w:sz w:val="18"/>
-        </w:rPr>
-        <w:t xml:space="preserve">        cell.Tapped += (_, _) =&gt; _vm.OpenCommand.Execute(photo);</w:t>
-      </w:r>
-    </w:p>
-    <w:p>
-      <w:pPr>
-        <w:spacing w:line="240" w:lineRule="auto"/>
-      </w:pPr>
-      <w:r>
-        <w:rPr>
-          <w:rFonts w:ascii="Courier New" w:hAnsi="Courier New" w:cs="Courier New" w:eastAsia="Courier New"/>
-          <w:color w:val="000000"/>
-          <w:sz w:val="18"/>
-        </w:rPr>
-        <w:t xml:space="preserve">        cell.ContextActions.Add(new MenuItem { Text = "Видалити", IsDestructive = true, Command = _vm.RemoveCommand, CommandParameter = photo });</w:t>
-      </w:r>
-    </w:p>
-    <w:p>
-      <w:pPr>
-        <w:spacing w:line="240" w:lineRule="auto"/>
-      </w:pPr>
-      <w:r>
-        <w:rPr>
-          <w:rFonts w:ascii="Courier New" w:hAnsi="Courier New" w:cs="Courier New" w:eastAsia="Courier New"/>
-          <w:color w:val="000000"/>
-          <w:sz w:val="18"/>
-        </w:rPr>
-        <w:t xml:space="preserve">        return cell;</w:t>
-      </w:r>
-    </w:p>
-    <w:p>
-      <w:pPr>
-        <w:spacing w:line="240" w:lineRule="auto"/>
-      </w:pPr>
-      <w:r>
-        <w:rPr>
-          <w:rFonts w:ascii="Courier New" w:hAnsi="Courier New" w:cs="Courier New" w:eastAsia="Courier New"/>
-          <w:color w:val="000000"/>
-          <w:sz w:val="18"/>
-        </w:rPr>
-        <w:t xml:space="preserve">    }</w:t>
-      </w:r>
-    </w:p>
-    <w:p>
-      <w:pPr>
-        <w:spacing w:line="240" w:lineRule="auto"/>
-      </w:pPr>
-      <w:r>
-        <w:rPr>
-          <w:rFonts w:ascii="Courier New" w:hAnsi="Courier New" w:cs="Courier New" w:eastAsia="Courier New"/>
-          <w:color w:val="000000"/>
-          <w:sz w:val="18"/>
-        </w:rPr>
-        <w:t>}</w:t>
-      </w:r>
-    </w:p>
-    <w:p>
-      <w:pPr>
-        <w:pStyle w:val="Heading2"/>
-        <w:pageBreakBefore/>
-      </w:pPr>
-      <w:r>
-        <w:t>ДОДАТОК Е</w:t>
-      </w:r>
-    </w:p>
-    <w:p>
-      <w:pPr>
-        <w:jc w:val="center"/>
-      </w:pPr>
-      <w:r>
-        <w:rPr>
-          <w:b/>
-        </w:rPr>
-        <w:t>Views/PhotoPage.xaml</w:t>
-      </w:r>
-    </w:p>
-    <w:p>
-      <w:pPr>
-        <w:spacing w:line="240" w:lineRule="auto"/>
-      </w:pPr>
-      <w:r>
-        <w:rPr>
-          <w:rFonts w:ascii="Courier New" w:hAnsi="Courier New" w:cs="Courier New" w:eastAsia="Courier New"/>
-          <w:color w:val="000000"/>
-          <w:sz w:val="18"/>
-        </w:rPr>
-        <w:t>&lt;?xml version="1.0" encoding="utf-8" ?&gt;</w:t>
-      </w:r>
-    </w:p>
-    <w:p>
-      <w:pPr>
-        <w:spacing w:line="240" w:lineRule="auto"/>
-      </w:pPr>
-      <w:r>
-        <w:rPr>
-          <w:rFonts w:ascii="Courier New" w:hAnsi="Courier New" w:cs="Courier New" w:eastAsia="Courier New"/>
-          <w:color w:val="000000"/>
-          <w:sz w:val="18"/>
-        </w:rPr>
-        <w:t>&lt;ContentPage xmlns="http://schemas.microsoft.com/dotnet/2021/maui"</w:t>
-      </w:r>
-    </w:p>
-    <w:p>
-      <w:pPr>
-        <w:spacing w:line="240" w:lineRule="auto"/>
-      </w:pPr>
-      <w:r>
-        <w:rPr>
-          <w:rFonts w:ascii="Courier New" w:hAnsi="Courier New" w:cs="Courier New" w:eastAsia="Courier New"/>
-          <w:color w:val="000000"/>
-          <w:sz w:val="18"/>
-        </w:rPr>
-        <w:t xml:space="preserve">             xmlns:x="http://schemas.microsoft.com/winfx/2009/xaml"</w:t>
-      </w:r>
-    </w:p>
-    <w:p>
-      <w:pPr>
-        <w:spacing w:line="240" w:lineRule="auto"/>
-      </w:pPr>
-      <w:r>
-        <w:rPr>
-          <w:rFonts w:ascii="Courier New" w:hAnsi="Courier New" w:cs="Courier New" w:eastAsia="Courier New"/>
-          <w:color w:val="000000"/>
-          <w:sz w:val="18"/>
-        </w:rPr>
-        <w:t xml:space="preserve">             xmlns:vm="clr-namespace:PhotoGallery.ViewModels"</w:t>
-      </w:r>
-    </w:p>
-    <w:p>
-      <w:pPr>
-        <w:spacing w:line="240" w:lineRule="auto"/>
-      </w:pPr>
-      <w:r>
-        <w:rPr>
-          <w:rFonts w:ascii="Courier New" w:hAnsi="Courier New" w:cs="Courier New" w:eastAsia="Courier New"/>
-          <w:color w:val="000000"/>
-          <w:sz w:val="18"/>
-        </w:rPr>
-        <w:t xml:space="preserve">             x:Class="PhotoGallery.Views.PhotoPage"</w:t>
-      </w:r>
-    </w:p>
-    <w:p>
-      <w:pPr>
-        <w:spacing w:line="240" w:lineRule="auto"/>
-      </w:pPr>
-      <w:r>
-        <w:rPr>
-          <w:rFonts w:ascii="Courier New" w:hAnsi="Courier New" w:cs="Courier New" w:eastAsia="Courier New"/>
-          <w:color w:val="000000"/>
-          <w:sz w:val="18"/>
-        </w:rPr>
-        <w:t xml:space="preserve">             x:DataType="vm:PhotoViewModel"</w:t>
-      </w:r>
-    </w:p>
-    <w:p>
-      <w:pPr>
-        <w:spacing w:line="240" w:lineRule="auto"/>
-      </w:pPr>
-      <w:r>
-        <w:rPr>
-          <w:rFonts w:ascii="Courier New" w:hAnsi="Courier New" w:cs="Courier New" w:eastAsia="Courier New"/>
-          <w:color w:val="000000"/>
-          <w:sz w:val="18"/>
-        </w:rPr>
-        <w:t xml:space="preserve">             Title="{Binding Photo.FileName}"&gt;</w:t>
-      </w:r>
-    </w:p>
-    <w:p>
-      <w:pPr>
-        <w:spacing w:line="240" w:lineRule="auto"/>
-      </w:pPr>
-      <w:r>
-        <w:rPr>
-          <w:rFonts w:ascii="Courier New" w:hAnsi="Courier New" w:cs="Courier New" w:eastAsia="Courier New"/>
-          <w:color w:val="000000"/>
-          <w:sz w:val="18"/>
-        </w:rPr>
-        <w:t xml:space="preserve"> </w:t>
-      </w:r>
-    </w:p>
-    <w:p>
-      <w:pPr>
-        <w:spacing w:line="240" w:lineRule="auto"/>
-      </w:pPr>
-      <w:r>
-        <w:rPr>
-          <w:rFonts w:ascii="Courier New" w:hAnsi="Courier New" w:cs="Courier New" w:eastAsia="Courier New"/>
-          <w:color w:val="000000"/>
-          <w:sz w:val="18"/>
-        </w:rPr>
-        <w:t xml:space="preserve">    &lt;Grid ColumnDefinitions="*,*" RowDefinitions="*" Padding="12" ColumnSpacing="12"&gt;</w:t>
-      </w:r>
-    </w:p>
-    <w:p>
-      <w:pPr>
-        <w:spacing w:line="240" w:lineRule="auto"/>
-      </w:pPr>
-      <w:r>
-        <w:rPr>
-          <w:rFonts w:ascii="Courier New" w:hAnsi="Courier New" w:cs="Courier New" w:eastAsia="Courier New"/>
-          <w:color w:val="000000"/>
-          <w:sz w:val="18"/>
-        </w:rPr>
-        <w:t xml:space="preserve">        &lt;!-- Ліва колонка: зображення та метадані --&gt;</w:t>
-      </w:r>
-    </w:p>
-    <w:p>
-      <w:pPr>
-        <w:spacing w:line="240" w:lineRule="auto"/>
-      </w:pPr>
-      <w:r>
-        <w:rPr>
-          <w:rFonts w:ascii="Courier New" w:hAnsi="Courier New" w:cs="Courier New" w:eastAsia="Courier New"/>
-          <w:color w:val="000000"/>
-          <w:sz w:val="18"/>
-        </w:rPr>
-        <w:t xml:space="preserve">        &lt;ScrollView Grid.Column="0"&gt;</w:t>
-      </w:r>
-    </w:p>
-    <w:p>
-      <w:pPr>
-        <w:spacing w:line="240" w:lineRule="auto"/>
-      </w:pPr>
-      <w:r>
-        <w:rPr>
-          <w:rFonts w:ascii="Courier New" w:hAnsi="Courier New" w:cs="Courier New" w:eastAsia="Courier New"/>
-          <w:color w:val="000000"/>
-          <w:sz w:val="18"/>
-        </w:rPr>
-        <w:t xml:space="preserve">            &lt;VerticalStackLayout Spacing="8"&gt;</w:t>
-      </w:r>
-    </w:p>
-    <w:p>
-      <w:pPr>
-        <w:spacing w:line="240" w:lineRule="auto"/>
-      </w:pPr>
-      <w:r>
-        <w:rPr>
-          <w:rFonts w:ascii="Courier New" w:hAnsi="Courier New" w:cs="Courier New" w:eastAsia="Courier New"/>
-          <w:color w:val="000000"/>
-          <w:sz w:val="18"/>
-        </w:rPr>
-        <w:t xml:space="preserve">                &lt;Image Source="{Binding Photo.FilePath}" Aspect="AspectFit" HeightRequest="320" /&gt;</w:t>
-      </w:r>
-    </w:p>
-    <w:p>
-      <w:pPr>
-        <w:spacing w:line="240" w:lineRule="auto"/>
-      </w:pPr>
-      <w:r>
-        <w:rPr>
-          <w:rFonts w:ascii="Courier New" w:hAnsi="Courier New" w:cs="Courier New" w:eastAsia="Courier New"/>
-          <w:color w:val="000000"/>
-          <w:sz w:val="18"/>
-        </w:rPr>
-        <w:t xml:space="preserve"> </w:t>
-      </w:r>
-    </w:p>
-    <w:p>
-      <w:pPr>
-        <w:spacing w:line="240" w:lineRule="auto"/>
-      </w:pPr>
-      <w:r>
-        <w:rPr>
-          <w:rFonts w:ascii="Courier New" w:hAnsi="Courier New" w:cs="Courier New" w:eastAsia="Courier New"/>
-          <w:color w:val="000000"/>
-          <w:sz w:val="18"/>
-        </w:rPr>
-        <w:t xml:space="preserve">                &lt;TableView Intent="Data" HeightRequest="380"&gt;</w:t>
-      </w:r>
-    </w:p>
-    <w:p>
-      <w:pPr>
-        <w:spacing w:line="240" w:lineRule="auto"/>
-      </w:pPr>
-      <w:r>
-        <w:rPr>
-          <w:rFonts w:ascii="Courier New" w:hAnsi="Courier New" w:cs="Courier New" w:eastAsia="Courier New"/>
-          <w:color w:val="000000"/>
-          <w:sz w:val="18"/>
-        </w:rPr>
-        <w:t xml:space="preserve">                    &lt;TableRoot&gt;</w:t>
-      </w:r>
-    </w:p>
-    <w:p>
-      <w:pPr>
-        <w:spacing w:line="240" w:lineRule="auto"/>
-      </w:pPr>
-      <w:r>
-        <w:rPr>
-          <w:rFonts w:ascii="Courier New" w:hAnsi="Courier New" w:cs="Courier New" w:eastAsia="Courier New"/>
-          <w:color w:val="000000"/>
-          <w:sz w:val="18"/>
-        </w:rPr>
-        <w:t xml:space="preserve">                        &lt;TableSection Title="Файл"&gt;</w:t>
-      </w:r>
-    </w:p>
-    <w:p>
-      <w:pPr>
-        <w:spacing w:line="240" w:lineRule="auto"/>
-      </w:pPr>
-      <w:r>
-        <w:rPr>
-          <w:rFonts w:ascii="Courier New" w:hAnsi="Courier New" w:cs="Courier New" w:eastAsia="Courier New"/>
-          <w:color w:val="000000"/>
-          <w:sz w:val="18"/>
-        </w:rPr>
-        <w:t xml:space="preserve">                            &lt;TextCell Text="Ім'я" Detail="{Binding Photo.FileName}" /&gt;</w:t>
-      </w:r>
-    </w:p>
-    <w:p>
-      <w:pPr>
-        <w:spacing w:line="240" w:lineRule="auto"/>
-      </w:pPr>
-      <w:r>
-        <w:rPr>
-          <w:rFonts w:ascii="Courier New" w:hAnsi="Courier New" w:cs="Courier New" w:eastAsia="Courier New"/>
-          <w:color w:val="000000"/>
-          <w:sz w:val="18"/>
-        </w:rPr>
-        <w:t xml:space="preserve">                            &lt;TextCell Text="Розмір" Detail="{Binding Photo.SizeText}" /&gt;</w:t>
-      </w:r>
-    </w:p>
-    <w:p>
-      <w:pPr>
-        <w:spacing w:line="240" w:lineRule="auto"/>
-      </w:pPr>
-      <w:r>
-        <w:rPr>
-          <w:rFonts w:ascii="Courier New" w:hAnsi="Courier New" w:cs="Courier New" w:eastAsia="Courier New"/>
-          <w:color w:val="000000"/>
-          <w:sz w:val="18"/>
-        </w:rPr>
-        <w:t xml:space="preserve">                            &lt;TextCell Text="Роздільна здатність" Detail="{Binding Photo.Resolution}" /&gt;</w:t>
-      </w:r>
-    </w:p>
-    <w:p>
-      <w:pPr>
-        <w:spacing w:line="240" w:lineRule="auto"/>
-      </w:pPr>
-      <w:r>
-        <w:rPr>
-          <w:rFonts w:ascii="Courier New" w:hAnsi="Courier New" w:cs="Courier New" w:eastAsia="Courier New"/>
-          <w:color w:val="000000"/>
-          <w:sz w:val="18"/>
-        </w:rPr>
-        <w:t xml:space="preserve">                        &lt;/TableSection&gt;</w:t>
-      </w:r>
-    </w:p>
-    <w:p>
-      <w:pPr>
-        <w:spacing w:line="240" w:lineRule="auto"/>
-      </w:pPr>
-      <w:r>
-        <w:rPr>
-          <w:rFonts w:ascii="Courier New" w:hAnsi="Courier New" w:cs="Courier New" w:eastAsia="Courier New"/>
-          <w:color w:val="000000"/>
-          <w:sz w:val="18"/>
-        </w:rPr>
-        <w:t xml:space="preserve">                        &lt;TableSection Title="EXIF"&gt;</w:t>
-      </w:r>
-    </w:p>
-    <w:p>
-      <w:pPr>
-        <w:spacing w:line="240" w:lineRule="auto"/>
-      </w:pPr>
-      <w:r>
-        <w:rPr>
-          <w:rFonts w:ascii="Courier New" w:hAnsi="Courier New" w:cs="Courier New" w:eastAsia="Courier New"/>
-          <w:color w:val="000000"/>
-          <w:sz w:val="18"/>
-        </w:rPr>
-        <w:t xml:space="preserve">                            &lt;TextCell Text="Камера" Detail="{Binding Photo.Camera, TargetNullValue='невідомо'}" /&gt;</w:t>
-      </w:r>
-    </w:p>
-    <w:p>
-      <w:pPr>
-        <w:spacing w:line="240" w:lineRule="auto"/>
-      </w:pPr>
-      <w:r>
-        <w:rPr>
-          <w:rFonts w:ascii="Courier New" w:hAnsi="Courier New" w:cs="Courier New" w:eastAsia="Courier New"/>
-          <w:color w:val="000000"/>
-          <w:sz w:val="18"/>
-        </w:rPr>
-        <w:t xml:space="preserve">                            &lt;TextCell Text="Дата зйомки" Detail="{Binding Photo.DateText}" /&gt;</w:t>
-      </w:r>
-    </w:p>
-    <w:p>
-      <w:pPr>
-        <w:spacing w:line="240" w:lineRule="auto"/>
-      </w:pPr>
-      <w:r>
-        <w:rPr>
-          <w:rFonts w:ascii="Courier New" w:hAnsi="Courier New" w:cs="Courier New" w:eastAsia="Courier New"/>
-          <w:color w:val="000000"/>
-          <w:sz w:val="18"/>
-        </w:rPr>
-        <w:t xml:space="preserve">                            &lt;TextCell Text="Координати (широта, довгота)" Detail="{Binding Photo.CoordinatesText}" /&gt;</w:t>
-      </w:r>
-    </w:p>
-    <w:p>
-      <w:pPr>
-        <w:spacing w:line="240" w:lineRule="auto"/>
-      </w:pPr>
-      <w:r>
-        <w:rPr>
-          <w:rFonts w:ascii="Courier New" w:hAnsi="Courier New" w:cs="Courier New" w:eastAsia="Courier New"/>
-          <w:color w:val="000000"/>
-          <w:sz w:val="18"/>
-        </w:rPr>
-        <w:t xml:space="preserve">                            &lt;TextCell Text="Висота, м" Detail="{Binding Photo.Altitude, StringFormat='{0:F1}', TargetNullValue='—'}" /&gt;</w:t>
-      </w:r>
-    </w:p>
-    <w:p>
-      <w:pPr>
-        <w:spacing w:line="240" w:lineRule="auto"/>
-      </w:pPr>
-      <w:r>
-        <w:rPr>
-          <w:rFonts w:ascii="Courier New" w:hAnsi="Courier New" w:cs="Courier New" w:eastAsia="Courier New"/>
-          <w:color w:val="000000"/>
-          <w:sz w:val="18"/>
-        </w:rPr>
-        <w:t xml:space="preserve">                        &lt;/TableSection&gt;</w:t>
-      </w:r>
-    </w:p>
-    <w:p>
-      <w:pPr>
-        <w:spacing w:line="240" w:lineRule="auto"/>
-      </w:pPr>
-      <w:r>
-        <w:rPr>
-          <w:rFonts w:ascii="Courier New" w:hAnsi="Courier New" w:cs="Courier New" w:eastAsia="Courier New"/>
-          <w:color w:val="000000"/>
-          <w:sz w:val="18"/>
-        </w:rPr>
-        <w:t xml:space="preserve">                    &lt;/TableRoot&gt;</w:t>
-      </w:r>
-    </w:p>
-    <w:p>
-      <w:pPr>
-        <w:spacing w:line="240" w:lineRule="auto"/>
-      </w:pPr>
-      <w:r>
-        <w:rPr>
-          <w:rFonts w:ascii="Courier New" w:hAnsi="Courier New" w:cs="Courier New" w:eastAsia="Courier New"/>
-          <w:color w:val="000000"/>
-          <w:sz w:val="18"/>
-        </w:rPr>
-        <w:t xml:space="preserve">                &lt;/TableView&gt;</w:t>
-      </w:r>
-    </w:p>
-    <w:p>
-      <w:pPr>
-        <w:spacing w:line="240" w:lineRule="auto"/>
-      </w:pPr>
-      <w:r>
-        <w:rPr>
-          <w:rFonts w:ascii="Courier New" w:hAnsi="Courier New" w:cs="Courier New" w:eastAsia="Courier New"/>
-          <w:color w:val="000000"/>
-          <w:sz w:val="18"/>
-        </w:rPr>
-        <w:t xml:space="preserve">            &lt;/VerticalStackLayout&gt;</w:t>
-      </w:r>
-    </w:p>
-    <w:p>
-      <w:pPr>
-        <w:spacing w:line="240" w:lineRule="auto"/>
-      </w:pPr>
-      <w:r>
-        <w:rPr>
-          <w:rFonts w:ascii="Courier New" w:hAnsi="Courier New" w:cs="Courier New" w:eastAsia="Courier New"/>
-          <w:color w:val="000000"/>
-          <w:sz w:val="18"/>
-        </w:rPr>
-        <w:t xml:space="preserve">        &lt;/ScrollView&gt;</w:t>
-      </w:r>
-    </w:p>
-    <w:p>
-      <w:pPr>
-        <w:spacing w:line="240" w:lineRule="auto"/>
-      </w:pPr>
-      <w:r>
-        <w:rPr>
-          <w:rFonts w:ascii="Courier New" w:hAnsi="Courier New" w:cs="Courier New" w:eastAsia="Courier New"/>
-          <w:color w:val="000000"/>
-          <w:sz w:val="18"/>
-        </w:rPr>
-        <w:t xml:space="preserve"> </w:t>
-      </w:r>
-    </w:p>
-    <w:p>
-      <w:pPr>
-        <w:spacing w:line="240" w:lineRule="auto"/>
-      </w:pPr>
-      <w:r>
-        <w:rPr>
-          <w:rFonts w:ascii="Courier New" w:hAnsi="Courier New" w:cs="Courier New" w:eastAsia="Courier New"/>
-          <w:color w:val="000000"/>
-          <w:sz w:val="18"/>
-        </w:rPr>
-        <w:t xml:space="preserve">        &lt;!-- Права колонка: місце зйомки --&gt;</w:t>
-      </w:r>
-    </w:p>
-    <w:p>
-      <w:pPr>
-        <w:spacing w:line="240" w:lineRule="auto"/>
-      </w:pPr>
-      <w:r>
-        <w:rPr>
-          <w:rFonts w:ascii="Courier New" w:hAnsi="Courier New" w:cs="Courier New" w:eastAsia="Courier New"/>
-          <w:color w:val="000000"/>
-          <w:sz w:val="18"/>
-        </w:rPr>
-        <w:t xml:space="preserve">        &lt;Grid Grid.Column="1" RowDefinitions="Auto,*,Auto" RowSpacing="8"&gt;</w:t>
-      </w:r>
-    </w:p>
-    <w:p>
-      <w:pPr>
-        <w:spacing w:line="240" w:lineRule="auto"/>
-      </w:pPr>
-      <w:r>
-        <w:rPr>
-          <w:rFonts w:ascii="Courier New" w:hAnsi="Courier New" w:cs="Courier New" w:eastAsia="Courier New"/>
-          <w:color w:val="000000"/>
-          <w:sz w:val="18"/>
-        </w:rPr>
-        <w:t xml:space="preserve">            &lt;Label Grid.Row="0" Text="Місце зйомки" FontAttributes="Bold" FontSize="18" /&gt;</w:t>
-      </w:r>
-    </w:p>
-    <w:p>
-      <w:pPr>
-        <w:spacing w:line="240" w:lineRule="auto"/>
-      </w:pPr>
-      <w:r>
-        <w:rPr>
-          <w:rFonts w:ascii="Courier New" w:hAnsi="Courier New" w:cs="Courier New" w:eastAsia="Courier New"/>
-          <w:color w:val="000000"/>
-          <w:sz w:val="18"/>
-        </w:rPr>
-        <w:t xml:space="preserve">            &lt;WebView Grid.Row="1" Source="{Binding MapSource}" IsVisible="{Binding Photo.HasLocation}" /&gt;</w:t>
-      </w:r>
-    </w:p>
-    <w:p>
-      <w:pPr>
-        <w:spacing w:line="240" w:lineRule="auto"/>
-      </w:pPr>
-      <w:r>
-        <w:rPr>
-          <w:rFonts w:ascii="Courier New" w:hAnsi="Courier New" w:cs="Courier New" w:eastAsia="Courier New"/>
-          <w:color w:val="000000"/>
-          <w:sz w:val="18"/>
-        </w:rPr>
-        <w:t xml:space="preserve">            &lt;Label Grid.Row="1" IsVisible="{Binding Photo.HasLocation, Converter={StaticResource InvertBool}}"</w:t>
-      </w:r>
-    </w:p>
-    <w:p>
-      <w:pPr>
-        <w:spacing w:line="240" w:lineRule="auto"/>
-      </w:pPr>
-      <w:r>
-        <w:rPr>
-          <w:rFonts w:ascii="Courier New" w:hAnsi="Courier New" w:cs="Courier New" w:eastAsia="Courier New"/>
-          <w:color w:val="000000"/>
-          <w:sz w:val="18"/>
-        </w:rPr>
-        <w:t xml:space="preserve">                   Text="У цьому файлі немає GPS-координат. Камера або телефон не записали геолокацію (вимкнена в налаштуваннях камери, фото оброблене чи пересилалося через месенджер)."</w:t>
-      </w:r>
-    </w:p>
-    <w:p>
-      <w:pPr>
-        <w:spacing w:line="240" w:lineRule="auto"/>
-      </w:pPr>
-      <w:r>
-        <w:rPr>
-          <w:rFonts w:ascii="Courier New" w:hAnsi="Courier New" w:cs="Courier New" w:eastAsia="Courier New"/>
-          <w:color w:val="000000"/>
-          <w:sz w:val="18"/>
-        </w:rPr>
-        <w:t xml:space="preserve">                   VerticalOptions="Center" HorizontalTextAlignment="Center" TextColor="Gray" /&gt;</w:t>
-      </w:r>
-    </w:p>
-    <w:p>
-      <w:pPr>
-        <w:spacing w:line="240" w:lineRule="auto"/>
-      </w:pPr>
-      <w:r>
-        <w:rPr>
-          <w:rFonts w:ascii="Courier New" w:hAnsi="Courier New" w:cs="Courier New" w:eastAsia="Courier New"/>
-          <w:color w:val="000000"/>
-          <w:sz w:val="18"/>
-        </w:rPr>
-        <w:t xml:space="preserve">            &lt;HorizontalStackLayout Grid.Row="2" Spacing="8" IsVisible="{Binding Photo.HasLocation}"&gt;</w:t>
-      </w:r>
-    </w:p>
-    <w:p>
-      <w:pPr>
-        <w:spacing w:line="240" w:lineRule="auto"/>
-      </w:pPr>
-      <w:r>
-        <w:rPr>
-          <w:rFonts w:ascii="Courier New" w:hAnsi="Courier New" w:cs="Courier New" w:eastAsia="Courier New"/>
-          <w:color w:val="000000"/>
-          <w:sz w:val="18"/>
-        </w:rPr>
-        <w:t xml:space="preserve">                &lt;Button Text="Відкрити в Картах" Command="{Binding OpenInMapsCommand}" /&gt;</w:t>
-      </w:r>
-    </w:p>
-    <w:p>
-      <w:pPr>
-        <w:spacing w:line="240" w:lineRule="auto"/>
-      </w:pPr>
-      <w:r>
-        <w:rPr>
-          <w:rFonts w:ascii="Courier New" w:hAnsi="Courier New" w:cs="Courier New" w:eastAsia="Courier New"/>
-          <w:color w:val="000000"/>
-          <w:sz w:val="18"/>
-        </w:rPr>
-        <w:t xml:space="preserve">                &lt;Button Text="Копіювати координати" Command="{Binding CopyCoordinatesCommand}" /&gt;</w:t>
-      </w:r>
-    </w:p>
-    <w:p>
-      <w:pPr>
-        <w:spacing w:line="240" w:lineRule="auto"/>
-      </w:pPr>
-      <w:r>
-        <w:rPr>
-          <w:rFonts w:ascii="Courier New" w:hAnsi="Courier New" w:cs="Courier New" w:eastAsia="Courier New"/>
-          <w:color w:val="000000"/>
-          <w:sz w:val="18"/>
-        </w:rPr>
-        <w:t xml:space="preserve">            &lt;/HorizontalStackLayout&gt;</w:t>
-      </w:r>
-    </w:p>
-    <w:p>
-      <w:pPr>
-        <w:spacing w:line="240" w:lineRule="auto"/>
-      </w:pPr>
-      <w:r>
-        <w:rPr>
-          <w:rFonts w:ascii="Courier New" w:hAnsi="Courier New" w:cs="Courier New" w:eastAsia="Courier New"/>
-          <w:color w:val="000000"/>
-          <w:sz w:val="18"/>
-        </w:rPr>
-        <w:t xml:space="preserve">        &lt;/Grid&gt;</w:t>
-      </w:r>
-    </w:p>
-    <w:p>
-      <w:pPr>
-        <w:spacing w:line="240" w:lineRule="auto"/>
-      </w:pPr>
-      <w:r>
-        <w:rPr>
-          <w:rFonts w:ascii="Courier New" w:hAnsi="Courier New" w:cs="Courier New" w:eastAsia="Courier New"/>
-          <w:color w:val="000000"/>
-          <w:sz w:val="18"/>
-        </w:rPr>
-        <w:t xml:space="preserve">    &lt;/Grid&gt;</w:t>
-      </w:r>
-    </w:p>
-    <w:p>
-      <w:pPr>
-        <w:spacing w:line="240" w:lineRule="auto"/>
-      </w:pPr>
-      <w:r>
-        <w:rPr>
-          <w:rFonts w:ascii="Courier New" w:hAnsi="Courier New" w:cs="Courier New" w:eastAsia="Courier New"/>
-          <w:color w:val="000000"/>
-          <w:sz w:val="18"/>
-        </w:rPr>
-        <w:t>&lt;/ContentPage&gt;</w:t>
       </w:r>
     </w:p>
     <w:sectPr>
